--- a/project_documentation/TZ.docx
+++ b/project_documentation/TZ.docx
@@ -575,34 +575,6 @@
         </w:rPr>
       </w:r>
       <w:r/>
-      <w:r>
-        <w:rPr>
-          <w:rFonts w:ascii="Times New Roman" w:hAnsi="Times New Roman" w:cs="Times New Roman" w:eastAsia="Times New Roman"/>
-          <w:color w:val="000000" w:themeColor="text1"/>
-          <w:sz w:val="35"/>
-          <w:highlight w:val="yellow"/>
-        </w:rPr>
-      </w:r>
-      <w:r>
-        <w:rPr>
-          <w:rFonts w:ascii="Times New Roman" w:hAnsi="Times New Roman" w:cs="Times New Roman" w:eastAsia="Times New Roman"/>
-          <w:color w:val="000000" w:themeColor="text1"/>
-          <w:sz w:val="35"/>
-          <w:highlight w:val="yellow"/>
-        </w:rPr>
-      </w:r>
-      <w:r>
-        <w:rPr>
-          <w:highlight w:val="yellow"/>
-        </w:rPr>
-      </w:r>
-      <w:r>
-        <w:rPr>
-          <w:rFonts w:ascii="Times New Roman" w:hAnsi="Times New Roman" w:cs="Times New Roman" w:eastAsia="Times New Roman"/>
-          <w:color w:val="000000"/>
-          <w:sz w:val="35"/>
-        </w:rPr>
-      </w:r>
     </w:p>
     <w:p>
       <w:pPr>
@@ -630,6 +602,7 @@
           <w:highlight w:val="none"/>
         </w:rPr>
       </w:r>
+      <w:r/>
     </w:p>
     <w:p>
       <w:pPr>
@@ -637,7 +610,7 @@
         <w:spacing w:before="0" w:after="0"/>
         <w:rPr>
           <w:rFonts w:ascii="Times New Roman" w:hAnsi="Times New Roman" w:cs="Times New Roman" w:eastAsia="Times New Roman"/>
-          <w:color w:val="000000" w:themeColor="text1"/>
+          <w:color w:val="000000"/>
           <w:sz w:val="35"/>
           <w:highlight w:val="none"/>
         </w:rPr>
@@ -712,6 +685,7 @@
           <w:highlight w:val="none"/>
         </w:rPr>
       </w:r>
+      <w:r/>
     </w:p>
     <w:p>
       <w:pPr>
@@ -792,7 +766,6 @@
         </w:rPr>
         <w:br w:type="page" w:clear="all"/>
       </w:r>
-      <w:r/>
       <w:r/>
     </w:p>
     <w:p>
@@ -905,31 +878,6 @@
         </w:rPr>
       </w:r>
       <w:r/>
-      <w:r>
-        <w:rPr>
-          <w:sz w:val="24"/>
-          <w:highlight w:val="yellow"/>
-        </w:rPr>
-      </w:r>
-      <w:r>
-        <w:rPr>
-          <w:sz w:val="24"/>
-          <w:highlight w:val="yellow"/>
-        </w:rPr>
-      </w:r>
-      <w:r>
-        <w:rPr>
-          <w:highlight w:val="yellow"/>
-        </w:rPr>
-      </w:r>
-      <w:r>
-        <w:rPr>
-          <w:rFonts w:ascii="Times New Roman" w:hAnsi="Times New Roman" w:cs="Times New Roman" w:eastAsia="Times New Roman"/>
-          <w:color w:val="000000"/>
-          <w:sz w:val="35"/>
-          <w:highlight w:val="none"/>
-        </w:rPr>
-      </w:r>
     </w:p>
     <w:p>
       <w:pPr>
@@ -984,6 +932,7 @@
           <w:highlight w:val="none"/>
         </w:rPr>
       </w:r>
+      <w:r/>
     </w:p>
     <w:p>
       <w:pPr>
@@ -1096,6 +1045,7 @@
           <w:highlight w:val="none"/>
         </w:rPr>
       </w:r>
+      <w:r/>
     </w:p>
     <w:p>
       <w:pPr>
@@ -1131,6 +1081,7 @@
           <w:highlight w:val="none"/>
         </w:rPr>
       </w:r>
+      <w:r/>
     </w:p>
     <w:p>
       <w:pPr>
@@ -1220,6 +1171,7 @@
           <w:highlight w:val="yellow"/>
         </w:rPr>
       </w:r>
+      <w:r/>
     </w:p>
     <w:p>
       <w:pPr>
@@ -1274,6 +1226,7 @@
           <w:highlight w:val="yellow"/>
         </w:rPr>
       </w:r>
+      <w:r/>
     </w:p>
     <w:p>
       <w:pPr>
@@ -1306,163 +1259,6 @@
           <w:rFonts w:ascii="Times New Roman" w:hAnsi="Times New Roman" w:cs="Times New Roman" w:eastAsia="Times New Roman"/>
           <w:color w:val="000000"/>
           <w:sz w:val="35"/>
-          <w:highlight w:val="none"/>
-        </w:rPr>
-      </w:r>
-      <w:r>
-        <w:rPr>
-          <w:rFonts w:ascii="Times New Roman" w:hAnsi="Times New Roman" w:cs="Times New Roman" w:eastAsia="Times New Roman"/>
-          <w:color w:val="000000"/>
-          <w:sz w:val="35"/>
-          <w:highlight w:val="none"/>
-        </w:rPr>
-      </w:r>
-      <w:r>
-        <w:rPr>
-          <w:rFonts w:ascii="Times New Roman" w:hAnsi="Times New Roman" w:cs="Times New Roman" w:eastAsia="Times New Roman"/>
-          <w:color w:val="000000"/>
-          <w:sz w:val="35"/>
-          <w:highlight w:val="none"/>
-        </w:rPr>
-      </w:r>
-      <w:r>
-        <w:rPr>
-          <w:rFonts w:ascii="Times New Roman" w:hAnsi="Times New Roman" w:cs="Times New Roman" w:eastAsia="Times New Roman"/>
-          <w:color w:val="000000"/>
-          <w:sz w:val="35"/>
-          <w:highlight w:val="none"/>
-        </w:rPr>
-      </w:r>
-    </w:p>
-    <w:p>
-      <w:pPr>
-        <w:ind w:left="0" w:right="0" w:firstLine="0"/>
-        <w:spacing w:before="0" w:after="0"/>
-        <w:rPr>
-          <w:rFonts w:ascii="Times New Roman" w:hAnsi="Times New Roman" w:cs="Times New Roman" w:eastAsia="Times New Roman"/>
-          <w:color w:val="000000"/>
-          <w:sz w:val="35"/>
-        </w:rPr>
-        <w:pBdr>
-          <w:top w:val="none" w:color="000000" w:sz="4" w:space="0"/>
-          <w:left w:val="none" w:color="000000" w:sz="4" w:space="0"/>
-          <w:bottom w:val="none" w:color="000000" w:sz="4" w:space="0"/>
-          <w:right w:val="none" w:color="000000" w:sz="4" w:space="0"/>
-        </w:pBdr>
-      </w:pPr>
-      <w:r>
-        <w:rPr>
-          <w:rFonts w:ascii="Times New Roman" w:hAnsi="Times New Roman" w:cs="Times New Roman" w:eastAsia="Times New Roman"/>
-          <w:color w:val="000000"/>
-          <w:sz w:val="35"/>
-          <w:highlight w:val="red"/>
-        </w:rPr>
-      </w:r>
-      <w:r>
-        <w:rPr>
-          <w:rFonts w:ascii="Times New Roman" w:hAnsi="Times New Roman" w:cs="Times New Roman" w:eastAsia="Times New Roman"/>
-          <w:color w:val="000000"/>
-          <w:sz w:val="35"/>
-        </w:rPr>
-        <w:t xml:space="preserve">Конструируемую форму паспорта для сбора информации необходимо реализовать в </w:t>
-      </w:r>
-      <w:r>
-        <w:rPr>
-          <w:sz w:val="24"/>
-          <w:highlight w:val="red"/>
-        </w:rPr>
-      </w:r>
-      <w:r/>
-      <w:r>
-        <w:rPr>
-          <w:rFonts w:ascii="Times New Roman" w:hAnsi="Times New Roman" w:cs="Times New Roman" w:eastAsia="Times New Roman"/>
-          <w:color w:val="000000"/>
-          <w:sz w:val="35"/>
-        </w:rPr>
-        <w:t xml:space="preserve">виде многостраничного опросника.</w:t>
-      </w:r>
-      <w:r>
-        <w:rPr>
-          <w:highlight w:val="none"/>
-        </w:rPr>
-      </w:r>
-    </w:p>
-    <w:p>
-      <w:pPr>
-        <w:ind w:left="0" w:right="0" w:firstLine="0"/>
-        <w:spacing w:before="0" w:after="0"/>
-        <w:rPr>
-          <w:highlight w:val="none"/>
-        </w:rPr>
-        <w:pBdr>
-          <w:top w:val="none" w:color="000000" w:sz="4" w:space="0"/>
-          <w:left w:val="none" w:color="000000" w:sz="4" w:space="0"/>
-          <w:bottom w:val="none" w:color="000000" w:sz="4" w:space="0"/>
-          <w:right w:val="none" w:color="000000" w:sz="4" w:space="0"/>
-        </w:pBdr>
-      </w:pPr>
-      <w:r>
-        <w:rPr>
-          <w:rFonts w:ascii="Times New Roman" w:hAnsi="Times New Roman" w:cs="Times New Roman" w:eastAsia="Times New Roman"/>
-          <w:color w:val="000000"/>
-          <w:sz w:val="35"/>
-        </w:rPr>
-      </w:r>
-      <w:r>
-        <w:rPr>
-          <w:rFonts w:ascii="Times New Roman" w:hAnsi="Times New Roman" w:cs="Times New Roman" w:eastAsia="Times New Roman"/>
-          <w:color w:val="000000"/>
-          <w:sz w:val="35"/>
-          <w:highlight w:val="none"/>
-        </w:rPr>
-        <w:t xml:space="preserve">Каждое из полей должно иметь возможность назначения </w:t>
-      </w:r>
-      <w:r>
-        <w:rPr>
-          <w:rFonts w:ascii="Times New Roman" w:hAnsi="Times New Roman" w:cs="Times New Roman" w:eastAsia="Times New Roman"/>
-          <w:b/>
-          <w:color w:val="000000"/>
-          <w:sz w:val="35"/>
-          <w:highlight w:val="none"/>
-        </w:rPr>
-        <w:t xml:space="preserve">обязательным</w:t>
-      </w:r>
-      <w:r>
-        <w:rPr>
-          <w:rFonts w:ascii="Times New Roman" w:hAnsi="Times New Roman" w:cs="Times New Roman" w:eastAsia="Times New Roman"/>
-          <w:b w:val="0"/>
-          <w:color w:val="000000"/>
-          <w:sz w:val="35"/>
-          <w:highlight w:val="none"/>
-        </w:rPr>
-        <w:t xml:space="preserve"> для заполнения и</w:t>
-      </w:r>
-      <w:r>
-        <w:rPr>
-          <w:rFonts w:ascii="Times New Roman" w:hAnsi="Times New Roman" w:cs="Times New Roman" w:eastAsia="Times New Roman"/>
-          <w:b/>
-          <w:color w:val="000000"/>
-          <w:sz w:val="35"/>
-          <w:highlight w:val="none"/>
-        </w:rPr>
-        <w:t xml:space="preserve"> </w:t>
-      </w:r>
-      <w:r>
-        <w:rPr>
-          <w:rFonts w:ascii="Times New Roman" w:hAnsi="Times New Roman" w:cs="Times New Roman" w:eastAsia="Times New Roman"/>
-          <w:color w:val="000000"/>
-          <w:sz w:val="35"/>
-        </w:rPr>
-        <w:t xml:space="preserve">при создании формы отчетов</w:t>
-      </w:r>
-      <w:r>
-        <w:rPr>
-          <w:highlight w:val="none"/>
-        </w:rPr>
-        <w:br w:type="page" w:clear="all"/>
-      </w:r>
-      <w:r>
-        <w:rPr>
           <w:highlight w:val="none"/>
         </w:rPr>
       </w:r>
@@ -1475,7 +1271,7 @@
         <w:rPr>
           <w:rFonts w:ascii="Times New Roman" w:hAnsi="Times New Roman" w:cs="Times New Roman" w:eastAsia="Times New Roman"/>
           <w:color w:val="000000"/>
-          <w:highlight w:val="none"/>
+          <w:sz w:val="35"/>
         </w:rPr>
         <w:pBdr>
           <w:top w:val="none" w:color="000000" w:sz="4" w:space="0"/>
@@ -1489,72 +1285,27 @@
           <w:rFonts w:ascii="Times New Roman" w:hAnsi="Times New Roman" w:cs="Times New Roman" w:eastAsia="Times New Roman"/>
           <w:color w:val="000000"/>
           <w:sz w:val="35"/>
-          <w:highlight w:val="none"/>
-        </w:rPr>
-        <w:t xml:space="preserve">Существуют </w:t>
-      </w:r>
-      <w:r>
-        <w:rPr>
-          <w:rFonts w:ascii="Times New Roman" w:hAnsi="Times New Roman" w:cs="Times New Roman" w:eastAsia="Times New Roman"/>
-          <w:b/>
-          <w:color w:val="000000"/>
-          <w:sz w:val="35"/>
-          <w:highlight w:val="none"/>
-        </w:rPr>
-        <w:t xml:space="preserve">основные</w:t>
-      </w:r>
-      <w:r>
-        <w:rPr>
-          <w:rFonts w:ascii="Times New Roman" w:hAnsi="Times New Roman" w:cs="Times New Roman" w:eastAsia="Times New Roman"/>
-          <w:color w:val="000000"/>
-          <w:sz w:val="35"/>
-          <w:highlight w:val="none"/>
-        </w:rPr>
-        <w:t xml:space="preserve"> поля, являющиеся </w:t>
-      </w:r>
-      <w:r>
-        <w:rPr>
-          <w:rFonts w:ascii="Times New Roman" w:hAnsi="Times New Roman" w:cs="Times New Roman" w:eastAsia="Times New Roman"/>
-          <w:b/>
-          <w:color w:val="000000"/>
-          <w:sz w:val="35"/>
-          <w:highlight w:val="none"/>
-        </w:rPr>
-        <w:t xml:space="preserve">обязательными </w:t>
-      </w:r>
-      <w:r>
-        <w:rPr>
-          <w:rFonts w:ascii="Times New Roman" w:hAnsi="Times New Roman" w:cs="Times New Roman" w:eastAsia="Times New Roman"/>
-          <w:color w:val="000000"/>
-          <w:sz w:val="35"/>
-          <w:highlight w:val="none"/>
-        </w:rPr>
-        <w:t xml:space="preserve">для заполнения </w:t>
-      </w:r>
-      <w:r>
-        <w:rPr>
-          <w:rFonts w:ascii="Times New Roman" w:hAnsi="Times New Roman" w:cs="Times New Roman" w:eastAsia="Times New Roman"/>
-          <w:b/>
-          <w:color w:val="000000"/>
-          <w:sz w:val="35"/>
-          <w:highlight w:val="none"/>
-        </w:rPr>
-        <w:t xml:space="preserve">перед </w:t>
-      </w:r>
-      <w:r>
-        <w:rPr>
-          <w:rFonts w:ascii="Times New Roman" w:hAnsi="Times New Roman" w:cs="Times New Roman" w:eastAsia="Times New Roman"/>
-          <w:color w:val="000000"/>
-          <w:sz w:val="35"/>
-          <w:highlight w:val="none"/>
-        </w:rPr>
-        <w:t xml:space="preserve">заполнением остальной формы паспорта.(название ИНН, ОКТМО...)</w:t>
-      </w:r>
-      <w:r>
-        <w:rPr>
-          <w:rFonts w:ascii="Times New Roman" w:hAnsi="Times New Roman" w:cs="Times New Roman" w:eastAsia="Times New Roman"/>
-          <w:color w:val="000000"/>
-          <w:sz w:val="35"/>
+          <w:highlight w:val="red"/>
+        </w:rPr>
+      </w:r>
+      <w:r>
+        <w:rPr>
+          <w:rFonts w:ascii="Times New Roman" w:hAnsi="Times New Roman" w:cs="Times New Roman" w:eastAsia="Times New Roman"/>
+          <w:color w:val="000000"/>
+          <w:sz w:val="35"/>
+        </w:rPr>
+        <w:t xml:space="preserve">Конструируемую форму паспорта для сбора информации необходимо реализовать в </w:t>
+      </w:r>
+      <w:r>
+        <w:rPr>
+          <w:rFonts w:ascii="Times New Roman" w:hAnsi="Times New Roman" w:cs="Times New Roman" w:eastAsia="Times New Roman"/>
+          <w:color w:val="000000"/>
+          <w:sz w:val="35"/>
+        </w:rPr>
+        <w:t xml:space="preserve">виде многостраничного опросника.</w:t>
+      </w:r>
+      <w:r>
+        <w:rPr>
           <w:highlight w:val="none"/>
         </w:rPr>
       </w:r>
@@ -1565,8 +1316,6 @@
         <w:ind w:left="0" w:right="0" w:firstLine="0"/>
         <w:spacing w:before="0" w:after="0"/>
         <w:rPr>
-          <w:rFonts w:ascii="Times New Roman" w:hAnsi="Times New Roman" w:cs="Times New Roman" w:eastAsia="Times New Roman"/>
-          <w:color w:val="000000"/>
           <w:highlight w:val="none"/>
         </w:rPr>
         <w:pBdr>
@@ -1581,26 +1330,16 @@
           <w:rFonts w:ascii="Times New Roman" w:hAnsi="Times New Roman" w:cs="Times New Roman" w:eastAsia="Times New Roman"/>
           <w:color w:val="000000"/>
           <w:sz w:val="35"/>
-          <w:highlight w:val="none"/>
-        </w:rPr>
-      </w:r>
-      <w:r>
-        <w:rPr>
-          <w:rFonts w:ascii="Times New Roman" w:hAnsi="Times New Roman" w:cs="Times New Roman" w:eastAsia="Times New Roman"/>
-          <w:color w:val="000000"/>
-          <w:sz w:val="35"/>
-          <w:highlight w:val="none"/>
-        </w:rPr>
-        <w:t xml:space="preserve">Чтобы внести изменения в структуру основных полей формы,</w:t>
-      </w:r>
-      <w:r>
-        <w:rPr>
-          <w:rFonts w:ascii="Times New Roman" w:hAnsi="Times New Roman" w:cs="Times New Roman" w:eastAsia="Times New Roman"/>
-          <w:color w:val="000000"/>
-          <w:sz w:val="35"/>
-          <w:highlight w:val="none"/>
-        </w:rPr>
-        <w:t xml:space="preserve"> нужно вносить изменения в схему БД и код серверного приложения. </w:t>
+        </w:rPr>
+      </w:r>
+      <w:r>
+        <w:rPr>
+          <w:rFonts w:ascii="Times New Roman" w:hAnsi="Times New Roman" w:cs="Times New Roman" w:eastAsia="Times New Roman"/>
+          <w:color w:val="000000"/>
+          <w:sz w:val="35"/>
+          <w:highlight w:val="none"/>
+        </w:rPr>
+        <w:t xml:space="preserve">Каждое из полей должно иметь возможность назначения </w:t>
       </w:r>
       <w:r>
         <w:rPr>
@@ -1610,13 +1349,44 @@
           <w:sz w:val="35"/>
           <w:highlight w:val="none"/>
         </w:rPr>
-        <w:t xml:space="preserve">Основные поля должны быть утверждены.</w:t>
-      </w:r>
-      <w:r>
-        <w:rPr>
-          <w:rFonts w:ascii="Times New Roman" w:hAnsi="Times New Roman" w:cs="Times New Roman" w:eastAsia="Times New Roman"/>
-          <w:color w:val="000000"/>
-          <w:sz w:val="35"/>
+        <w:t xml:space="preserve">обязательным</w:t>
+      </w:r>
+      <w:r>
+        <w:rPr>
+          <w:rFonts w:ascii="Times New Roman" w:hAnsi="Times New Roman" w:cs="Times New Roman" w:eastAsia="Times New Roman"/>
+          <w:b w:val="0"/>
+          <w:color w:val="000000"/>
+          <w:sz w:val="35"/>
+          <w:highlight w:val="none"/>
+        </w:rPr>
+        <w:t xml:space="preserve"> для заполнения и</w:t>
+      </w:r>
+      <w:r>
+        <w:rPr>
+          <w:rFonts w:ascii="Times New Roman" w:hAnsi="Times New Roman" w:cs="Times New Roman" w:eastAsia="Times New Roman"/>
+          <w:b/>
+          <w:color w:val="000000"/>
+          <w:sz w:val="35"/>
+          <w:highlight w:val="none"/>
+        </w:rPr>
+        <w:t xml:space="preserve"> </w:t>
+      </w:r>
+      <w:r>
+        <w:rPr>
+          <w:rFonts w:ascii="Times New Roman" w:hAnsi="Times New Roman" w:cs="Times New Roman" w:eastAsia="Times New Roman"/>
+          <w:color w:val="000000"/>
+          <w:sz w:val="35"/>
+        </w:rPr>
+        <w:t xml:space="preserve">при создании формы отчетов</w:t>
+      </w:r>
+      <w:r>
+        <w:rPr>
+          <w:highlight w:val="none"/>
+        </w:rPr>
+        <w:br w:type="page" w:clear="all"/>
+      </w:r>
+      <w:r>
+        <w:rPr>
           <w:highlight w:val="none"/>
         </w:rPr>
       </w:r>
@@ -1643,9 +1413,9 @@
           <w:rFonts w:ascii="Times New Roman" w:hAnsi="Times New Roman" w:cs="Times New Roman" w:eastAsia="Times New Roman"/>
           <w:color w:val="000000"/>
           <w:sz w:val="35"/>
-          <w:highlight w:val="yellow"/>
-        </w:rPr>
-        <w:t xml:space="preserve">Какие </w:t>
+          <w:highlight w:val="none"/>
+        </w:rPr>
+        <w:t xml:space="preserve">Существуют </w:t>
       </w:r>
       <w:r>
         <w:rPr>
@@ -1653,81 +1423,18 @@
           <w:b/>
           <w:color w:val="000000"/>
           <w:sz w:val="35"/>
-          <w:highlight w:val="yellow"/>
-        </w:rPr>
-        <w:t xml:space="preserve">основные </w:t>
-      </w:r>
-      <w:r>
-        <w:rPr>
-          <w:rFonts w:ascii="Times New Roman" w:hAnsi="Times New Roman" w:cs="Times New Roman" w:eastAsia="Times New Roman"/>
-          <w:color w:val="000000"/>
-          <w:sz w:val="35"/>
-          <w:highlight w:val="yellow"/>
-        </w:rPr>
-        <w:t xml:space="preserve">обязательные поля нужны в системе?</w:t>
-      </w:r>
-      <w:r/>
-      <w:r>
-        <w:rPr>
-          <w:highlight w:val="none"/>
-        </w:rPr>
-      </w:r>
-      <w:r>
-        <w:rPr>
-          <w:highlight w:val="none"/>
-        </w:rPr>
-      </w:r>
-      <w:r>
-        <w:rPr>
-          <w:rFonts w:ascii="Times New Roman" w:hAnsi="Times New Roman" w:cs="Times New Roman" w:eastAsia="Times New Roman"/>
-          <w:color w:val="000000"/>
-          <w:sz w:val="35"/>
-          <w:highlight w:val="none"/>
-        </w:rPr>
-      </w:r>
-      <w:r>
-        <w:rPr>
-          <w:rFonts w:ascii="Times New Roman" w:hAnsi="Times New Roman" w:cs="Times New Roman" w:eastAsia="Times New Roman"/>
-          <w:color w:val="000000"/>
-          <w:sz w:val="35"/>
-          <w:highlight w:val="none"/>
-        </w:rPr>
-      </w:r>
-      <w:r>
-        <w:rPr>
-          <w:rFonts w:ascii="Times New Roman" w:hAnsi="Times New Roman" w:cs="Times New Roman" w:eastAsia="Times New Roman"/>
-          <w:color w:val="000000"/>
-          <w:sz w:val="35"/>
-          <w:highlight w:val="none"/>
-        </w:rPr>
-      </w:r>
-      <w:r>
-        <w:rPr>
-          <w:rFonts w:ascii="Times New Roman" w:hAnsi="Times New Roman" w:cs="Times New Roman" w:eastAsia="Times New Roman"/>
-          <w:color w:val="000000"/>
-          <w:sz w:val="35"/>
-          <w:highlight w:val="none"/>
-        </w:rPr>
-      </w:r>
-    </w:p>
-    <w:p>
-      <w:pPr>
-        <w:ind w:left="0" w:right="0" w:firstLine="0"/>
-        <w:spacing w:before="0" w:after="0"/>
-        <w:pBdr>
-          <w:top w:val="none" w:color="000000" w:sz="4" w:space="0"/>
-          <w:left w:val="none" w:color="000000" w:sz="4" w:space="0"/>
-          <w:bottom w:val="none" w:color="000000" w:sz="4" w:space="0"/>
-          <w:right w:val="none" w:color="000000" w:sz="4" w:space="0"/>
-        </w:pBdr>
-      </w:pPr>
-      <w:r>
-        <w:rPr>
-          <w:rFonts w:ascii="Times New Roman" w:hAnsi="Times New Roman" w:cs="Times New Roman" w:eastAsia="Times New Roman"/>
-          <w:color w:val="000000"/>
-          <w:sz w:val="35"/>
-        </w:rPr>
-        <w:t xml:space="preserve">Поля в форме паспорта будут следующих </w:t>
+          <w:highlight w:val="none"/>
+        </w:rPr>
+        <w:t xml:space="preserve">основные</w:t>
+      </w:r>
+      <w:r>
+        <w:rPr>
+          <w:rFonts w:ascii="Times New Roman" w:hAnsi="Times New Roman" w:cs="Times New Roman" w:eastAsia="Times New Roman"/>
+          <w:color w:val="000000"/>
+          <w:sz w:val="35"/>
+          <w:highlight w:val="none"/>
+        </w:rPr>
+        <w:t xml:space="preserve"> поля, являющиеся </w:t>
       </w:r>
       <w:r>
         <w:rPr>
@@ -1735,16 +1442,45 @@
           <w:b/>
           <w:color w:val="000000"/>
           <w:sz w:val="35"/>
-        </w:rPr>
-        <w:t xml:space="preserve">типов</w:t>
-      </w:r>
-      <w:r>
-        <w:rPr>
-          <w:rFonts w:ascii="Times New Roman" w:hAnsi="Times New Roman" w:cs="Times New Roman" w:eastAsia="Times New Roman"/>
-          <w:color w:val="000000"/>
-          <w:sz w:val="35"/>
-        </w:rPr>
-        <w:t xml:space="preserve">:</w:t>
+          <w:highlight w:val="none"/>
+        </w:rPr>
+        <w:t xml:space="preserve">обязательными </w:t>
+      </w:r>
+      <w:r>
+        <w:rPr>
+          <w:rFonts w:ascii="Times New Roman" w:hAnsi="Times New Roman" w:cs="Times New Roman" w:eastAsia="Times New Roman"/>
+          <w:color w:val="000000"/>
+          <w:sz w:val="35"/>
+          <w:highlight w:val="none"/>
+        </w:rPr>
+        <w:t xml:space="preserve">для заполнения </w:t>
+      </w:r>
+      <w:r>
+        <w:rPr>
+          <w:rFonts w:ascii="Times New Roman" w:hAnsi="Times New Roman" w:cs="Times New Roman" w:eastAsia="Times New Roman"/>
+          <w:b/>
+          <w:color w:val="000000"/>
+          <w:sz w:val="35"/>
+          <w:highlight w:val="none"/>
+        </w:rPr>
+        <w:t xml:space="preserve">перед </w:t>
+      </w:r>
+      <w:r>
+        <w:rPr>
+          <w:rFonts w:ascii="Times New Roman" w:hAnsi="Times New Roman" w:cs="Times New Roman" w:eastAsia="Times New Roman"/>
+          <w:color w:val="000000"/>
+          <w:sz w:val="35"/>
+          <w:highlight w:val="none"/>
+        </w:rPr>
+        <w:t xml:space="preserve">заполнением остальной формы паспорта.(название ИНН, ОКТМО...)</w:t>
+      </w:r>
+      <w:r>
+        <w:rPr>
+          <w:rFonts w:ascii="Times New Roman" w:hAnsi="Times New Roman" w:cs="Times New Roman" w:eastAsia="Times New Roman"/>
+          <w:color w:val="000000"/>
+          <w:sz w:val="35"/>
+          <w:highlight w:val="none"/>
+        </w:rPr>
       </w:r>
       <w:r/>
     </w:p>
@@ -1755,7 +1491,6 @@
         <w:rPr>
           <w:rFonts w:ascii="Times New Roman" w:hAnsi="Times New Roman" w:cs="Times New Roman" w:eastAsia="Times New Roman"/>
           <w:color w:val="000000"/>
-          <w:sz w:val="35"/>
           <w:highlight w:val="none"/>
         </w:rPr>
         <w:pBdr>
@@ -1770,8 +1505,26 @@
           <w:rFonts w:ascii="Times New Roman" w:hAnsi="Times New Roman" w:cs="Times New Roman" w:eastAsia="Times New Roman"/>
           <w:color w:val="000000"/>
           <w:sz w:val="35"/>
-        </w:rPr>
-        <w:t xml:space="preserve">- </w:t>
+          <w:highlight w:val="none"/>
+        </w:rPr>
+      </w:r>
+      <w:r>
+        <w:rPr>
+          <w:rFonts w:ascii="Times New Roman" w:hAnsi="Times New Roman" w:cs="Times New Roman" w:eastAsia="Times New Roman"/>
+          <w:color w:val="000000"/>
+          <w:sz w:val="35"/>
+          <w:highlight w:val="none"/>
+        </w:rPr>
+        <w:t xml:space="preserve">Чтобы внести изменения в структуру основных полей формы,</w:t>
+      </w:r>
+      <w:r>
+        <w:rPr>
+          <w:rFonts w:ascii="Times New Roman" w:hAnsi="Times New Roman" w:cs="Times New Roman" w:eastAsia="Times New Roman"/>
+          <w:color w:val="000000"/>
+          <w:sz w:val="35"/>
+          <w:highlight w:val="none"/>
+        </w:rPr>
+        <w:t xml:space="preserve"> нужно вносить изменения в схему БД и код серверного приложения. </w:t>
       </w:r>
       <w:r>
         <w:rPr>
@@ -1779,16 +1532,17 @@
           <w:b/>
           <w:color w:val="000000"/>
           <w:sz w:val="35"/>
-        </w:rPr>
-        <w:t xml:space="preserve">свободное текстовое</w:t>
-      </w:r>
-      <w:r>
-        <w:rPr>
-          <w:rFonts w:ascii="Times New Roman" w:hAnsi="Times New Roman" w:cs="Times New Roman" w:eastAsia="Times New Roman"/>
-          <w:color w:val="000000"/>
-          <w:sz w:val="35"/>
-        </w:rPr>
-        <w:t xml:space="preserve"> поле;</w:t>
+          <w:highlight w:val="none"/>
+        </w:rPr>
+        <w:t xml:space="preserve">Основные поля должны быть утверждены.</w:t>
+      </w:r>
+      <w:r>
+        <w:rPr>
+          <w:rFonts w:ascii="Times New Roman" w:hAnsi="Times New Roman" w:cs="Times New Roman" w:eastAsia="Times New Roman"/>
+          <w:color w:val="000000"/>
+          <w:sz w:val="35"/>
+          <w:highlight w:val="none"/>
+        </w:rPr>
       </w:r>
       <w:r/>
     </w:p>
@@ -1799,7 +1553,6 @@
         <w:rPr>
           <w:rFonts w:ascii="Times New Roman" w:hAnsi="Times New Roman" w:cs="Times New Roman" w:eastAsia="Times New Roman"/>
           <w:color w:val="000000"/>
-          <w:sz w:val="35"/>
           <w:highlight w:val="none"/>
         </w:rPr>
         <w:pBdr>
@@ -1814,16 +1567,9 @@
           <w:rFonts w:ascii="Times New Roman" w:hAnsi="Times New Roman" w:cs="Times New Roman" w:eastAsia="Times New Roman"/>
           <w:color w:val="000000"/>
           <w:sz w:val="35"/>
-          <w:highlight w:val="none"/>
-        </w:rPr>
-      </w:r>
-      <w:r>
-        <w:rPr>
-          <w:rFonts w:ascii="Times New Roman" w:hAnsi="Times New Roman" w:cs="Times New Roman" w:eastAsia="Times New Roman"/>
-          <w:color w:val="000000"/>
-          <w:sz w:val="35"/>
-        </w:rPr>
-        <w:t xml:space="preserve">- </w:t>
+          <w:highlight w:val="yellow"/>
+        </w:rPr>
+        <w:t xml:space="preserve">Какие </w:t>
       </w:r>
       <w:r>
         <w:rPr>
@@ -1831,304 +1577,26 @@
           <w:b/>
           <w:color w:val="000000"/>
           <w:sz w:val="35"/>
-        </w:rPr>
-        <w:t xml:space="preserve">текстовое </w:t>
-      </w:r>
-      <w:r>
-        <w:rPr>
-          <w:rFonts w:ascii="Times New Roman" w:hAnsi="Times New Roman" w:cs="Times New Roman" w:eastAsia="Times New Roman"/>
-          <w:color w:val="000000"/>
-          <w:sz w:val="35"/>
-        </w:rPr>
-        <w:t xml:space="preserve">поле с</w:t>
-      </w:r>
-      <w:r>
-        <w:rPr>
-          <w:rFonts w:ascii="Times New Roman" w:hAnsi="Times New Roman" w:cs="Times New Roman" w:eastAsia="Times New Roman"/>
-          <w:b/>
-          <w:color w:val="000000"/>
-          <w:sz w:val="35"/>
-        </w:rPr>
-        <w:t xml:space="preserve"> небольшим</w:t>
-      </w:r>
-      <w:r>
-        <w:rPr>
-          <w:rFonts w:ascii="Times New Roman" w:hAnsi="Times New Roman" w:cs="Times New Roman" w:eastAsia="Times New Roman"/>
-          <w:b w:val="0"/>
-          <w:color w:val="000000"/>
-          <w:sz w:val="35"/>
-        </w:rPr>
-        <w:t xml:space="preserve"> количеством </w:t>
-      </w:r>
-      <w:r>
-        <w:rPr>
-          <w:rFonts w:ascii="Times New Roman" w:hAnsi="Times New Roman" w:cs="Times New Roman" w:eastAsia="Times New Roman"/>
-          <w:b/>
-          <w:color w:val="000000"/>
-          <w:sz w:val="35"/>
-        </w:rPr>
-        <w:t xml:space="preserve">заготовленных вариантов ответов</w:t>
-      </w:r>
-      <w:r>
-        <w:rPr>
-          <w:rFonts w:ascii="Times New Roman" w:hAnsi="Times New Roman" w:cs="Times New Roman" w:eastAsia="Times New Roman"/>
-          <w:color w:val="000000"/>
-          <w:sz w:val="35"/>
-        </w:rPr>
-        <w:t xml:space="preserve"> (c выпадающим списком); </w:t>
-      </w:r>
-      <w:r>
-        <w:rPr>
-          <w:rFonts w:ascii="Times New Roman" w:hAnsi="Times New Roman" w:cs="Times New Roman" w:eastAsia="Times New Roman"/>
-          <w:color w:val="000000"/>
-          <w:sz w:val="35"/>
-        </w:rPr>
-      </w:r>
-      <w:r/>
-      <w:r>
-        <w:rPr>
-          <w:rFonts w:ascii="Times New Roman" w:hAnsi="Times New Roman" w:cs="Times New Roman" w:eastAsia="Times New Roman"/>
-          <w:color w:val="000000"/>
-          <w:sz w:val="35"/>
-          <w:highlight w:val="none"/>
-        </w:rPr>
-      </w:r>
-      <w:r>
-        <w:rPr>
-          <w:rFonts w:ascii="Times New Roman" w:hAnsi="Times New Roman" w:cs="Times New Roman" w:eastAsia="Times New Roman"/>
-          <w:color w:val="000000"/>
-          <w:sz w:val="35"/>
-          <w:highlight w:val="none"/>
-        </w:rPr>
-      </w:r>
-      <w:r>
-        <w:rPr>
-          <w:rFonts w:ascii="Times New Roman" w:hAnsi="Times New Roman" w:cs="Times New Roman" w:eastAsia="Times New Roman"/>
-          <w:color w:val="000000"/>
-          <w:sz w:val="35"/>
-          <w:highlight w:val="none"/>
-        </w:rPr>
-      </w:r>
-      <w:r>
-        <w:rPr>
-          <w:rFonts w:ascii="Times New Roman" w:hAnsi="Times New Roman" w:cs="Times New Roman" w:eastAsia="Times New Roman"/>
-          <w:color w:val="000000"/>
-          <w:sz w:val="35"/>
-          <w:highlight w:val="none"/>
-        </w:rPr>
-      </w:r>
-      <w:r>
-        <w:rPr>
-          <w:rFonts w:ascii="Times New Roman" w:hAnsi="Times New Roman" w:cs="Times New Roman" w:eastAsia="Times New Roman"/>
-          <w:color w:val="000000"/>
-          <w:sz w:val="35"/>
-          <w:highlight w:val="none"/>
-        </w:rPr>
-      </w:r>
-      <w:r>
-        <w:rPr>
-          <w:rFonts w:ascii="Times New Roman" w:hAnsi="Times New Roman" w:cs="Times New Roman" w:eastAsia="Times New Roman"/>
-          <w:color w:val="000000"/>
-          <w:sz w:val="35"/>
-          <w:highlight w:val="none"/>
-        </w:rPr>
-      </w:r>
-    </w:p>
-    <w:p>
-      <w:pPr>
-        <w:ind w:left="0" w:right="0" w:firstLine="0"/>
-        <w:spacing w:before="0" w:after="0"/>
-        <w:rPr>
-          <w:rFonts w:ascii="Times New Roman" w:hAnsi="Times New Roman" w:cs="Times New Roman" w:eastAsia="Times New Roman"/>
-          <w:color w:val="000000"/>
-          <w:sz w:val="35"/>
-          <w:highlight w:val="none"/>
-        </w:rPr>
-        <w:pBdr>
-          <w:top w:val="none" w:color="000000" w:sz="4" w:space="0"/>
-          <w:left w:val="none" w:color="000000" w:sz="4" w:space="0"/>
-          <w:bottom w:val="none" w:color="000000" w:sz="4" w:space="0"/>
-          <w:right w:val="none" w:color="000000" w:sz="4" w:space="0"/>
-        </w:pBdr>
-      </w:pPr>
-      <w:r>
-        <w:rPr>
-          <w:rFonts w:ascii="Times New Roman" w:hAnsi="Times New Roman" w:cs="Times New Roman" w:eastAsia="Times New Roman"/>
-          <w:color w:val="000000"/>
-          <w:sz w:val="35"/>
-          <w:highlight w:val="none"/>
-        </w:rPr>
-      </w:r>
-      <w:r>
-        <w:rPr>
-          <w:rFonts w:ascii="Times New Roman" w:hAnsi="Times New Roman" w:cs="Times New Roman" w:eastAsia="Times New Roman"/>
-          <w:color w:val="000000"/>
-          <w:sz w:val="35"/>
-        </w:rPr>
-        <w:t xml:space="preserve">- </w:t>
-      </w:r>
-      <w:r>
-        <w:rPr>
-          <w:rFonts w:ascii="Times New Roman" w:hAnsi="Times New Roman" w:cs="Times New Roman" w:eastAsia="Times New Roman"/>
-          <w:b/>
-          <w:color w:val="000000"/>
-          <w:sz w:val="35"/>
-        </w:rPr>
-        <w:t xml:space="preserve">текстовое </w:t>
-      </w:r>
-      <w:r>
-        <w:rPr>
-          <w:rFonts w:ascii="Times New Roman" w:hAnsi="Times New Roman" w:cs="Times New Roman" w:eastAsia="Times New Roman"/>
-          <w:color w:val="000000"/>
-          <w:sz w:val="35"/>
-        </w:rPr>
-        <w:t xml:space="preserve">поле с</w:t>
-      </w:r>
-      <w:r>
-        <w:rPr>
-          <w:rFonts w:ascii="Times New Roman" w:hAnsi="Times New Roman" w:cs="Times New Roman" w:eastAsia="Times New Roman"/>
-          <w:b/>
-          <w:color w:val="000000"/>
-          <w:sz w:val="35"/>
-        </w:rPr>
-        <w:t xml:space="preserve"> большим</w:t>
-      </w:r>
-      <w:r>
-        <w:rPr>
-          <w:rFonts w:ascii="Times New Roman" w:hAnsi="Times New Roman" w:cs="Times New Roman" w:eastAsia="Times New Roman"/>
-          <w:b w:val="0"/>
-          <w:color w:val="000000"/>
-          <w:sz w:val="35"/>
-        </w:rPr>
-        <w:t xml:space="preserve"> количеством </w:t>
-      </w:r>
-      <w:r>
-        <w:rPr>
-          <w:rFonts w:ascii="Times New Roman" w:hAnsi="Times New Roman" w:cs="Times New Roman" w:eastAsia="Times New Roman"/>
-          <w:b/>
-          <w:color w:val="000000"/>
-          <w:sz w:val="35"/>
-        </w:rPr>
-        <w:t xml:space="preserve">заготовленных вариантов ответов</w:t>
-      </w:r>
-      <w:r>
-        <w:rPr>
-          <w:rFonts w:ascii="Times New Roman" w:hAnsi="Times New Roman" w:cs="Times New Roman" w:eastAsia="Times New Roman"/>
-          <w:color w:val="000000"/>
-          <w:sz w:val="35"/>
-        </w:rPr>
-        <w:t xml:space="preserve"> (</w:t>
-      </w:r>
-      <w:r>
-        <w:rPr>
-          <w:rFonts w:ascii="Times New Roman" w:hAnsi="Times New Roman" w:cs="Times New Roman" w:eastAsia="Times New Roman"/>
-          <w:color w:val="000000"/>
-          <w:sz w:val="35"/>
-          <w:highlight w:val="none"/>
-        </w:rPr>
-        <w:t xml:space="preserve">в</w:t>
-      </w:r>
-      <w:r>
-        <w:rPr>
-          <w:rFonts w:ascii="Times New Roman" w:hAnsi="Times New Roman" w:cs="Times New Roman" w:eastAsia="Times New Roman"/>
-          <w:color w:val="000000"/>
-          <w:sz w:val="35"/>
-        </w:rPr>
-        <w:t xml:space="preserve">ыпадающий </w:t>
-      </w:r>
-      <w:r>
-        <w:rPr>
-          <w:rFonts w:ascii="Times New Roman" w:hAnsi="Times New Roman" w:cs="Times New Roman" w:eastAsia="Times New Roman"/>
-          <w:color w:val="000000"/>
-          <w:sz w:val="35"/>
-        </w:rPr>
-        <w:t xml:space="preserve">список с поиском при вводе</w:t>
-      </w:r>
-      <w:r/>
-      <w:r>
-        <w:rPr>
-          <w:rFonts w:ascii="Times New Roman" w:hAnsi="Times New Roman" w:cs="Times New Roman" w:eastAsia="Times New Roman"/>
-          <w:color w:val="000000"/>
-          <w:sz w:val="35"/>
-        </w:rPr>
-        <w:t xml:space="preserve">);</w:t>
-      </w:r>
-      <w:r/>
-      <w:r>
-        <w:rPr>
-          <w:rFonts w:ascii="Times New Roman" w:hAnsi="Times New Roman" w:cs="Times New Roman" w:eastAsia="Times New Roman"/>
-          <w:color w:val="000000"/>
-          <w:sz w:val="35"/>
-          <w:highlight w:val="none"/>
-        </w:rPr>
-      </w:r>
-      <w:r>
-        <w:rPr>
-          <w:rFonts w:ascii="Times New Roman" w:hAnsi="Times New Roman" w:cs="Times New Roman" w:eastAsia="Times New Roman"/>
-          <w:color w:val="000000"/>
-          <w:sz w:val="35"/>
-          <w:highlight w:val="none"/>
-        </w:rPr>
-      </w:r>
-      <w:r>
-        <w:rPr>
-          <w:rFonts w:ascii="Times New Roman" w:hAnsi="Times New Roman" w:cs="Times New Roman" w:eastAsia="Times New Roman"/>
-          <w:color w:val="000000"/>
-          <w:sz w:val="35"/>
-        </w:rPr>
-      </w:r>
-      <w:r>
-        <w:rPr>
-          <w:rFonts w:ascii="Times New Roman" w:hAnsi="Times New Roman" w:cs="Times New Roman" w:eastAsia="Times New Roman"/>
-          <w:color w:val="000000"/>
-          <w:sz w:val="35"/>
-        </w:rPr>
-      </w:r>
-      <w:r/>
-      <w:r>
-        <w:rPr>
-          <w:rFonts w:ascii="Times New Roman" w:hAnsi="Times New Roman" w:cs="Times New Roman" w:eastAsia="Times New Roman"/>
-          <w:color w:val="000000"/>
-          <w:sz w:val="35"/>
-          <w:highlight w:val="none"/>
-        </w:rPr>
-      </w:r>
-    </w:p>
-    <w:p>
-      <w:pPr>
-        <w:ind w:left="0" w:right="0" w:firstLine="0"/>
-        <w:spacing w:before="0" w:after="0"/>
-        <w:pBdr>
-          <w:top w:val="none" w:color="000000" w:sz="4" w:space="0"/>
-          <w:left w:val="none" w:color="000000" w:sz="4" w:space="0"/>
-          <w:bottom w:val="none" w:color="000000" w:sz="4" w:space="0"/>
-          <w:right w:val="none" w:color="000000" w:sz="4" w:space="0"/>
-        </w:pBdr>
-      </w:pPr>
-      <w:r>
-        <w:rPr>
-          <w:rFonts w:ascii="Times New Roman" w:hAnsi="Times New Roman" w:cs="Times New Roman" w:eastAsia="Times New Roman"/>
-          <w:color w:val="000000"/>
-          <w:sz w:val="35"/>
-        </w:rPr>
-        <w:t xml:space="preserve">- </w:t>
-      </w:r>
-      <w:r>
-        <w:rPr>
-          <w:rFonts w:ascii="Times New Roman" w:hAnsi="Times New Roman" w:cs="Times New Roman" w:eastAsia="Times New Roman"/>
-          <w:b/>
-          <w:color w:val="000000"/>
-          <w:sz w:val="35"/>
-        </w:rPr>
-        <w:t xml:space="preserve">дата </w:t>
-      </w:r>
-      <w:r>
-        <w:rPr>
-          <w:rFonts w:ascii="Times New Roman" w:hAnsi="Times New Roman" w:cs="Times New Roman" w:eastAsia="Times New Roman"/>
-          <w:color w:val="000000"/>
-          <w:sz w:val="35"/>
-        </w:rPr>
-        <w:t xml:space="preserve">(поле должно предусматривать маску ввода);</w:t>
+          <w:highlight w:val="yellow"/>
+        </w:rPr>
+        <w:t xml:space="preserve">основные </w:t>
+      </w:r>
+      <w:r>
+        <w:rPr>
+          <w:rFonts w:ascii="Times New Roman" w:hAnsi="Times New Roman" w:cs="Times New Roman" w:eastAsia="Times New Roman"/>
+          <w:color w:val="000000"/>
+          <w:sz w:val="35"/>
+          <w:highlight w:val="yellow"/>
+        </w:rPr>
+        <w:t xml:space="preserve">обязательные поля нужны в системе?</w:t>
+      </w:r>
+      <w:r>
+        <w:rPr>
+          <w:rFonts w:ascii="Times New Roman" w:hAnsi="Times New Roman" w:cs="Times New Roman" w:eastAsia="Times New Roman"/>
+          <w:color w:val="000000"/>
+          <w:sz w:val="35"/>
+          <w:highlight w:val="none"/>
+        </w:rPr>
       </w:r>
       <w:r/>
     </w:p>
@@ -2149,7 +1617,7 @@
           <w:color w:val="000000"/>
           <w:sz w:val="35"/>
         </w:rPr>
-        <w:t xml:space="preserve">- </w:t>
+        <w:t xml:space="preserve">Поля в форме паспорта будут следующих </w:t>
       </w:r>
       <w:r>
         <w:rPr>
@@ -2158,15 +1626,15 @@
           <w:color w:val="000000"/>
           <w:sz w:val="35"/>
         </w:rPr>
-        <w:t xml:space="preserve">телефон </w:t>
-      </w:r>
-      <w:r>
-        <w:rPr>
-          <w:rFonts w:ascii="Times New Roman" w:hAnsi="Times New Roman" w:cs="Times New Roman" w:eastAsia="Times New Roman"/>
-          <w:color w:val="000000"/>
-          <w:sz w:val="35"/>
-        </w:rPr>
-        <w:t xml:space="preserve">(поле должно предусматривать маску ввода);</w:t>
+        <w:t xml:space="preserve">типов</w:t>
+      </w:r>
+      <w:r>
+        <w:rPr>
+          <w:rFonts w:ascii="Times New Roman" w:hAnsi="Times New Roman" w:cs="Times New Roman" w:eastAsia="Times New Roman"/>
+          <w:color w:val="000000"/>
+          <w:sz w:val="35"/>
+        </w:rPr>
+        <w:t xml:space="preserve">:</w:t>
       </w:r>
       <w:r/>
     </w:p>
@@ -2202,15 +1670,15 @@
           <w:color w:val="000000"/>
           <w:sz w:val="35"/>
         </w:rPr>
-        <w:t xml:space="preserve">email </w:t>
-      </w:r>
-      <w:r>
-        <w:rPr>
-          <w:rFonts w:ascii="Times New Roman" w:hAnsi="Times New Roman" w:cs="Times New Roman" w:eastAsia="Times New Roman"/>
-          <w:color w:val="000000"/>
-          <w:sz w:val="35"/>
-        </w:rPr>
-        <w:t xml:space="preserve">(необходима простая валидация на корректность заполнения);</w:t>
+        <w:t xml:space="preserve">свободное текстовое</w:t>
+      </w:r>
+      <w:r>
+        <w:rPr>
+          <w:rFonts w:ascii="Times New Roman" w:hAnsi="Times New Roman" w:cs="Times New Roman" w:eastAsia="Times New Roman"/>
+          <w:color w:val="000000"/>
+          <w:sz w:val="35"/>
+        </w:rPr>
+        <w:t xml:space="preserve"> поле;</w:t>
       </w:r>
       <w:r/>
     </w:p>
@@ -2220,7 +1688,6 @@
         <w:spacing w:before="0" w:after="0"/>
         <w:rPr>
           <w:rFonts w:ascii="Times New Roman" w:hAnsi="Times New Roman" w:cs="Times New Roman" w:eastAsia="Times New Roman"/>
-          <w:b w:val="0"/>
           <w:color w:val="000000"/>
           <w:sz w:val="35"/>
           <w:highlight w:val="none"/>
@@ -2239,6 +1706,13 @@
           <w:sz w:val="35"/>
           <w:highlight w:val="none"/>
         </w:rPr>
+      </w:r>
+      <w:r>
+        <w:rPr>
+          <w:rFonts w:ascii="Times New Roman" w:hAnsi="Times New Roman" w:cs="Times New Roman" w:eastAsia="Times New Roman"/>
+          <w:color w:val="000000"/>
+          <w:sz w:val="35"/>
+        </w:rPr>
         <w:t xml:space="preserve">- </w:t>
       </w:r>
       <w:r>
@@ -2247,9 +1721,25 @@
           <w:b/>
           <w:color w:val="000000"/>
           <w:sz w:val="35"/>
-          <w:highlight w:val="none"/>
-        </w:rPr>
-        <w:t xml:space="preserve">государственный номер</w:t>
+        </w:rPr>
+        <w:t xml:space="preserve">текстовое </w:t>
+      </w:r>
+      <w:r>
+        <w:rPr>
+          <w:rFonts w:ascii="Times New Roman" w:hAnsi="Times New Roman" w:cs="Times New Roman" w:eastAsia="Times New Roman"/>
+          <w:color w:val="000000"/>
+          <w:sz w:val="35"/>
+        </w:rPr>
+        <w:t xml:space="preserve">поле с</w:t>
+      </w:r>
+      <w:r>
+        <w:rPr>
+          <w:rFonts w:ascii="Times New Roman" w:hAnsi="Times New Roman" w:cs="Times New Roman" w:eastAsia="Times New Roman"/>
+          <w:b/>
+          <w:color w:val="000000"/>
+          <w:sz w:val="35"/>
+        </w:rPr>
+        <w:t xml:space="preserve"> небольшим</w:t>
       </w:r>
       <w:r>
         <w:rPr>
@@ -2257,18 +1747,35 @@
           <w:b w:val="0"/>
           <w:color w:val="000000"/>
           <w:sz w:val="35"/>
-          <w:highlight w:val="none"/>
-        </w:rPr>
-        <w:t xml:space="preserve">(это набор цифр заданной длинны, представляющий собой какой-либо госномер);</w:t>
-      </w:r>
-      <w:r>
-        <w:rPr>
-          <w:rFonts w:ascii="Times New Roman" w:hAnsi="Times New Roman" w:cs="Times New Roman" w:eastAsia="Times New Roman"/>
-          <w:color w:val="000000"/>
-          <w:sz w:val="35"/>
-          <w:highlight w:val="none"/>
-        </w:rPr>
-      </w:r>
+        </w:rPr>
+        <w:t xml:space="preserve"> количеством </w:t>
+      </w:r>
+      <w:r>
+        <w:rPr>
+          <w:rFonts w:ascii="Times New Roman" w:hAnsi="Times New Roman" w:cs="Times New Roman" w:eastAsia="Times New Roman"/>
+          <w:b/>
+          <w:color w:val="000000"/>
+          <w:sz w:val="35"/>
+        </w:rPr>
+        <w:t xml:space="preserve">заготовленных вариантов ответов</w:t>
+      </w:r>
+      <w:r>
+        <w:rPr>
+          <w:rFonts w:ascii="Times New Roman" w:hAnsi="Times New Roman" w:cs="Times New Roman" w:eastAsia="Times New Roman"/>
+          <w:color w:val="000000"/>
+          <w:sz w:val="35"/>
+        </w:rPr>
+        <w:t xml:space="preserve"> (c выпадающим списком); </w:t>
+      </w:r>
+      <w:r>
+        <w:rPr>
+          <w:rFonts w:ascii="Times New Roman" w:hAnsi="Times New Roman" w:cs="Times New Roman" w:eastAsia="Times New Roman"/>
+          <w:color w:val="000000"/>
+          <w:sz w:val="35"/>
+          <w:highlight w:val="none"/>
+        </w:rPr>
+      </w:r>
+      <w:r/>
     </w:p>
     <w:p>
       <w:pPr>
@@ -2276,7 +1783,6 @@
         <w:spacing w:before="0" w:after="0"/>
         <w:rPr>
           <w:rFonts w:ascii="Times New Roman" w:hAnsi="Times New Roman" w:cs="Times New Roman" w:eastAsia="Times New Roman"/>
-          <w:b w:val="0"/>
           <w:color w:val="000000"/>
           <w:sz w:val="35"/>
           <w:highlight w:val="none"/>
@@ -2291,68 +1797,53 @@
       <w:r>
         <w:rPr>
           <w:rFonts w:ascii="Times New Roman" w:hAnsi="Times New Roman" w:cs="Times New Roman" w:eastAsia="Times New Roman"/>
+          <w:color w:val="000000"/>
+          <w:sz w:val="35"/>
+          <w:highlight w:val="none"/>
+        </w:rPr>
+      </w:r>
+      <w:r>
+        <w:rPr>
+          <w:rFonts w:ascii="Times New Roman" w:hAnsi="Times New Roman" w:cs="Times New Roman" w:eastAsia="Times New Roman"/>
+          <w:color w:val="000000"/>
+          <w:sz w:val="35"/>
+        </w:rPr>
+        <w:t xml:space="preserve">- </w:t>
+      </w:r>
+      <w:r>
+        <w:rPr>
+          <w:rFonts w:ascii="Times New Roman" w:hAnsi="Times New Roman" w:cs="Times New Roman" w:eastAsia="Times New Roman"/>
+          <w:b/>
+          <w:color w:val="000000"/>
+          <w:sz w:val="35"/>
+        </w:rPr>
+        <w:t xml:space="preserve">текстовое </w:t>
+      </w:r>
+      <w:r>
+        <w:rPr>
+          <w:rFonts w:ascii="Times New Roman" w:hAnsi="Times New Roman" w:cs="Times New Roman" w:eastAsia="Times New Roman"/>
+          <w:color w:val="000000"/>
+          <w:sz w:val="35"/>
+        </w:rPr>
+        <w:t xml:space="preserve">поле с</w:t>
+      </w:r>
+      <w:r>
+        <w:rPr>
+          <w:rFonts w:ascii="Times New Roman" w:hAnsi="Times New Roman" w:cs="Times New Roman" w:eastAsia="Times New Roman"/>
+          <w:b/>
+          <w:color w:val="000000"/>
+          <w:sz w:val="35"/>
+        </w:rPr>
+        <w:t xml:space="preserve"> большим</w:t>
+      </w:r>
+      <w:r>
+        <w:rPr>
+          <w:rFonts w:ascii="Times New Roman" w:hAnsi="Times New Roman" w:cs="Times New Roman" w:eastAsia="Times New Roman"/>
           <w:b w:val="0"/>
           <w:color w:val="000000"/>
           <w:sz w:val="35"/>
-          <w:highlight w:val="yellow"/>
-        </w:rPr>
-        <w:t xml:space="preserve">Какие ещё нужны типы полей?</w:t>
-      </w:r>
-      <w:r>
-        <w:rPr>
-          <w:rFonts w:ascii="Times New Roman" w:hAnsi="Times New Roman" w:cs="Times New Roman" w:eastAsia="Times New Roman"/>
-          <w:b w:val="0"/>
-          <w:color w:val="000000"/>
-          <w:sz w:val="35"/>
-          <w:highlight w:val="yellow"/>
-        </w:rPr>
-      </w:r>
-      <w:r>
-        <w:rPr>
-          <w:rFonts w:ascii="Times New Roman" w:hAnsi="Times New Roman" w:cs="Times New Roman" w:eastAsia="Times New Roman"/>
-          <w:b w:val="0"/>
-          <w:color w:val="000000"/>
-          <w:sz w:val="35"/>
-          <w:highlight w:val="none"/>
-        </w:rPr>
-      </w:r>
-      <w:r>
-        <w:rPr>
-          <w:rFonts w:ascii="Times New Roman" w:hAnsi="Times New Roman" w:cs="Times New Roman" w:eastAsia="Times New Roman"/>
-          <w:b w:val="0"/>
-          <w:color w:val="000000"/>
-          <w:sz w:val="35"/>
-          <w:highlight w:val="none"/>
-        </w:rPr>
-      </w:r>
-      <w:r>
-        <w:rPr>
-          <w:rFonts w:ascii="Times New Roman" w:hAnsi="Times New Roman" w:cs="Times New Roman" w:eastAsia="Times New Roman"/>
-          <w:b w:val="0"/>
-          <w:color w:val="000000"/>
-          <w:sz w:val="35"/>
-          <w:highlight w:val="none"/>
-        </w:rPr>
-      </w:r>
-    </w:p>
-    <w:p>
-      <w:pPr>
-        <w:ind w:left="0" w:right="0" w:firstLine="0"/>
-        <w:spacing w:before="0" w:after="0"/>
-        <w:pBdr>
-          <w:top w:val="none" w:color="000000" w:sz="4" w:space="0"/>
-          <w:left w:val="none" w:color="000000" w:sz="4" w:space="0"/>
-          <w:bottom w:val="none" w:color="000000" w:sz="4" w:space="0"/>
-          <w:right w:val="none" w:color="000000" w:sz="4" w:space="0"/>
-        </w:pBdr>
-      </w:pPr>
-      <w:r>
-        <w:rPr>
-          <w:rFonts w:ascii="Times New Roman" w:hAnsi="Times New Roman" w:cs="Times New Roman" w:eastAsia="Times New Roman"/>
-          <w:color w:val="000000"/>
-          <w:sz w:val="35"/>
-        </w:rPr>
-        <w:t xml:space="preserve">Нужна настройка обязательной </w:t>
+        </w:rPr>
+        <w:t xml:space="preserve"> количеством </w:t>
       </w:r>
       <w:r>
         <w:rPr>
@@ -2361,66 +1852,56 @@
           <w:color w:val="000000"/>
           <w:sz w:val="35"/>
         </w:rPr>
-        <w:t xml:space="preserve">загрузки файлов</w:t>
-      </w:r>
-      <w:r>
-        <w:rPr>
-          <w:rFonts w:ascii="Times New Roman" w:hAnsi="Times New Roman" w:cs="Times New Roman" w:eastAsia="Times New Roman"/>
-          <w:color w:val="000000"/>
-          <w:sz w:val="35"/>
-        </w:rPr>
-        <w:t xml:space="preserve"> у некоторых </w:t>
-      </w:r>
-      <w:r>
-        <w:rPr>
-          <w:rFonts w:ascii="Times New Roman" w:hAnsi="Times New Roman" w:cs="Times New Roman" w:eastAsia="Times New Roman"/>
-          <w:b/>
-          <w:color w:val="000000"/>
-          <w:sz w:val="35"/>
-        </w:rPr>
-        <w:t xml:space="preserve">полей</w:t>
-      </w:r>
-      <w:r>
-        <w:rPr>
-          <w:rFonts w:ascii="Times New Roman" w:hAnsi="Times New Roman" w:cs="Times New Roman" w:eastAsia="Times New Roman"/>
-          <w:color w:val="000000"/>
-          <w:sz w:val="35"/>
-        </w:rPr>
-        <w:t xml:space="preserve"> при </w:t>
-      </w:r>
-      <w:r>
-        <w:rPr>
-          <w:rFonts w:ascii="Times New Roman" w:hAnsi="Times New Roman" w:cs="Times New Roman" w:eastAsia="Times New Roman"/>
-          <w:b/>
-          <w:color w:val="000000"/>
-          <w:sz w:val="35"/>
-        </w:rPr>
-        <w:t xml:space="preserve">подаче заявки</w:t>
-      </w:r>
-      <w:r>
-        <w:rPr>
-          <w:rFonts w:ascii="Times New Roman" w:hAnsi="Times New Roman" w:cs="Times New Roman" w:eastAsia="Times New Roman"/>
-          <w:color w:val="000000"/>
-          <w:sz w:val="35"/>
-        </w:rPr>
-        <w:t xml:space="preserve"> на статус «</w:t>
-      </w:r>
-      <w:r>
-        <w:rPr>
-          <w:rFonts w:ascii="Times New Roman" w:hAnsi="Times New Roman" w:cs="Times New Roman" w:eastAsia="Times New Roman"/>
-          <w:b/>
-          <w:color w:val="000000"/>
-          <w:sz w:val="35"/>
-        </w:rPr>
-        <w:t xml:space="preserve">Золотой знак</w:t>
-      </w:r>
-      <w:r>
-        <w:rPr>
-          <w:rFonts w:ascii="Times New Roman" w:hAnsi="Times New Roman" w:cs="Times New Roman" w:eastAsia="Times New Roman"/>
-          <w:color w:val="000000"/>
-          <w:sz w:val="35"/>
-        </w:rPr>
-        <w:t xml:space="preserve">» (должны быть ограничения по размеру</w:t>
+        <w:t xml:space="preserve">заготовленных вариантов ответов</w:t>
+      </w:r>
+      <w:r>
+        <w:rPr>
+          <w:rFonts w:ascii="Times New Roman" w:hAnsi="Times New Roman" w:cs="Times New Roman" w:eastAsia="Times New Roman"/>
+          <w:color w:val="000000"/>
+          <w:sz w:val="35"/>
+        </w:rPr>
+        <w:t xml:space="preserve"> (</w:t>
+      </w:r>
+      <w:r>
+        <w:rPr>
+          <w:rFonts w:ascii="Times New Roman" w:hAnsi="Times New Roman" w:cs="Times New Roman" w:eastAsia="Times New Roman"/>
+          <w:color w:val="000000"/>
+          <w:sz w:val="35"/>
+          <w:highlight w:val="none"/>
+        </w:rPr>
+        <w:t xml:space="preserve">в</w:t>
+      </w:r>
+      <w:r>
+        <w:rPr>
+          <w:rFonts w:ascii="Times New Roman" w:hAnsi="Times New Roman" w:cs="Times New Roman" w:eastAsia="Times New Roman"/>
+          <w:color w:val="000000"/>
+          <w:sz w:val="35"/>
+        </w:rPr>
+        <w:t xml:space="preserve">ыпадающий </w:t>
+      </w:r>
+      <w:r>
+        <w:rPr>
+          <w:rFonts w:ascii="Times New Roman" w:hAnsi="Times New Roman" w:cs="Times New Roman" w:eastAsia="Times New Roman"/>
+          <w:color w:val="000000"/>
+          <w:sz w:val="35"/>
+        </w:rPr>
+        <w:t xml:space="preserve">список с поиском при вводе</w:t>
+      </w:r>
+      <w:r>
+        <w:rPr>
+          <w:rFonts w:ascii="Times New Roman" w:hAnsi="Times New Roman" w:cs="Times New Roman" w:eastAsia="Times New Roman"/>
+          <w:color w:val="000000"/>
+          <w:sz w:val="35"/>
+        </w:rPr>
+        <w:t xml:space="preserve">);</w:t>
+      </w:r>
+      <w:r>
+        <w:rPr>
+          <w:rFonts w:ascii="Times New Roman" w:hAnsi="Times New Roman" w:cs="Times New Roman" w:eastAsia="Times New Roman"/>
+          <w:color w:val="000000"/>
+          <w:sz w:val="35"/>
+          <w:highlight w:val="none"/>
+        </w:rPr>
       </w:r>
       <w:r/>
     </w:p>
@@ -2441,34 +1922,7 @@
           <w:color w:val="000000"/>
           <w:sz w:val="35"/>
         </w:rPr>
-        <w:t xml:space="preserve">подгружаемого файла);</w:t>
-      </w:r>
-      <w:r/>
-    </w:p>
-    <w:p>
-      <w:pPr>
-        <w:ind w:left="0" w:right="0" w:firstLine="708"/>
-        <w:spacing w:before="0" w:after="0"/>
-        <w:rPr>
-          <w:rFonts w:ascii="Times New Roman" w:hAnsi="Times New Roman" w:cs="Times New Roman" w:eastAsia="Times New Roman"/>
-          <w:color w:val="000000"/>
-          <w:sz w:val="35"/>
-          <w:highlight w:val="none"/>
-        </w:rPr>
-        <w:pBdr>
-          <w:top w:val="none" w:color="000000" w:sz="4" w:space="0"/>
-          <w:left w:val="none" w:color="000000" w:sz="4" w:space="0"/>
-          <w:bottom w:val="none" w:color="000000" w:sz="4" w:space="0"/>
-          <w:right w:val="none" w:color="000000" w:sz="4" w:space="0"/>
-        </w:pBdr>
-      </w:pPr>
-      <w:r>
-        <w:rPr>
-          <w:rFonts w:ascii="Times New Roman" w:hAnsi="Times New Roman" w:cs="Times New Roman" w:eastAsia="Times New Roman"/>
-          <w:color w:val="000000"/>
-          <w:sz w:val="35"/>
-        </w:rPr>
-        <w:t xml:space="preserve">Также необходимо предусмотреть кнопку «Получить </w:t>
+        <w:t xml:space="preserve">- </w:t>
       </w:r>
       <w:r>
         <w:rPr>
@@ -2477,687 +1931,15 @@
           <w:color w:val="000000"/>
           <w:sz w:val="35"/>
         </w:rPr>
-        <w:t xml:space="preserve">золотой знак</w:t>
-      </w:r>
-      <w:r>
-        <w:rPr>
-          <w:rFonts w:ascii="Times New Roman" w:hAnsi="Times New Roman" w:cs="Times New Roman" w:eastAsia="Times New Roman"/>
-          <w:color w:val="000000"/>
-          <w:sz w:val="35"/>
-        </w:rPr>
-        <w:t xml:space="preserve">», при </w:t>
-      </w:r>
-      <w:r>
-        <w:rPr>
-          <w:rFonts w:ascii="Times New Roman" w:hAnsi="Times New Roman" w:cs="Times New Roman" w:eastAsia="Times New Roman"/>
-          <w:color w:val="000000"/>
-          <w:sz w:val="35"/>
-        </w:rPr>
-        <w:t xml:space="preserve">нажатии на которую отображается </w:t>
-      </w:r>
-      <w:r>
-        <w:rPr>
-          <w:rFonts w:ascii="Times New Roman" w:hAnsi="Times New Roman" w:cs="Times New Roman" w:eastAsia="Times New Roman"/>
-          <w:b/>
-          <w:color w:val="000000"/>
-          <w:sz w:val="35"/>
-        </w:rPr>
-        <w:t xml:space="preserve">страница для загрузки подтверждающих </w:t>
-      </w:r>
-      <w:r>
-        <w:rPr>
-          <w:rFonts w:ascii="Times New Roman" w:hAnsi="Times New Roman" w:cs="Times New Roman" w:eastAsia="Times New Roman"/>
-          <w:b/>
-          <w:color w:val="000000"/>
-          <w:sz w:val="35"/>
-        </w:rPr>
-        <w:t xml:space="preserve">документов</w:t>
-      </w:r>
-      <w:r>
-        <w:rPr>
-          <w:rFonts w:ascii="Times New Roman" w:hAnsi="Times New Roman" w:cs="Times New Roman" w:eastAsia="Times New Roman"/>
-          <w:color w:val="000000"/>
-          <w:sz w:val="35"/>
-        </w:rPr>
-        <w:t xml:space="preserve">. </w:t>
-      </w:r>
-      <w:r>
-        <w:rPr>
-          <w:rFonts w:ascii="Times New Roman" w:hAnsi="Times New Roman" w:cs="Times New Roman" w:eastAsia="Times New Roman"/>
-          <w:b/>
-          <w:color w:val="000000"/>
-          <w:sz w:val="35"/>
-        </w:rPr>
-        <w:t xml:space="preserve">Только после </w:t>
-      </w:r>
-      <w:r>
-        <w:rPr>
-          <w:rFonts w:ascii="Times New Roman" w:hAnsi="Times New Roman" w:cs="Times New Roman" w:eastAsia="Times New Roman"/>
-          <w:color w:val="000000"/>
-          <w:sz w:val="35"/>
-        </w:rPr>
-        <w:t xml:space="preserve">загрузки </w:t>
-      </w:r>
-      <w:r>
-        <w:rPr>
-          <w:rFonts w:ascii="Times New Roman" w:hAnsi="Times New Roman" w:cs="Times New Roman" w:eastAsia="Times New Roman"/>
-          <w:b/>
-          <w:color w:val="000000"/>
-          <w:sz w:val="35"/>
-        </w:rPr>
-        <w:t xml:space="preserve">всех</w:t>
-      </w:r>
-      <w:r>
-        <w:rPr>
-          <w:rFonts w:ascii="Times New Roman" w:hAnsi="Times New Roman" w:cs="Times New Roman" w:eastAsia="Times New Roman"/>
-          <w:color w:val="000000"/>
-          <w:sz w:val="35"/>
-        </w:rPr>
-        <w:t xml:space="preserve"> </w:t>
-      </w:r>
-      <w:r>
-        <w:rPr>
-          <w:rFonts w:ascii="Times New Roman" w:hAnsi="Times New Roman" w:cs="Times New Roman" w:eastAsia="Times New Roman"/>
-          <w:b/>
-          <w:color w:val="000000"/>
-          <w:sz w:val="35"/>
-        </w:rPr>
-        <w:t xml:space="preserve">документов </w:t>
-      </w:r>
-      <w:r>
-        <w:rPr>
-          <w:rFonts w:ascii="Times New Roman" w:hAnsi="Times New Roman" w:cs="Times New Roman" w:eastAsia="Times New Roman"/>
-          <w:color w:val="000000"/>
-          <w:sz w:val="35"/>
-        </w:rPr>
-        <w:t xml:space="preserve">(файлов) должна быть возможность </w:t>
-      </w:r>
-      <w:r>
-        <w:rPr>
-          <w:rFonts w:ascii="Times New Roman" w:hAnsi="Times New Roman" w:cs="Times New Roman" w:eastAsia="Times New Roman"/>
-          <w:b/>
-          <w:color w:val="000000"/>
-          <w:sz w:val="35"/>
-        </w:rPr>
-        <w:t xml:space="preserve">отправки </w:t>
-      </w:r>
-      <w:r>
-        <w:rPr>
-          <w:rFonts w:ascii="Times New Roman" w:hAnsi="Times New Roman" w:cs="Times New Roman" w:eastAsia="Times New Roman"/>
-          <w:b/>
-          <w:color w:val="000000"/>
-          <w:sz w:val="35"/>
-        </w:rPr>
-        <w:t xml:space="preserve">заявки</w:t>
-      </w:r>
-      <w:r>
-        <w:rPr>
-          <w:rFonts w:ascii="Times New Roman" w:hAnsi="Times New Roman" w:cs="Times New Roman" w:eastAsia="Times New Roman"/>
-          <w:color w:val="000000"/>
-          <w:sz w:val="35"/>
-        </w:rPr>
-        <w:t xml:space="preserve"> на получение «</w:t>
-      </w:r>
-      <w:r>
-        <w:rPr>
-          <w:rFonts w:ascii="Times New Roman" w:hAnsi="Times New Roman" w:cs="Times New Roman" w:eastAsia="Times New Roman"/>
-          <w:b/>
-          <w:color w:val="000000"/>
-          <w:sz w:val="35"/>
-        </w:rPr>
-        <w:t xml:space="preserve">Золотого знака</w:t>
-      </w:r>
-      <w:r>
-        <w:rPr>
-          <w:rFonts w:ascii="Times New Roman" w:hAnsi="Times New Roman" w:cs="Times New Roman" w:eastAsia="Times New Roman"/>
-          <w:color w:val="000000"/>
-          <w:sz w:val="35"/>
-        </w:rPr>
-        <w:t xml:space="preserve">»</w:t>
-      </w:r>
-      <w:r>
-        <w:rPr>
-          <w:rFonts w:ascii="Times New Roman" w:hAnsi="Times New Roman" w:cs="Times New Roman" w:eastAsia="Times New Roman"/>
-          <w:color w:val="000000"/>
-          <w:sz w:val="35"/>
-        </w:rPr>
-        <w:t xml:space="preserve">.</w:t>
-      </w:r>
-      <w:r>
-        <w:rPr>
-          <w:highlight w:val="none"/>
-        </w:rPr>
-      </w:r>
-      <w:r/>
-      <w:r>
-        <w:rPr>
-          <w:rFonts w:ascii="Times New Roman" w:hAnsi="Times New Roman" w:cs="Times New Roman" w:eastAsia="Times New Roman"/>
-          <w:color w:val="000000"/>
-          <w:sz w:val="35"/>
-          <w:highlight w:val="none"/>
-        </w:rPr>
-      </w:r>
-      <w:r>
-        <w:rPr>
-          <w:rFonts w:ascii="Times New Roman" w:hAnsi="Times New Roman" w:cs="Times New Roman" w:eastAsia="Times New Roman"/>
-          <w:color w:val="000000"/>
-          <w:sz w:val="35"/>
-          <w:highlight w:val="none"/>
-        </w:rPr>
-      </w:r>
-      <w:r>
-        <w:rPr>
-          <w:rFonts w:ascii="Times New Roman" w:hAnsi="Times New Roman" w:cs="Times New Roman" w:eastAsia="Times New Roman"/>
-          <w:color w:val="000000"/>
-          <w:sz w:val="35"/>
-          <w:highlight w:val="none"/>
-        </w:rPr>
-      </w:r>
-      <w:r>
-        <w:rPr>
-          <w:rFonts w:ascii="Times New Roman" w:hAnsi="Times New Roman" w:cs="Times New Roman" w:eastAsia="Times New Roman"/>
-          <w:color w:val="000000"/>
-          <w:sz w:val="35"/>
-          <w:highlight w:val="none"/>
-        </w:rPr>
-        <w:br w:type="page" w:clear="all"/>
-        <w:tab/>
-      </w:r>
-      <w:r>
-        <w:rPr>
-          <w:rFonts w:ascii="Times New Roman" w:hAnsi="Times New Roman" w:cs="Times New Roman" w:eastAsia="Times New Roman"/>
-          <w:color w:val="000000"/>
-          <w:sz w:val="35"/>
-          <w:highlight w:val="none"/>
-        </w:rPr>
-      </w:r>
-      <w:r>
-        <w:rPr>
-          <w:rFonts w:ascii="Times New Roman" w:hAnsi="Times New Roman" w:cs="Times New Roman" w:eastAsia="Times New Roman"/>
-          <w:color w:val="000000"/>
-          <w:sz w:val="35"/>
-          <w:highlight w:val="none"/>
-        </w:rPr>
-      </w:r>
-      <w:r>
-        <w:rPr>
-          <w:rFonts w:ascii="Times New Roman" w:hAnsi="Times New Roman" w:cs="Times New Roman" w:eastAsia="Times New Roman"/>
-          <w:color w:val="000000"/>
-          <w:sz w:val="35"/>
-          <w:highlight w:val="yellow"/>
-        </w:rPr>
-        <w:t xml:space="preserve">Должен ли администратор получать уведомление в личный кабинет?</w:t>
-      </w:r>
-      <w:r>
-        <w:rPr>
-          <w:rFonts w:ascii="Times New Roman" w:hAnsi="Times New Roman" w:cs="Times New Roman" w:eastAsia="Times New Roman"/>
-          <w:color w:val="000000"/>
-          <w:sz w:val="35"/>
-          <w:highlight w:val="red"/>
-        </w:rPr>
-      </w:r>
-      <w:r>
-        <w:rPr>
-          <w:rFonts w:ascii="Times New Roman" w:hAnsi="Times New Roman" w:cs="Times New Roman" w:eastAsia="Times New Roman"/>
-          <w:color w:val="000000"/>
-          <w:sz w:val="35"/>
-          <w:highlight w:val="none"/>
-        </w:rPr>
-      </w:r>
-    </w:p>
-    <w:p>
-      <w:pPr>
-        <w:ind w:left="0" w:right="0" w:firstLine="708"/>
-        <w:spacing w:before="0" w:after="0"/>
-        <w:rPr>
-          <w:rFonts w:ascii="Times New Roman" w:hAnsi="Times New Roman" w:cs="Times New Roman" w:eastAsia="Times New Roman"/>
-          <w:color w:val="000000"/>
-          <w:sz w:val="35"/>
-        </w:rPr>
-        <w:pBdr>
-          <w:top w:val="none" w:color="000000" w:sz="4" w:space="0"/>
-          <w:left w:val="none" w:color="000000" w:sz="4" w:space="0"/>
-          <w:bottom w:val="none" w:color="000000" w:sz="4" w:space="0"/>
-          <w:right w:val="none" w:color="000000" w:sz="4" w:space="0"/>
-        </w:pBdr>
-      </w:pPr>
-      <w:r>
-        <w:rPr>
-          <w:rFonts w:ascii="Times New Roman" w:hAnsi="Times New Roman" w:cs="Times New Roman" w:eastAsia="Times New Roman"/>
-          <w:color w:val="000000"/>
-          <w:sz w:val="35"/>
-        </w:rPr>
-        <w:t xml:space="preserve">Администратор получает уведомление(на почту и/или в личный кабинет) и </w:t>
-      </w:r>
-      <w:r>
-        <w:rPr>
-          <w:rFonts w:ascii="Times New Roman" w:hAnsi="Times New Roman" w:cs="Times New Roman" w:eastAsia="Times New Roman"/>
-          <w:color w:val="000000"/>
-          <w:sz w:val="35"/>
-        </w:rPr>
-        <w:t xml:space="preserve">список поданных заявок и имеет возможность вернуть документы на доработку, </w:t>
-      </w:r>
-      <w:r>
-        <w:rPr>
-          <w:rFonts w:ascii="Times New Roman" w:hAnsi="Times New Roman" w:cs="Times New Roman" w:eastAsia="Times New Roman"/>
-          <w:color w:val="000000"/>
-          <w:sz w:val="35"/>
-        </w:rPr>
-        <w:t xml:space="preserve">отклонить или подтвердить «Золотой знак».</w:t>
-      </w:r>
-      <w:r>
-        <w:rPr>
-          <w:rFonts w:ascii="Times New Roman" w:hAnsi="Times New Roman" w:cs="Times New Roman" w:eastAsia="Times New Roman"/>
-          <w:color w:val="000000"/>
-          <w:sz w:val="35"/>
-          <w:highlight w:val="none"/>
-        </w:rPr>
-      </w:r>
-    </w:p>
-    <w:p>
-      <w:pPr>
-        <w:ind w:left="0" w:right="0" w:firstLine="0"/>
-        <w:spacing w:before="0" w:after="0"/>
-        <w:rPr>
-          <w:rFonts w:ascii="Times New Roman" w:hAnsi="Times New Roman" w:cs="Times New Roman" w:eastAsia="Times New Roman"/>
-          <w:color w:val="000000"/>
-          <w:sz w:val="35"/>
-        </w:rPr>
-        <w:pBdr>
-          <w:top w:val="none" w:color="000000" w:sz="4" w:space="0"/>
-          <w:left w:val="none" w:color="000000" w:sz="4" w:space="0"/>
-          <w:bottom w:val="none" w:color="000000" w:sz="4" w:space="0"/>
-          <w:right w:val="none" w:color="000000" w:sz="4" w:space="0"/>
-        </w:pBdr>
-      </w:pPr>
-      <w:r>
-        <w:rPr>
-          <w:rFonts w:ascii="Times New Roman" w:hAnsi="Times New Roman" w:cs="Times New Roman" w:eastAsia="Times New Roman"/>
-          <w:color w:val="000000"/>
-          <w:sz w:val="35"/>
-        </w:rPr>
-        <w:t xml:space="preserve">По умолчанию у всех вновь заполненных паспортов статус «Подтверждён» </w:t>
-      </w:r>
-      <w:r>
-        <w:rPr>
-          <w:rFonts w:ascii="Times New Roman" w:hAnsi="Times New Roman" w:cs="Times New Roman" w:eastAsia="Times New Roman"/>
-          <w:color w:val="000000"/>
-          <w:sz w:val="35"/>
-          <w:highlight w:val="none"/>
-        </w:rPr>
-        <w:t xml:space="preserve">(см.раздел«</w:t>
-      </w:r>
-      <w:r>
-        <w:rPr>
-          <w:rFonts w:ascii="Times New Roman" w:hAnsi="Times New Roman" w:cs="Times New Roman" w:eastAsia="Times New Roman"/>
-          <w:b/>
-          <w:color w:val="000000"/>
-          <w:sz w:val="35"/>
-          <w:highlight w:val="none"/>
-        </w:rPr>
-        <w:t xml:space="preserve">Процессы получения/отклонения статусов</w:t>
-      </w:r>
-      <w:r>
-        <w:rPr>
-          <w:rFonts w:ascii="Times New Roman" w:hAnsi="Times New Roman" w:cs="Times New Roman" w:eastAsia="Times New Roman"/>
-          <w:color w:val="000000"/>
-          <w:sz w:val="35"/>
-          <w:highlight w:val="none"/>
-        </w:rPr>
-        <w:t xml:space="preserve">»)</w:t>
-      </w:r>
-      <w:r/>
-      <w:r>
-        <w:rPr>
-          <w:rFonts w:ascii="Times New Roman" w:hAnsi="Times New Roman" w:cs="Times New Roman" w:eastAsia="Times New Roman"/>
-          <w:color w:val="000000"/>
-          <w:sz w:val="35"/>
-        </w:rPr>
-      </w:r>
-      <w:r>
-        <w:rPr>
-          <w:rFonts w:ascii="Times New Roman" w:hAnsi="Times New Roman" w:cs="Times New Roman" w:eastAsia="Times New Roman"/>
-          <w:color w:val="000000"/>
-          <w:sz w:val="35"/>
-          <w:highlight w:val="none"/>
-        </w:rPr>
-      </w:r>
-    </w:p>
-    <w:p>
-      <w:pPr>
-        <w:ind w:left="0" w:right="0" w:firstLine="0"/>
-        <w:spacing w:before="0" w:after="0"/>
-        <w:rPr>
-          <w:rFonts w:ascii="Times New Roman" w:hAnsi="Times New Roman" w:cs="Times New Roman" w:eastAsia="Times New Roman"/>
-          <w:color w:val="000000"/>
-          <w:sz w:val="35"/>
-          <w:highlight w:val="none"/>
-        </w:rPr>
-        <w:pBdr>
-          <w:top w:val="none" w:color="000000" w:sz="4" w:space="0"/>
-          <w:left w:val="none" w:color="000000" w:sz="4" w:space="0"/>
-          <w:bottom w:val="none" w:color="000000" w:sz="4" w:space="0"/>
-          <w:right w:val="none" w:color="000000" w:sz="4" w:space="0"/>
-        </w:pBdr>
-      </w:pPr>
-      <w:r>
-        <w:rPr>
-          <w:rFonts w:ascii="Times New Roman" w:hAnsi="Times New Roman" w:cs="Times New Roman" w:eastAsia="Times New Roman"/>
-          <w:color w:val="000000"/>
-          <w:sz w:val="35"/>
-        </w:rPr>
-        <w:t xml:space="preserve">Если паспорт/заявку на «Золотой знак» пользователя </w:t>
-      </w:r>
-      <w:r>
-        <w:rPr>
-          <w:rFonts w:ascii="Times New Roman" w:hAnsi="Times New Roman" w:cs="Times New Roman" w:eastAsia="Times New Roman"/>
-          <w:b/>
-          <w:color w:val="000000"/>
-          <w:sz w:val="35"/>
-        </w:rPr>
-        <w:t xml:space="preserve">отклонили</w:t>
-      </w:r>
-      <w:r>
-        <w:rPr>
-          <w:rFonts w:ascii="Times New Roman" w:hAnsi="Times New Roman" w:cs="Times New Roman" w:eastAsia="Times New Roman"/>
-          <w:color w:val="000000"/>
-          <w:sz w:val="35"/>
-        </w:rPr>
-        <w:t xml:space="preserve">, то ему должно приходить </w:t>
-      </w:r>
-      <w:r>
-        <w:rPr>
-          <w:rFonts w:ascii="Times New Roman" w:hAnsi="Times New Roman" w:cs="Times New Roman" w:eastAsia="Times New Roman"/>
-          <w:b/>
-          <w:color w:val="000000"/>
-          <w:sz w:val="35"/>
-        </w:rPr>
-        <w:t xml:space="preserve">email</w:t>
-      </w:r>
-      <w:r>
-        <w:rPr>
-          <w:rFonts w:ascii="Times New Roman" w:hAnsi="Times New Roman" w:cs="Times New Roman" w:eastAsia="Times New Roman"/>
-          <w:color w:val="000000"/>
-          <w:sz w:val="35"/>
-        </w:rPr>
-        <w:t xml:space="preserve">-уведомление</w:t>
-      </w:r>
-      <w:r>
-        <w:rPr>
-          <w:rFonts w:ascii="Times New Roman" w:hAnsi="Times New Roman" w:cs="Times New Roman" w:eastAsia="Times New Roman"/>
-          <w:color w:val="000000"/>
-          <w:sz w:val="35"/>
-        </w:rPr>
-        <w:t xml:space="preserve">. После отклонения необходимо реализовать </w:t>
-      </w:r>
-      <w:r>
-        <w:rPr>
-          <w:rFonts w:ascii="Times New Roman" w:hAnsi="Times New Roman" w:cs="Times New Roman" w:eastAsia="Times New Roman"/>
-          <w:color w:val="000000"/>
-          <w:sz w:val="35"/>
-        </w:rPr>
-        <w:t xml:space="preserve">возможность снова отправлять паспорт/</w:t>
-      </w:r>
-      <w:r>
-        <w:rPr>
-          <w:rFonts w:ascii="Times New Roman" w:hAnsi="Times New Roman" w:cs="Times New Roman" w:eastAsia="Times New Roman"/>
-          <w:color w:val="000000"/>
-          <w:sz w:val="35"/>
-        </w:rPr>
-        <w:t xml:space="preserve">заявку на «Золотой знак»</w:t>
-      </w:r>
-      <w:r/>
-      <w:r>
-        <w:rPr>
-          <w:rFonts w:ascii="Times New Roman" w:hAnsi="Times New Roman" w:cs="Times New Roman" w:eastAsia="Times New Roman"/>
-          <w:color w:val="000000"/>
-          <w:sz w:val="35"/>
-        </w:rPr>
-        <w:t xml:space="preserve">.</w:t>
-      </w:r>
-      <w:r/>
-      <w:r>
-        <w:rPr>
-          <w:rFonts w:ascii="Times New Roman" w:hAnsi="Times New Roman" w:cs="Times New Roman" w:eastAsia="Times New Roman"/>
-          <w:color w:val="000000"/>
-          <w:sz w:val="35"/>
-          <w:highlight w:val="none"/>
-        </w:rPr>
-      </w:r>
-    </w:p>
-    <w:p>
-      <w:pPr>
-        <w:ind w:left="0" w:right="0" w:firstLine="0"/>
-        <w:spacing w:before="0" w:after="0"/>
-        <w:rPr>
-          <w:rFonts w:ascii="Times New Roman" w:hAnsi="Times New Roman" w:cs="Times New Roman" w:eastAsia="Times New Roman"/>
-          <w:color w:val="000000"/>
-          <w:sz w:val="35"/>
-        </w:rPr>
-        <w:pBdr>
-          <w:top w:val="none" w:color="000000" w:sz="4" w:space="0"/>
-          <w:left w:val="none" w:color="000000" w:sz="4" w:space="0"/>
-          <w:bottom w:val="none" w:color="000000" w:sz="4" w:space="0"/>
-          <w:right w:val="none" w:color="000000" w:sz="4" w:space="0"/>
-        </w:pBdr>
-      </w:pPr>
-      <w:r>
-        <w:rPr>
-          <w:rFonts w:ascii="Times New Roman" w:hAnsi="Times New Roman" w:cs="Times New Roman" w:eastAsia="Times New Roman"/>
-          <w:color w:val="000000"/>
-          <w:sz w:val="35"/>
-        </w:rPr>
-        <w:t xml:space="preserve">После правильного заполнения пользователем и принятия заявки </w:t>
-      </w:r>
-      <w:r>
-        <w:rPr>
-          <w:rFonts w:ascii="Times New Roman" w:hAnsi="Times New Roman" w:cs="Times New Roman" w:eastAsia="Times New Roman"/>
-          <w:color w:val="000000"/>
-          <w:sz w:val="35"/>
-        </w:rPr>
-        <w:t xml:space="preserve">на «Золотой знак»</w:t>
-      </w:r>
-      <w:r>
-        <w:rPr>
-          <w:rFonts w:ascii="Times New Roman" w:hAnsi="Times New Roman" w:cs="Times New Roman" w:eastAsia="Times New Roman"/>
-          <w:color w:val="000000"/>
-          <w:sz w:val="35"/>
-        </w:rPr>
-        <w:t xml:space="preserve"> к рассмотрению, </w:t>
-      </w:r>
-      <w:r>
-        <w:rPr>
-          <w:rFonts w:ascii="Times New Roman" w:hAnsi="Times New Roman" w:cs="Times New Roman" w:eastAsia="Times New Roman"/>
-          <w:color w:val="000000"/>
-          <w:sz w:val="35"/>
-        </w:rPr>
-        <w:t xml:space="preserve">администратор нажимает кнопку «</w:t>
-      </w:r>
-      <w:r>
-        <w:rPr>
-          <w:rFonts w:ascii="Times New Roman" w:hAnsi="Times New Roman" w:cs="Times New Roman" w:eastAsia="Times New Roman"/>
-          <w:b/>
-          <w:color w:val="000000"/>
-          <w:sz w:val="35"/>
-        </w:rPr>
-        <w:t xml:space="preserve">Предоставить</w:t>
-      </w:r>
-      <w:r>
-        <w:rPr>
-          <w:rFonts w:ascii="Times New Roman" w:hAnsi="Times New Roman" w:cs="Times New Roman" w:eastAsia="Times New Roman"/>
-          <w:color w:val="000000"/>
-          <w:sz w:val="35"/>
-        </w:rPr>
-        <w:t xml:space="preserve"> Золотой знак» или на кнопку «</w:t>
-      </w:r>
-      <w:r>
-        <w:rPr>
-          <w:rFonts w:ascii="Times New Roman" w:hAnsi="Times New Roman" w:cs="Times New Roman" w:eastAsia="Times New Roman"/>
-          <w:b/>
-          <w:color w:val="000000"/>
-          <w:sz w:val="35"/>
-        </w:rPr>
-        <w:t xml:space="preserve">Не предоставлять</w:t>
-      </w:r>
-      <w:r>
-        <w:rPr>
-          <w:rFonts w:ascii="Times New Roman" w:hAnsi="Times New Roman" w:cs="Times New Roman" w:eastAsia="Times New Roman"/>
-          <w:color w:val="000000"/>
-          <w:sz w:val="35"/>
-        </w:rPr>
-        <w:t xml:space="preserve"> </w:t>
-      </w:r>
-      <w:r>
-        <w:rPr>
-          <w:rFonts w:ascii="Times New Roman" w:hAnsi="Times New Roman" w:cs="Times New Roman" w:eastAsia="Times New Roman"/>
-          <w:color w:val="000000"/>
-          <w:sz w:val="35"/>
-        </w:rPr>
-        <w:t xml:space="preserve">Золотой знак». «Золотой знак» автоматически добавляется в личный кабинет с </w:t>
-      </w:r>
-      <w:r>
-        <w:rPr>
-          <w:rFonts w:ascii="Times New Roman" w:hAnsi="Times New Roman" w:cs="Times New Roman" w:eastAsia="Times New Roman"/>
-          <w:color w:val="000000"/>
-          <w:sz w:val="35"/>
-        </w:rPr>
-        <w:t xml:space="preserve">указанием даты предоставления.</w:t>
-      </w:r>
-      <w:r>
-        <w:rPr>
-          <w:sz w:val="24"/>
-          <w:highlight w:val="none"/>
-        </w:rPr>
-      </w:r>
-    </w:p>
-    <w:p>
-      <w:pPr>
-        <w:ind w:left="0" w:right="0" w:firstLine="0"/>
-        <w:spacing w:before="0" w:after="0"/>
-        <w:rPr>
-          <w:sz w:val="24"/>
-          <w:highlight w:val="yellow"/>
-        </w:rPr>
-        <w:pBdr>
-          <w:top w:val="none" w:color="000000" w:sz="4" w:space="0"/>
-          <w:left w:val="none" w:color="000000" w:sz="4" w:space="0"/>
-          <w:bottom w:val="none" w:color="000000" w:sz="4" w:space="0"/>
-          <w:right w:val="none" w:color="000000" w:sz="4" w:space="0"/>
-        </w:pBdr>
-      </w:pPr>
-      <w:r>
-        <w:rPr>
-          <w:rFonts w:ascii="Times New Roman" w:hAnsi="Times New Roman" w:cs="Times New Roman" w:eastAsia="Times New Roman"/>
-          <w:color w:val="000000"/>
-          <w:sz w:val="35"/>
-          <w:highlight w:val="yellow"/>
-        </w:rPr>
-        <w:t xml:space="preserve">При отклонении паспорта по истечению какого срока нужно удалять его из базы данных системы?</w:t>
-      </w:r>
-      <w:r>
-        <w:rPr>
-          <w:sz w:val="24"/>
-          <w:highlight w:val="yellow"/>
-        </w:rPr>
-      </w:r>
-      <w:r>
-        <w:rPr>
-          <w:highlight w:val="yellow"/>
-        </w:rPr>
-      </w:r>
-    </w:p>
-    <w:p>
-      <w:pPr>
-        <w:ind w:left="0" w:right="0" w:firstLine="0"/>
-        <w:spacing w:before="0" w:after="0"/>
-        <w:rPr>
-          <w:rFonts w:ascii="Times New Roman" w:hAnsi="Times New Roman" w:cs="Times New Roman" w:eastAsia="Times New Roman"/>
-          <w:b w:val="0"/>
-          <w:color w:val="000000"/>
-          <w:sz w:val="35"/>
-          <w:highlight w:val="none"/>
-        </w:rPr>
-        <w:pBdr>
-          <w:top w:val="none" w:color="000000" w:sz="4" w:space="0"/>
-          <w:left w:val="none" w:color="000000" w:sz="4" w:space="0"/>
-          <w:bottom w:val="none" w:color="000000" w:sz="4" w:space="0"/>
-          <w:right w:val="none" w:color="000000" w:sz="4" w:space="0"/>
-        </w:pBdr>
-      </w:pPr>
-      <w:r>
-        <w:rPr>
-          <w:rFonts w:ascii="Times New Roman" w:hAnsi="Times New Roman" w:cs="Times New Roman" w:eastAsia="Times New Roman"/>
-          <w:color w:val="000000"/>
-          <w:sz w:val="35"/>
-        </w:rPr>
-        <w:t xml:space="preserve">Страница должна поддерживать адаптивную верстку, в том числе и мобильную </w:t>
-      </w:r>
-      <w:r>
-        <w:rPr>
-          <w:rFonts w:ascii="Times New Roman" w:hAnsi="Times New Roman" w:cs="Times New Roman" w:eastAsia="Times New Roman"/>
-          <w:color w:val="000000"/>
-          <w:sz w:val="35"/>
-        </w:rPr>
-        <w:t xml:space="preserve">верстку.</w:t>
-      </w:r>
-      <w:r>
-        <w:rPr>
-          <w:rFonts w:ascii="Times New Roman" w:hAnsi="Times New Roman" w:cs="Times New Roman" w:eastAsia="Times New Roman"/>
-          <w:b w:val="0"/>
-          <w:color w:val="000000"/>
-          <w:sz w:val="35"/>
-        </w:rPr>
-      </w:r>
-      <w:r>
-        <w:rPr>
-          <w:sz w:val="24"/>
-        </w:rPr>
-      </w:r>
-      <w:r>
-        <w:rPr>
-          <w:b w:val="0"/>
-        </w:rPr>
-      </w:r>
-      <w:r>
-        <w:rPr>
-          <w:b w:val="0"/>
-        </w:rPr>
-        <w:br w:type="page" w:clear="all"/>
-      </w:r>
-      <w:r>
-        <w:rPr>
-          <w:b w:val="0"/>
-        </w:rPr>
-      </w:r>
-      <w:r>
-        <w:rPr>
-          <w:rFonts w:ascii="Times New Roman" w:hAnsi="Times New Roman" w:cs="Times New Roman" w:eastAsia="Times New Roman"/>
-          <w:b w:val="0"/>
-          <w:color w:val="000000"/>
-          <w:sz w:val="35"/>
-          <w:highlight w:val="none"/>
-        </w:rPr>
-      </w:r>
-    </w:p>
-    <w:p>
-      <w:pPr>
-        <w:ind w:left="0" w:right="0" w:firstLine="0"/>
-        <w:spacing w:before="0" w:after="0"/>
-        <w:pBdr>
-          <w:top w:val="none" w:color="000000" w:sz="4" w:space="0"/>
-          <w:left w:val="none" w:color="000000" w:sz="4" w:space="0"/>
-          <w:bottom w:val="none" w:color="000000" w:sz="4" w:space="0"/>
-          <w:right w:val="none" w:color="000000" w:sz="4" w:space="0"/>
-        </w:pBdr>
-      </w:pPr>
-      <w:r>
-        <w:rPr>
-          <w:rFonts w:ascii="Times New Roman" w:hAnsi="Times New Roman" w:cs="Times New Roman" w:eastAsia="Times New Roman"/>
-          <w:b/>
-          <w:color w:val="000000"/>
-          <w:sz w:val="40"/>
-        </w:rPr>
-        <w:t xml:space="preserve">Личный кабинет пользователя</w:t>
+        <w:t xml:space="preserve">дата </w:t>
+      </w:r>
+      <w:r>
+        <w:rPr>
+          <w:rFonts w:ascii="Times New Roman" w:hAnsi="Times New Roman" w:cs="Times New Roman" w:eastAsia="Times New Roman"/>
+          <w:color w:val="000000"/>
+          <w:sz w:val="35"/>
+        </w:rPr>
+        <w:t xml:space="preserve">(поле должно предусматривать маску ввода);</w:t>
       </w:r>
       <w:r/>
     </w:p>
@@ -3178,42 +1960,37 @@
           <w:color w:val="000000"/>
           <w:sz w:val="35"/>
         </w:rPr>
-        <w:t xml:space="preserve">При сборе информации от участника мониторинга, необходимо предоставить </w:t>
+        <w:t xml:space="preserve">- </w:t>
+      </w:r>
+      <w:r>
+        <w:rPr>
+          <w:rFonts w:ascii="Times New Roman" w:hAnsi="Times New Roman" w:cs="Times New Roman" w:eastAsia="Times New Roman"/>
+          <w:b/>
+          <w:color w:val="000000"/>
+          <w:sz w:val="35"/>
+        </w:rPr>
+        <w:t xml:space="preserve">телефон </w:t>
+      </w:r>
+      <w:r>
+        <w:rPr>
+          <w:rFonts w:ascii="Times New Roman" w:hAnsi="Times New Roman" w:cs="Times New Roman" w:eastAsia="Times New Roman"/>
+          <w:color w:val="000000"/>
+          <w:sz w:val="35"/>
+        </w:rPr>
+        <w:t xml:space="preserve">(поле должно предусматривать маску ввода);</w:t>
       </w:r>
       <w:r/>
-      <w:r>
-        <w:rPr>
-          <w:rFonts w:ascii="Times New Roman" w:hAnsi="Times New Roman" w:cs="Times New Roman" w:eastAsia="Times New Roman"/>
-          <w:color w:val="000000"/>
-          <w:sz w:val="35"/>
-        </w:rPr>
-        <w:t xml:space="preserve">возможность авторизации в личном кабинете через логин и пароль пользователя, </w:t>
-      </w:r>
-      <w:r/>
-      <w:r>
-        <w:rPr>
-          <w:sz w:val="24"/>
-        </w:rPr>
-      </w:r>
-      <w:r>
-        <w:rPr>
-          <w:rFonts w:ascii="Times New Roman" w:hAnsi="Times New Roman" w:cs="Times New Roman" w:eastAsia="Times New Roman"/>
-          <w:color w:val="000000"/>
-          <w:sz w:val="35"/>
-        </w:rPr>
-        <w:t xml:space="preserve">который будет заполнять информацию.</w:t>
-      </w:r>
-      <w:r/>
-      <w:r>
-        <w:rPr>
-          <w:sz w:val="24"/>
-        </w:rPr>
-      </w:r>
     </w:p>
     <w:p>
       <w:pPr>
         <w:ind w:left="0" w:right="0" w:firstLine="0"/>
         <w:spacing w:before="0" w:after="0"/>
+        <w:rPr>
+          <w:rFonts w:ascii="Times New Roman" w:hAnsi="Times New Roman" w:cs="Times New Roman" w:eastAsia="Times New Roman"/>
+          <w:color w:val="000000"/>
+          <w:sz w:val="35"/>
+          <w:highlight w:val="none"/>
+        </w:rPr>
         <w:pBdr>
           <w:top w:val="none" w:color="000000" w:sz="4" w:space="0"/>
           <w:left w:val="none" w:color="000000" w:sz="4" w:space="0"/>
@@ -3227,7 +2004,120 @@
           <w:color w:val="000000"/>
           <w:sz w:val="35"/>
         </w:rPr>
-        <w:t xml:space="preserve">При регистрации участника должна быть реализована форма</w:t>
+        <w:t xml:space="preserve">- </w:t>
+      </w:r>
+      <w:r>
+        <w:rPr>
+          <w:rFonts w:ascii="Times New Roman" w:hAnsi="Times New Roman" w:cs="Times New Roman" w:eastAsia="Times New Roman"/>
+          <w:b/>
+          <w:color w:val="000000"/>
+          <w:sz w:val="35"/>
+        </w:rPr>
+        <w:t xml:space="preserve">email </w:t>
+      </w:r>
+      <w:r>
+        <w:rPr>
+          <w:rFonts w:ascii="Times New Roman" w:hAnsi="Times New Roman" w:cs="Times New Roman" w:eastAsia="Times New Roman"/>
+          <w:color w:val="000000"/>
+          <w:sz w:val="35"/>
+        </w:rPr>
+        <w:t xml:space="preserve">(необходима простая валидация на корректность заполнения);</w:t>
+      </w:r>
+      <w:r/>
+    </w:p>
+    <w:p>
+      <w:pPr>
+        <w:ind w:left="0" w:right="0" w:firstLine="0"/>
+        <w:spacing w:before="0" w:after="0"/>
+        <w:rPr>
+          <w:rFonts w:ascii="Times New Roman" w:hAnsi="Times New Roman" w:cs="Times New Roman" w:eastAsia="Times New Roman"/>
+          <w:b w:val="0"/>
+          <w:color w:val="000000"/>
+          <w:sz w:val="35"/>
+          <w:highlight w:val="none"/>
+        </w:rPr>
+        <w:pBdr>
+          <w:top w:val="none" w:color="000000" w:sz="4" w:space="0"/>
+          <w:left w:val="none" w:color="000000" w:sz="4" w:space="0"/>
+          <w:bottom w:val="none" w:color="000000" w:sz="4" w:space="0"/>
+          <w:right w:val="none" w:color="000000" w:sz="4" w:space="0"/>
+        </w:pBdr>
+      </w:pPr>
+      <w:r>
+        <w:rPr>
+          <w:rFonts w:ascii="Times New Roman" w:hAnsi="Times New Roman" w:cs="Times New Roman" w:eastAsia="Times New Roman"/>
+          <w:color w:val="000000"/>
+          <w:sz w:val="35"/>
+          <w:highlight w:val="none"/>
+        </w:rPr>
+        <w:t xml:space="preserve">- </w:t>
+      </w:r>
+      <w:r>
+        <w:rPr>
+          <w:rFonts w:ascii="Times New Roman" w:hAnsi="Times New Roman" w:cs="Times New Roman" w:eastAsia="Times New Roman"/>
+          <w:b/>
+          <w:color w:val="000000"/>
+          <w:sz w:val="35"/>
+          <w:highlight w:val="none"/>
+        </w:rPr>
+        <w:t xml:space="preserve">государственный номер</w:t>
+      </w:r>
+      <w:r>
+        <w:rPr>
+          <w:rFonts w:ascii="Times New Roman" w:hAnsi="Times New Roman" w:cs="Times New Roman" w:eastAsia="Times New Roman"/>
+          <w:b w:val="0"/>
+          <w:color w:val="000000"/>
+          <w:sz w:val="35"/>
+          <w:highlight w:val="none"/>
+        </w:rPr>
+        <w:t xml:space="preserve">(это набор цифр заданной длинны, представляющий собой какой-либо госномер);</w:t>
+      </w:r>
+      <w:r>
+        <w:rPr>
+          <w:rFonts w:ascii="Times New Roman" w:hAnsi="Times New Roman" w:cs="Times New Roman" w:eastAsia="Times New Roman"/>
+          <w:color w:val="000000"/>
+          <w:sz w:val="35"/>
+          <w:highlight w:val="none"/>
+        </w:rPr>
+      </w:r>
+      <w:r/>
+    </w:p>
+    <w:p>
+      <w:pPr>
+        <w:ind w:left="0" w:right="0" w:firstLine="0"/>
+        <w:spacing w:before="0" w:after="0"/>
+        <w:rPr>
+          <w:rFonts w:ascii="Times New Roman" w:hAnsi="Times New Roman" w:cs="Times New Roman" w:eastAsia="Times New Roman"/>
+          <w:b w:val="0"/>
+          <w:color w:val="000000"/>
+          <w:sz w:val="35"/>
+          <w:highlight w:val="none"/>
+        </w:rPr>
+        <w:pBdr>
+          <w:top w:val="none" w:color="000000" w:sz="4" w:space="0"/>
+          <w:left w:val="none" w:color="000000" w:sz="4" w:space="0"/>
+          <w:bottom w:val="none" w:color="000000" w:sz="4" w:space="0"/>
+          <w:right w:val="none" w:color="000000" w:sz="4" w:space="0"/>
+        </w:pBdr>
+      </w:pPr>
+      <w:r>
+        <w:rPr>
+          <w:rFonts w:ascii="Times New Roman" w:hAnsi="Times New Roman" w:cs="Times New Roman" w:eastAsia="Times New Roman"/>
+          <w:b w:val="0"/>
+          <w:color w:val="000000"/>
+          <w:sz w:val="35"/>
+          <w:highlight w:val="yellow"/>
+        </w:rPr>
+        <w:t xml:space="preserve">Какие ещё нужны типы полей?</w:t>
+      </w:r>
+      <w:r>
+        <w:rPr>
+          <w:rFonts w:ascii="Times New Roman" w:hAnsi="Times New Roman" w:cs="Times New Roman" w:eastAsia="Times New Roman"/>
+          <w:b w:val="0"/>
+          <w:color w:val="000000"/>
+          <w:sz w:val="35"/>
+          <w:highlight w:val="none"/>
+        </w:rPr>
       </w:r>
       <w:r/>
     </w:p>
@@ -3248,436 +2138,24 @@
           <w:color w:val="000000"/>
           <w:sz w:val="35"/>
         </w:rPr>
-        <w:t xml:space="preserve">информированного согласия на участие, ознакомление с порядком проведения </w:t>
-      </w:r>
-      <w:r/>
-      <w:r>
-        <w:rPr>
-          <w:rFonts w:ascii="Times New Roman" w:hAnsi="Times New Roman" w:cs="Times New Roman" w:eastAsia="Times New Roman"/>
-          <w:color w:val="000000"/>
-          <w:sz w:val="35"/>
-        </w:rPr>
-        <w:t xml:space="preserve">мониторинга по охране труда, которая гарантирует достоверность представленных </w:t>
-      </w:r>
-      <w:r/>
-      <w:r>
-        <w:rPr>
-          <w:sz w:val="24"/>
-        </w:rPr>
-      </w:r>
-      <w:r>
-        <w:rPr>
-          <w:rFonts w:ascii="Times New Roman" w:hAnsi="Times New Roman" w:cs="Times New Roman" w:eastAsia="Times New Roman"/>
-          <w:color w:val="000000"/>
-          <w:sz w:val="35"/>
-        </w:rPr>
-        <w:t xml:space="preserve">сведений. Ознакомление должно быть реализовано в любой позволяющей </w:t>
-      </w:r>
-      <w:r/>
-      <w:r>
-        <w:rPr>
-          <w:sz w:val="24"/>
-        </w:rPr>
-      </w:r>
-      <w:r>
-        <w:rPr>
-          <w:rFonts w:ascii="Times New Roman" w:hAnsi="Times New Roman" w:cs="Times New Roman" w:eastAsia="Times New Roman"/>
-          <w:color w:val="000000"/>
-          <w:sz w:val="35"/>
-        </w:rPr>
-        <w:t xml:space="preserve">подтвердить факт его получения форме (например, чекбокс).</w:t>
-      </w:r>
-      <w:r/>
-      <w:r>
-        <w:rPr>
-          <w:sz w:val="24"/>
-        </w:rPr>
-      </w:r>
-    </w:p>
-    <w:p>
-      <w:pPr>
-        <w:ind w:left="0" w:right="0" w:firstLine="0"/>
-        <w:spacing w:before="0" w:after="0"/>
-        <w:rPr>
-          <w:highlight w:val="none"/>
-        </w:rPr>
-        <w:pBdr>
-          <w:top w:val="none" w:color="000000" w:sz="4" w:space="0"/>
-          <w:left w:val="none" w:color="000000" w:sz="4" w:space="0"/>
-          <w:bottom w:val="none" w:color="000000" w:sz="4" w:space="0"/>
-          <w:right w:val="none" w:color="000000" w:sz="4" w:space="0"/>
-        </w:pBdr>
-      </w:pPr>
-      <w:r>
-        <w:rPr>
-          <w:rFonts w:ascii="Times New Roman" w:hAnsi="Times New Roman" w:cs="Times New Roman" w:eastAsia="Times New Roman"/>
-          <w:color w:val="000000"/>
-          <w:sz w:val="35"/>
-        </w:rPr>
-        <w:t xml:space="preserve">При авторизации отображается </w:t>
-      </w:r>
-      <w:r>
-        <w:rPr>
-          <w:rFonts w:ascii="Times New Roman" w:hAnsi="Times New Roman" w:cs="Times New Roman" w:eastAsia="Times New Roman"/>
-          <w:color w:val="000000"/>
-          <w:sz w:val="35"/>
-        </w:rPr>
-        <w:t xml:space="preserve">страница с полями, необходимыми к заполнению, а также меню </w:t>
-      </w:r>
-      <w:r>
-        <w:rPr>
-          <w:sz w:val="24"/>
-        </w:rPr>
-      </w:r>
-      <w:r>
-        <w:rPr>
-          <w:rFonts w:ascii="Times New Roman" w:hAnsi="Times New Roman" w:cs="Times New Roman" w:eastAsia="Times New Roman"/>
-          <w:color w:val="000000"/>
-          <w:sz w:val="35"/>
-        </w:rPr>
-        <w:t xml:space="preserve">получения «Золотого знака». После последовательного заполнения данных </w:t>
-      </w:r>
-      <w:r>
-        <w:rPr>
-          <w:rFonts w:ascii="Times New Roman" w:hAnsi="Times New Roman" w:cs="Times New Roman" w:eastAsia="Times New Roman"/>
-          <w:color w:val="000000"/>
-          <w:sz w:val="35"/>
-        </w:rPr>
-        <w:t xml:space="preserve">пользователю должно быть отображено окно успешной отправки информации на </w:t>
-      </w:r>
-      <w:r/>
-      <w:r>
-        <w:rPr>
-          <w:sz w:val="24"/>
-        </w:rPr>
-      </w:r>
-      <w:r>
-        <w:rPr>
-          <w:sz w:val="24"/>
-        </w:rPr>
-      </w:r>
-      <w:r>
-        <w:rPr>
-          <w:rFonts w:ascii="Times New Roman" w:hAnsi="Times New Roman" w:cs="Times New Roman" w:eastAsia="Times New Roman"/>
-          <w:color w:val="000000"/>
-          <w:sz w:val="35"/>
-        </w:rPr>
-        <w:t xml:space="preserve">проверку.</w:t>
-      </w:r>
-      <w:r/>
-      <w:r>
-        <w:rPr>
-          <w:sz w:val="24"/>
-        </w:rPr>
-      </w:r>
-      <w:r>
-        <w:rPr>
-          <w:highlight w:val="none"/>
-        </w:rPr>
-      </w:r>
-      <w:r>
-        <w:rPr>
-          <w:highlight w:val="none"/>
-        </w:rPr>
-      </w:r>
-      <w:r>
-        <w:rPr>
-          <w:highlight w:val="none"/>
-        </w:rPr>
-      </w:r>
-    </w:p>
-    <w:p>
-      <w:pPr>
-        <w:ind w:left="0" w:right="0" w:firstLine="0"/>
-        <w:spacing w:before="0" w:after="0"/>
-        <w:rPr>
-          <w:rFonts w:ascii="Times New Roman" w:hAnsi="Times New Roman" w:cs="Times New Roman" w:eastAsia="Times New Roman"/>
-          <w:color w:val="000000"/>
-          <w:sz w:val="35"/>
-          <w:highlight w:val="none"/>
-        </w:rPr>
-        <w:pBdr>
-          <w:top w:val="none" w:color="000000" w:sz="4" w:space="0"/>
-          <w:left w:val="none" w:color="000000" w:sz="4" w:space="0"/>
-          <w:bottom w:val="none" w:color="000000" w:sz="4" w:space="0"/>
-          <w:right w:val="none" w:color="000000" w:sz="4" w:space="0"/>
-        </w:pBdr>
-      </w:pPr>
-      <w:r>
-        <w:rPr>
-          <w:rFonts w:ascii="Times New Roman" w:hAnsi="Times New Roman" w:cs="Times New Roman" w:eastAsia="Times New Roman"/>
-          <w:color w:val="000000"/>
-          <w:sz w:val="35"/>
-          <w:highlight w:val="none"/>
-        </w:rPr>
-        <w:t xml:space="preserve">Если паспорт, заполненный пользователем, отклонили (ему должно прийти email-уведомление), то у пользователя должна быть возможность доработать(отредактировать) паспорт.</w:t>
-      </w:r>
-      <w:r>
-        <w:rPr>
-          <w:sz w:val="24"/>
-        </w:rPr>
-      </w:r>
-    </w:p>
-    <w:p>
-      <w:pPr>
-        <w:ind w:left="0" w:right="0" w:firstLine="0"/>
-        <w:spacing w:before="0" w:after="0"/>
-        <w:rPr>
-          <w:rFonts w:ascii="Times New Roman" w:hAnsi="Times New Roman" w:cs="Times New Roman" w:eastAsia="Times New Roman"/>
-          <w:color w:val="000000"/>
-          <w:sz w:val="35"/>
-          <w:highlight w:val="none"/>
-        </w:rPr>
-        <w:pBdr>
-          <w:top w:val="none" w:color="000000" w:sz="4" w:space="0"/>
-          <w:left w:val="none" w:color="000000" w:sz="4" w:space="0"/>
-          <w:bottom w:val="none" w:color="000000" w:sz="4" w:space="0"/>
-          <w:right w:val="none" w:color="000000" w:sz="4" w:space="0"/>
-        </w:pBdr>
-      </w:pPr>
-      <w:r>
-        <w:rPr>
-          <w:rFonts w:ascii="Times New Roman" w:hAnsi="Times New Roman" w:cs="Times New Roman" w:eastAsia="Times New Roman"/>
-          <w:color w:val="000000"/>
-          <w:sz w:val="35"/>
-          <w:highlight w:val="none"/>
-        </w:rPr>
-        <w:t xml:space="preserve">При статусе «Отклонён» в режиме редактирования должны быть выделены красным цветом те блоки и поля, значения которых администратор пометил ошибочными, а также, должны быть доступны пояснительные комментарии администратора, оставленные им в своей панели.</w:t>
-      </w:r>
-      <w:r>
-        <w:rPr>
-          <w:rFonts w:ascii="Times New Roman" w:hAnsi="Times New Roman" w:cs="Times New Roman" w:eastAsia="Times New Roman"/>
-          <w:color w:val="000000"/>
-          <w:sz w:val="35"/>
-          <w:highlight w:val="none"/>
-        </w:rPr>
-      </w:r>
-      <w:r>
-        <w:rPr>
-          <w:rFonts w:ascii="Times New Roman" w:hAnsi="Times New Roman" w:cs="Times New Roman" w:eastAsia="Times New Roman"/>
-          <w:color w:val="000000"/>
-          <w:sz w:val="35"/>
-          <w:highlight w:val="none"/>
-        </w:rPr>
-      </w:r>
-      <w:r>
-        <w:rPr>
-          <w:rFonts w:ascii="Times New Roman" w:hAnsi="Times New Roman" w:cs="Times New Roman" w:eastAsia="Times New Roman"/>
-          <w:color w:val="000000"/>
-          <w:sz w:val="35"/>
-          <w:highlight w:val="none"/>
-        </w:rPr>
-      </w:r>
-      <w:r>
-        <w:rPr>
-          <w:rFonts w:ascii="Times New Roman" w:hAnsi="Times New Roman" w:cs="Times New Roman" w:eastAsia="Times New Roman"/>
-          <w:color w:val="000000"/>
-          <w:sz w:val="35"/>
-          <w:highlight w:val="none"/>
-        </w:rPr>
-      </w:r>
-    </w:p>
-    <w:p>
-      <w:pPr>
-        <w:ind w:left="0" w:right="0" w:firstLine="0"/>
-        <w:spacing w:before="0" w:after="0"/>
-        <w:rPr>
-          <w:rFonts w:ascii="Times New Roman" w:hAnsi="Times New Roman" w:cs="Times New Roman" w:eastAsia="Times New Roman"/>
-          <w:color w:val="000000"/>
-          <w:sz w:val="35"/>
-          <w:highlight w:val="none"/>
-        </w:rPr>
-        <w:pBdr>
-          <w:top w:val="none" w:color="000000" w:sz="4" w:space="0"/>
-          <w:left w:val="none" w:color="000000" w:sz="4" w:space="0"/>
-          <w:bottom w:val="none" w:color="000000" w:sz="4" w:space="0"/>
-          <w:right w:val="none" w:color="000000" w:sz="4" w:space="0"/>
-        </w:pBdr>
-      </w:pPr>
-      <w:r>
-        <w:rPr>
-          <w:rFonts w:ascii="Times New Roman" w:hAnsi="Times New Roman" w:cs="Times New Roman" w:eastAsia="Times New Roman"/>
-          <w:color w:val="000000"/>
-          <w:sz w:val="35"/>
-          <w:highlight w:val="none"/>
-        </w:rPr>
-        <w:t xml:space="preserve">При создании/редактировании пользователем паспорта должна быть быстрая навигация</w:t>
-      </w:r>
-      <w:r/>
-      <w:r>
-        <w:rPr>
-          <w:rFonts w:ascii="Times New Roman" w:hAnsi="Times New Roman" w:cs="Times New Roman" w:eastAsia="Times New Roman"/>
-          <w:color w:val="000000"/>
-          <w:sz w:val="35"/>
-          <w:highlight w:val="none"/>
-        </w:rPr>
-        <w:t xml:space="preserve"> в виде меню быстрого перехода на определённый блок(раздел) формы паспорта.</w:t>
-      </w:r>
-      <w:r>
-        <w:rPr>
-          <w:rFonts w:ascii="Times New Roman" w:hAnsi="Times New Roman" w:cs="Times New Roman" w:eastAsia="Times New Roman"/>
-          <w:color w:val="000000"/>
-          <w:sz w:val="35"/>
-          <w:highlight w:val="none"/>
-        </w:rPr>
-      </w:r>
-    </w:p>
-    <w:p>
-      <w:pPr>
-        <w:ind w:left="0" w:right="0" w:firstLine="0"/>
-        <w:spacing w:before="0" w:after="0"/>
-        <w:rPr>
-          <w:sz w:val="24"/>
-        </w:rPr>
-        <w:pBdr>
-          <w:top w:val="none" w:color="000000" w:sz="4" w:space="0"/>
-          <w:left w:val="none" w:color="000000" w:sz="4" w:space="0"/>
-          <w:bottom w:val="none" w:color="000000" w:sz="4" w:space="0"/>
-          <w:right w:val="none" w:color="000000" w:sz="4" w:space="0"/>
-        </w:pBdr>
-      </w:pPr>
-      <w:r>
-        <w:rPr>
-          <w:rFonts w:ascii="Times New Roman" w:hAnsi="Times New Roman" w:cs="Times New Roman" w:eastAsia="Times New Roman"/>
-          <w:color w:val="000000"/>
-          <w:sz w:val="35"/>
-          <w:highlight w:val="none"/>
-        </w:rPr>
-      </w:r>
-      <w:r>
-        <w:rPr>
-          <w:rFonts w:ascii="Times New Roman" w:hAnsi="Times New Roman" w:cs="Times New Roman" w:eastAsia="Times New Roman"/>
-          <w:color w:val="000000"/>
-          <w:sz w:val="35"/>
-        </w:rPr>
-        <w:t xml:space="preserve">Необходимо реализовать экспорт Паспорта в электронные таблицы в </w:t>
-      </w:r>
-      <w:r>
-        <w:rPr>
-          <w:rFonts w:ascii="Times New Roman" w:hAnsi="Times New Roman" w:cs="Times New Roman" w:eastAsia="Times New Roman"/>
-          <w:color w:val="000000"/>
-          <w:sz w:val="35"/>
-        </w:rPr>
-        <w:t xml:space="preserve">форматах pdf и xml.</w:t>
-      </w:r>
-      <w:r>
-        <w:rPr>
-          <w:sz w:val="24"/>
-        </w:rPr>
-      </w:r>
-      <w:r/>
-    </w:p>
-    <w:p>
-      <w:pPr>
-        <w:shd w:val="nil"/>
-        <w:rPr>
-          <w:sz w:val="24"/>
-          <w:highlight w:val="red"/>
-        </w:rPr>
-      </w:pPr>
-      <w:r>
-        <w:rPr>
-          <w:sz w:val="24"/>
-          <w:highlight w:val="none"/>
-        </w:rPr>
-        <w:br w:type="page" w:clear="all"/>
-      </w:r>
-      <w:r>
-        <w:rPr>
-          <w:sz w:val="24"/>
-          <w:highlight w:val="red"/>
-        </w:rPr>
-      </w:r>
-      <w:r>
-        <w:rPr>
-          <w:sz w:val="24"/>
-          <w:highlight w:val="red"/>
-        </w:rPr>
-      </w:r>
-    </w:p>
-    <w:p>
-      <w:pPr>
-        <w:ind w:left="709" w:right="0" w:firstLine="0"/>
-        <w:spacing w:before="0" w:after="0"/>
-        <w:pBdr>
-          <w:top w:val="none" w:color="000000" w:sz="4" w:space="0"/>
-          <w:left w:val="none" w:color="000000" w:sz="4" w:space="0"/>
-          <w:bottom w:val="none" w:color="000000" w:sz="4" w:space="0"/>
-          <w:right w:val="none" w:color="000000" w:sz="4" w:space="0"/>
-        </w:pBdr>
-      </w:pPr>
+        <w:t xml:space="preserve">Нужна настройка обязательной </w:t>
+      </w:r>
       <w:r>
         <w:rPr>
           <w:rFonts w:ascii="Times New Roman" w:hAnsi="Times New Roman" w:cs="Times New Roman" w:eastAsia="Times New Roman"/>
           <w:b/>
           <w:color w:val="000000"/>
-          <w:sz w:val="40"/>
-        </w:rPr>
-        <w:t xml:space="preserve">Личный кабинет администратора</w:t>
-      </w:r>
-      <w:r/>
-    </w:p>
-    <w:p>
-      <w:pPr>
-        <w:ind w:left="0" w:right="0" w:firstLine="0"/>
-        <w:spacing w:before="0" w:after="0"/>
-        <w:rPr>
-          <w:rFonts w:ascii="Times New Roman" w:hAnsi="Times New Roman" w:cs="Times New Roman" w:eastAsia="Times New Roman"/>
-          <w:color w:val="000000"/>
-          <w:sz w:val="35"/>
-        </w:rPr>
-        <w:pBdr>
-          <w:top w:val="none" w:color="000000" w:sz="4" w:space="0"/>
-          <w:left w:val="none" w:color="000000" w:sz="4" w:space="0"/>
-          <w:bottom w:val="none" w:color="000000" w:sz="4" w:space="0"/>
-          <w:right w:val="none" w:color="000000" w:sz="4" w:space="0"/>
-        </w:pBdr>
-      </w:pPr>
-      <w:r>
-        <w:rPr>
-          <w:rFonts w:ascii="Times New Roman" w:hAnsi="Times New Roman" w:cs="Times New Roman" w:eastAsia="Times New Roman"/>
-          <w:color w:val="000000"/>
-          <w:sz w:val="35"/>
-        </w:rPr>
-        <w:t xml:space="preserve">Паспорт организации, отправленный на проверку, должен отображаться в </w:t>
-      </w:r>
-      <w:r/>
-      <w:r>
-        <w:rPr>
-          <w:rFonts w:ascii="Times New Roman" w:hAnsi="Times New Roman" w:cs="Times New Roman" w:eastAsia="Times New Roman"/>
-          <w:color w:val="000000"/>
-          <w:sz w:val="35"/>
-        </w:rPr>
-        <w:t xml:space="preserve">личном кабинете организации с указанием даты отправки на проверку и статусом </w:t>
-      </w:r>
-      <w:r>
-        <w:rPr>
-          <w:rFonts w:ascii="Times New Roman" w:hAnsi="Times New Roman" w:cs="Times New Roman" w:eastAsia="Times New Roman"/>
-          <w:color w:val="000000"/>
-          <w:sz w:val="35"/>
-        </w:rPr>
-        <w:t xml:space="preserve">«Подтверждено» или «Отклонено».</w:t>
-      </w:r>
-      <w:r>
-        <w:rPr>
-          <w:sz w:val="24"/>
-        </w:rPr>
-      </w:r>
-      <w:r>
-        <w:rPr>
-          <w:rFonts w:ascii="Times New Roman" w:hAnsi="Times New Roman" w:cs="Times New Roman" w:eastAsia="Times New Roman"/>
-          <w:color w:val="000000"/>
-          <w:sz w:val="35"/>
-        </w:rPr>
-      </w:r>
-      <w:r>
-        <w:rPr>
-          <w:rFonts w:ascii="Times New Roman" w:hAnsi="Times New Roman" w:cs="Times New Roman" w:eastAsia="Times New Roman"/>
-          <w:color w:val="000000"/>
-          <w:sz w:val="35"/>
-          <w:highlight w:val="none"/>
-        </w:rPr>
-        <w:t xml:space="preserve">(см.раздел«</w:t>
+          <w:sz w:val="35"/>
+        </w:rPr>
+        <w:t xml:space="preserve">загрузки файлов</w:t>
+      </w:r>
+      <w:r>
+        <w:rPr>
+          <w:rFonts w:ascii="Times New Roman" w:hAnsi="Times New Roman" w:cs="Times New Roman" w:eastAsia="Times New Roman"/>
+          <w:color w:val="000000"/>
+          <w:sz w:val="35"/>
+        </w:rPr>
+        <w:t xml:space="preserve"> у некоторых </w:t>
       </w:r>
       <w:r>
         <w:rPr>
@@ -3685,216 +2163,50 @@
           <w:b/>
           <w:color w:val="000000"/>
           <w:sz w:val="35"/>
-          <w:highlight w:val="none"/>
-        </w:rPr>
-        <w:t xml:space="preserve">Процессы получения/отклонения статусов</w:t>
-      </w:r>
-      <w:r>
-        <w:rPr>
-          <w:rFonts w:ascii="Times New Roman" w:hAnsi="Times New Roman" w:cs="Times New Roman" w:eastAsia="Times New Roman"/>
-          <w:color w:val="000000"/>
-          <w:sz w:val="35"/>
-          <w:highlight w:val="none"/>
-        </w:rPr>
-        <w:t xml:space="preserve">»)</w:t>
-      </w:r>
-      <w:r>
-        <w:rPr>
-          <w:sz w:val="24"/>
-        </w:rPr>
-      </w:r>
-      <w:r/>
-      <w:r>
-        <w:rPr>
-          <w:rFonts w:ascii="Times New Roman" w:hAnsi="Times New Roman" w:cs="Times New Roman" w:eastAsia="Times New Roman"/>
-          <w:color w:val="000000"/>
-          <w:sz w:val="35"/>
-        </w:rPr>
-      </w:r>
-    </w:p>
-    <w:p>
-      <w:pPr>
-        <w:ind w:left="0" w:right="0" w:firstLine="0"/>
-        <w:spacing w:before="0" w:after="0"/>
-        <w:pBdr>
-          <w:top w:val="none" w:color="000000" w:sz="4" w:space="0"/>
-          <w:left w:val="none" w:color="000000" w:sz="4" w:space="0"/>
-          <w:bottom w:val="none" w:color="000000" w:sz="4" w:space="0"/>
-          <w:right w:val="none" w:color="000000" w:sz="4" w:space="0"/>
-        </w:pBdr>
-      </w:pPr>
-      <w:r>
-        <w:rPr>
-          <w:rFonts w:ascii="Times New Roman" w:hAnsi="Times New Roman" w:cs="Times New Roman" w:eastAsia="Times New Roman"/>
-          <w:color w:val="000000"/>
-          <w:sz w:val="35"/>
-        </w:rPr>
-        <w:t xml:space="preserve">Необходимо предоставить возможность авторизации в личном кабинете </w:t>
-      </w:r>
-      <w:r/>
-      <w:r>
-        <w:rPr>
-          <w:rFonts w:ascii="Times New Roman" w:hAnsi="Times New Roman" w:cs="Times New Roman" w:eastAsia="Times New Roman"/>
-          <w:color w:val="000000"/>
-          <w:sz w:val="35"/>
-        </w:rPr>
-        <w:t xml:space="preserve">через логин и пароль администратора.</w:t>
-      </w:r>
-      <w:r/>
-      <w:r>
-        <w:rPr>
-          <w:sz w:val="24"/>
-        </w:rPr>
-      </w:r>
-    </w:p>
-    <w:p>
-      <w:pPr>
-        <w:ind w:left="0" w:right="0" w:firstLine="0"/>
-        <w:spacing w:before="0" w:after="0"/>
-        <w:pBdr>
-          <w:top w:val="none" w:color="000000" w:sz="4" w:space="0"/>
-          <w:left w:val="none" w:color="000000" w:sz="4" w:space="0"/>
-          <w:bottom w:val="none" w:color="000000" w:sz="4" w:space="0"/>
-          <w:right w:val="none" w:color="000000" w:sz="4" w:space="0"/>
-        </w:pBdr>
-      </w:pPr>
-      <w:r>
-        <w:rPr>
-          <w:rFonts w:ascii="Times New Roman" w:hAnsi="Times New Roman" w:cs="Times New Roman" w:eastAsia="Times New Roman"/>
-          <w:color w:val="000000"/>
-          <w:sz w:val="35"/>
-        </w:rPr>
-        <w:t xml:space="preserve">Личный кабинет администратора должен содержать все паспорта, </w:t>
-      </w:r>
-      <w:r>
-        <w:rPr>
-          <w:rFonts w:ascii="Times New Roman" w:hAnsi="Times New Roman" w:cs="Times New Roman" w:eastAsia="Times New Roman"/>
-          <w:color w:val="000000"/>
-          <w:sz w:val="35"/>
-        </w:rPr>
-        <w:t xml:space="preserve">отправленные на проверку администратору в виде списка(возможно, многостраничного).</w:t>
-      </w:r>
-      <w:r/>
-      <w:r>
-        <w:rPr>
-          <w:sz w:val="24"/>
-        </w:rPr>
-      </w:r>
-    </w:p>
-    <w:p>
-      <w:pPr>
-        <w:ind w:left="0" w:right="0" w:firstLine="0"/>
-        <w:spacing w:before="0" w:after="0"/>
-        <w:pBdr>
-          <w:top w:val="none" w:color="000000" w:sz="4" w:space="0"/>
-          <w:left w:val="none" w:color="000000" w:sz="4" w:space="0"/>
-          <w:bottom w:val="none" w:color="000000" w:sz="4" w:space="0"/>
-          <w:right w:val="none" w:color="000000" w:sz="4" w:space="0"/>
-        </w:pBdr>
-      </w:pPr>
-      <w:r>
-        <w:rPr>
-          <w:rFonts w:ascii="Times New Roman" w:hAnsi="Times New Roman" w:cs="Times New Roman" w:eastAsia="Times New Roman"/>
-          <w:color w:val="000000"/>
-          <w:sz w:val="35"/>
-        </w:rPr>
-        <w:t xml:space="preserve">При открытии паспорта администратор видит всю заполненную </w:t>
-      </w:r>
-      <w:r/>
-      <w:r>
-        <w:rPr>
-          <w:rFonts w:ascii="Times New Roman" w:hAnsi="Times New Roman" w:cs="Times New Roman" w:eastAsia="Times New Roman"/>
-          <w:color w:val="000000"/>
-          <w:sz w:val="35"/>
-        </w:rPr>
-        <w:t xml:space="preserve">организацией информацию.</w:t>
-      </w:r>
-      <w:r/>
-      <w:r>
-        <w:rPr>
-          <w:sz w:val="24"/>
-        </w:rPr>
-      </w:r>
-    </w:p>
-    <w:p>
-      <w:pPr>
-        <w:ind w:left="0" w:right="0" w:firstLine="0"/>
-        <w:spacing w:before="0" w:after="0"/>
-        <w:rPr>
-          <w:rFonts w:ascii="Times New Roman" w:hAnsi="Times New Roman" w:cs="Times New Roman" w:eastAsia="Times New Roman"/>
-          <w:color w:val="000000"/>
-          <w:sz w:val="35"/>
-        </w:rPr>
-        <w:pBdr>
-          <w:top w:val="none" w:color="000000" w:sz="4" w:space="0"/>
-          <w:left w:val="none" w:color="000000" w:sz="4" w:space="0"/>
-          <w:bottom w:val="none" w:color="000000" w:sz="4" w:space="0"/>
-          <w:right w:val="none" w:color="000000" w:sz="4" w:space="0"/>
-        </w:pBdr>
-      </w:pPr>
-      <w:r>
-        <w:rPr>
-          <w:rFonts w:ascii="Times New Roman" w:hAnsi="Times New Roman" w:cs="Times New Roman" w:eastAsia="Times New Roman"/>
-          <w:color w:val="000000"/>
-          <w:sz w:val="35"/>
-        </w:rPr>
-        <w:t xml:space="preserve">Также необходимо реализовать возможность назначения администратором </w:t>
-      </w:r>
-      <w:r/>
-      <w:r>
-        <w:rPr>
-          <w:rFonts w:ascii="Times New Roman" w:hAnsi="Times New Roman" w:cs="Times New Roman" w:eastAsia="Times New Roman"/>
-          <w:color w:val="000000"/>
-          <w:sz w:val="35"/>
-        </w:rPr>
-        <w:t xml:space="preserve">статуса паспорта «Подтвержден» или «Отклонен», а также реализовать </w:t>
-      </w:r>
-      <w:r/>
-      <w:r>
-        <w:rPr>
-          <w:sz w:val="24"/>
-        </w:rPr>
-      </w:r>
-      <w:r>
-        <w:rPr>
-          <w:rFonts w:ascii="Times New Roman" w:hAnsi="Times New Roman" w:cs="Times New Roman" w:eastAsia="Times New Roman"/>
-          <w:color w:val="000000"/>
-          <w:sz w:val="35"/>
-        </w:rPr>
-        <w:t xml:space="preserve">возможность подтверждения получения статуса «Золотой знак».</w:t>
-      </w:r>
-      <w:r>
-        <w:rPr>
-          <w:highlight w:val="none"/>
-        </w:rPr>
-      </w:r>
-    </w:p>
-    <w:p>
-      <w:pPr>
-        <w:ind w:left="0" w:right="0" w:firstLine="0"/>
-        <w:spacing w:before="0" w:after="0"/>
-        <w:rPr>
-          <w:highlight w:val="none"/>
-        </w:rPr>
-        <w:pBdr>
-          <w:top w:val="none" w:color="000000" w:sz="4" w:space="0"/>
-          <w:left w:val="none" w:color="000000" w:sz="4" w:space="0"/>
-          <w:bottom w:val="none" w:color="000000" w:sz="4" w:space="0"/>
-          <w:right w:val="none" w:color="000000" w:sz="4" w:space="0"/>
-        </w:pBdr>
-      </w:pPr>
-      <w:r>
-        <w:rPr>
-          <w:rFonts w:ascii="Times New Roman" w:hAnsi="Times New Roman" w:cs="Times New Roman" w:eastAsia="Times New Roman"/>
-          <w:color w:val="000000"/>
-          <w:sz w:val="35"/>
-        </w:rPr>
-        <w:t xml:space="preserve">При отклонении паспорта администратор должен указать неправильно заполненные поля с комментариями, содержащими правки.</w:t>
-      </w:r>
-      <w:r>
-        <w:rPr>
-          <w:highlight w:val="none"/>
-        </w:rPr>
+        </w:rPr>
+        <w:t xml:space="preserve">полей</w:t>
+      </w:r>
+      <w:r>
+        <w:rPr>
+          <w:rFonts w:ascii="Times New Roman" w:hAnsi="Times New Roman" w:cs="Times New Roman" w:eastAsia="Times New Roman"/>
+          <w:color w:val="000000"/>
+          <w:sz w:val="35"/>
+        </w:rPr>
+        <w:t xml:space="preserve"> при </w:t>
+      </w:r>
+      <w:r>
+        <w:rPr>
+          <w:rFonts w:ascii="Times New Roman" w:hAnsi="Times New Roman" w:cs="Times New Roman" w:eastAsia="Times New Roman"/>
+          <w:b/>
+          <w:color w:val="000000"/>
+          <w:sz w:val="35"/>
+        </w:rPr>
+        <w:t xml:space="preserve">подаче заявки</w:t>
+      </w:r>
+      <w:r>
+        <w:rPr>
+          <w:rFonts w:ascii="Times New Roman" w:hAnsi="Times New Roman" w:cs="Times New Roman" w:eastAsia="Times New Roman"/>
+          <w:color w:val="000000"/>
+          <w:sz w:val="35"/>
+        </w:rPr>
+        <w:t xml:space="preserve"> на статус «</w:t>
+      </w:r>
+      <w:r>
+        <w:rPr>
+          <w:rFonts w:ascii="Times New Roman" w:hAnsi="Times New Roman" w:cs="Times New Roman" w:eastAsia="Times New Roman"/>
+          <w:b/>
+          <w:color w:val="000000"/>
+          <w:sz w:val="35"/>
+        </w:rPr>
+        <w:t xml:space="preserve">Золотой знак</w:t>
+      </w:r>
+      <w:r>
+        <w:rPr>
+          <w:rFonts w:ascii="Times New Roman" w:hAnsi="Times New Roman" w:cs="Times New Roman" w:eastAsia="Times New Roman"/>
+          <w:color w:val="000000"/>
+          <w:sz w:val="35"/>
+        </w:rPr>
+        <w:t xml:space="preserve">» (должны быть ограничения по размеру</w:t>
       </w:r>
       <w:r/>
     </w:p>
@@ -3915,22 +2227,266 @@
           <w:color w:val="000000"/>
           <w:sz w:val="35"/>
         </w:rPr>
-        <w:t xml:space="preserve">Также должен быть реализован журнал изменений информации в Паспорте с </w:t>
-      </w:r>
-      <w:r>
-        <w:rPr>
-          <w:rFonts w:ascii="Times New Roman" w:hAnsi="Times New Roman" w:cs="Times New Roman" w:eastAsia="Times New Roman"/>
-          <w:color w:val="000000"/>
-          <w:sz w:val="35"/>
-        </w:rPr>
-        <w:t xml:space="preserve">возможностью отслеживания даты изменения.</w:t>
+        <w:t xml:space="preserve">подгружаемого файла);</w:t>
       </w:r>
       <w:r/>
-      <w:r>
-        <w:rPr>
-          <w:sz w:val="24"/>
-        </w:rPr>
-      </w:r>
+    </w:p>
+    <w:p>
+      <w:pPr>
+        <w:ind w:left="0" w:right="0" w:firstLine="708"/>
+        <w:spacing w:before="0" w:after="0"/>
+        <w:rPr>
+          <w:rFonts w:ascii="Times New Roman" w:hAnsi="Times New Roman" w:cs="Times New Roman" w:eastAsia="Times New Roman"/>
+          <w:color w:val="000000"/>
+          <w:sz w:val="35"/>
+          <w:highlight w:val="none"/>
+        </w:rPr>
+        <w:pBdr>
+          <w:top w:val="none" w:color="000000" w:sz="4" w:space="0"/>
+          <w:left w:val="none" w:color="000000" w:sz="4" w:space="0"/>
+          <w:bottom w:val="none" w:color="000000" w:sz="4" w:space="0"/>
+          <w:right w:val="none" w:color="000000" w:sz="4" w:space="0"/>
+        </w:pBdr>
+      </w:pPr>
+      <w:r>
+        <w:rPr>
+          <w:rFonts w:ascii="Times New Roman" w:hAnsi="Times New Roman" w:cs="Times New Roman" w:eastAsia="Times New Roman"/>
+          <w:color w:val="000000"/>
+          <w:sz w:val="35"/>
+        </w:rPr>
+        <w:t xml:space="preserve">Также необходимо предусмотреть кнопку «Получить </w:t>
+      </w:r>
+      <w:r>
+        <w:rPr>
+          <w:rFonts w:ascii="Times New Roman" w:hAnsi="Times New Roman" w:cs="Times New Roman" w:eastAsia="Times New Roman"/>
+          <w:b/>
+          <w:color w:val="000000"/>
+          <w:sz w:val="35"/>
+        </w:rPr>
+        <w:t xml:space="preserve">золотой знак</w:t>
+      </w:r>
+      <w:r>
+        <w:rPr>
+          <w:rFonts w:ascii="Times New Roman" w:hAnsi="Times New Roman" w:cs="Times New Roman" w:eastAsia="Times New Roman"/>
+          <w:color w:val="000000"/>
+          <w:sz w:val="35"/>
+        </w:rPr>
+        <w:t xml:space="preserve">», при </w:t>
+      </w:r>
+      <w:r>
+        <w:rPr>
+          <w:rFonts w:ascii="Times New Roman" w:hAnsi="Times New Roman" w:cs="Times New Roman" w:eastAsia="Times New Roman"/>
+          <w:color w:val="000000"/>
+          <w:sz w:val="35"/>
+        </w:rPr>
+        <w:t xml:space="preserve">нажатии на которую отображается </w:t>
+      </w:r>
+      <w:r>
+        <w:rPr>
+          <w:rFonts w:ascii="Times New Roman" w:hAnsi="Times New Roman" w:cs="Times New Roman" w:eastAsia="Times New Roman"/>
+          <w:b/>
+          <w:color w:val="000000"/>
+          <w:sz w:val="35"/>
+        </w:rPr>
+        <w:t xml:space="preserve">страница для загрузки подтверждающих </w:t>
+      </w:r>
+      <w:r>
+        <w:rPr>
+          <w:rFonts w:ascii="Times New Roman" w:hAnsi="Times New Roman" w:cs="Times New Roman" w:eastAsia="Times New Roman"/>
+          <w:b/>
+          <w:color w:val="000000"/>
+          <w:sz w:val="35"/>
+        </w:rPr>
+        <w:t xml:space="preserve">документов</w:t>
+      </w:r>
+      <w:r>
+        <w:rPr>
+          <w:rFonts w:ascii="Times New Roman" w:hAnsi="Times New Roman" w:cs="Times New Roman" w:eastAsia="Times New Roman"/>
+          <w:color w:val="000000"/>
+          <w:sz w:val="35"/>
+        </w:rPr>
+        <w:t xml:space="preserve">. </w:t>
+      </w:r>
+      <w:r>
+        <w:rPr>
+          <w:rFonts w:ascii="Times New Roman" w:hAnsi="Times New Roman" w:cs="Times New Roman" w:eastAsia="Times New Roman"/>
+          <w:b/>
+          <w:color w:val="000000"/>
+          <w:sz w:val="35"/>
+        </w:rPr>
+        <w:t xml:space="preserve">Только после </w:t>
+      </w:r>
+      <w:r>
+        <w:rPr>
+          <w:rFonts w:ascii="Times New Roman" w:hAnsi="Times New Roman" w:cs="Times New Roman" w:eastAsia="Times New Roman"/>
+          <w:color w:val="000000"/>
+          <w:sz w:val="35"/>
+        </w:rPr>
+        <w:t xml:space="preserve">загрузки </w:t>
+      </w:r>
+      <w:r>
+        <w:rPr>
+          <w:rFonts w:ascii="Times New Roman" w:hAnsi="Times New Roman" w:cs="Times New Roman" w:eastAsia="Times New Roman"/>
+          <w:b/>
+          <w:color w:val="000000"/>
+          <w:sz w:val="35"/>
+        </w:rPr>
+        <w:t xml:space="preserve">всех</w:t>
+      </w:r>
+      <w:r>
+        <w:rPr>
+          <w:rFonts w:ascii="Times New Roman" w:hAnsi="Times New Roman" w:cs="Times New Roman" w:eastAsia="Times New Roman"/>
+          <w:color w:val="000000"/>
+          <w:sz w:val="35"/>
+        </w:rPr>
+        <w:t xml:space="preserve"> </w:t>
+      </w:r>
+      <w:r>
+        <w:rPr>
+          <w:rFonts w:ascii="Times New Roman" w:hAnsi="Times New Roman" w:cs="Times New Roman" w:eastAsia="Times New Roman"/>
+          <w:b/>
+          <w:color w:val="000000"/>
+          <w:sz w:val="35"/>
+        </w:rPr>
+        <w:t xml:space="preserve">документов </w:t>
+      </w:r>
+      <w:r>
+        <w:rPr>
+          <w:rFonts w:ascii="Times New Roman" w:hAnsi="Times New Roman" w:cs="Times New Roman" w:eastAsia="Times New Roman"/>
+          <w:color w:val="000000"/>
+          <w:sz w:val="35"/>
+        </w:rPr>
+        <w:t xml:space="preserve">(файлов) должна быть возможность </w:t>
+      </w:r>
+      <w:r>
+        <w:rPr>
+          <w:rFonts w:ascii="Times New Roman" w:hAnsi="Times New Roman" w:cs="Times New Roman" w:eastAsia="Times New Roman"/>
+          <w:b/>
+          <w:color w:val="000000"/>
+          <w:sz w:val="35"/>
+        </w:rPr>
+        <w:t xml:space="preserve">отправки </w:t>
+      </w:r>
+      <w:r>
+        <w:rPr>
+          <w:rFonts w:ascii="Times New Roman" w:hAnsi="Times New Roman" w:cs="Times New Roman" w:eastAsia="Times New Roman"/>
+          <w:b/>
+          <w:color w:val="000000"/>
+          <w:sz w:val="35"/>
+        </w:rPr>
+        <w:t xml:space="preserve">заявки</w:t>
+      </w:r>
+      <w:r>
+        <w:rPr>
+          <w:rFonts w:ascii="Times New Roman" w:hAnsi="Times New Roman" w:cs="Times New Roman" w:eastAsia="Times New Roman"/>
+          <w:color w:val="000000"/>
+          <w:sz w:val="35"/>
+        </w:rPr>
+        <w:t xml:space="preserve"> на получение «</w:t>
+      </w:r>
+      <w:r>
+        <w:rPr>
+          <w:rFonts w:ascii="Times New Roman" w:hAnsi="Times New Roman" w:cs="Times New Roman" w:eastAsia="Times New Roman"/>
+          <w:b/>
+          <w:color w:val="000000"/>
+          <w:sz w:val="35"/>
+        </w:rPr>
+        <w:t xml:space="preserve">Золотого знака</w:t>
+      </w:r>
+      <w:r>
+        <w:rPr>
+          <w:rFonts w:ascii="Times New Roman" w:hAnsi="Times New Roman" w:cs="Times New Roman" w:eastAsia="Times New Roman"/>
+          <w:color w:val="000000"/>
+          <w:sz w:val="35"/>
+        </w:rPr>
+        <w:t xml:space="preserve">»</w:t>
+      </w:r>
+      <w:r>
+        <w:rPr>
+          <w:rFonts w:ascii="Times New Roman" w:hAnsi="Times New Roman" w:cs="Times New Roman" w:eastAsia="Times New Roman"/>
+          <w:color w:val="000000"/>
+          <w:sz w:val="35"/>
+        </w:rPr>
+        <w:t xml:space="preserve">.</w:t>
+      </w:r>
+      <w:r>
+        <w:rPr>
+          <w:rFonts w:ascii="Times New Roman" w:hAnsi="Times New Roman" w:cs="Times New Roman" w:eastAsia="Times New Roman"/>
+          <w:color w:val="000000"/>
+          <w:sz w:val="35"/>
+          <w:highlight w:val="none"/>
+        </w:rPr>
+        <w:br w:type="page" w:clear="all"/>
+        <w:tab/>
+      </w:r>
+      <w:r>
+        <w:rPr>
+          <w:rFonts w:ascii="Times New Roman" w:hAnsi="Times New Roman" w:cs="Times New Roman" w:eastAsia="Times New Roman"/>
+          <w:color w:val="000000"/>
+          <w:sz w:val="35"/>
+          <w:highlight w:val="yellow"/>
+        </w:rPr>
+        <w:t xml:space="preserve">Должен ли администратор получать уведомление в личный кабинет?</w:t>
+      </w:r>
+      <w:r>
+        <w:rPr>
+          <w:rFonts w:ascii="Times New Roman" w:hAnsi="Times New Roman" w:cs="Times New Roman" w:eastAsia="Times New Roman"/>
+          <w:color w:val="000000"/>
+          <w:sz w:val="35"/>
+          <w:highlight w:val="none"/>
+        </w:rPr>
+      </w:r>
+      <w:r/>
+    </w:p>
+    <w:p>
+      <w:pPr>
+        <w:ind w:left="0" w:right="0" w:firstLine="708"/>
+        <w:spacing w:before="0" w:after="0"/>
+        <w:rPr>
+          <w:rFonts w:ascii="Times New Roman" w:hAnsi="Times New Roman" w:cs="Times New Roman" w:eastAsia="Times New Roman"/>
+          <w:color w:val="000000"/>
+          <w:sz w:val="35"/>
+        </w:rPr>
+        <w:pBdr>
+          <w:top w:val="none" w:color="000000" w:sz="4" w:space="0"/>
+          <w:left w:val="none" w:color="000000" w:sz="4" w:space="0"/>
+          <w:bottom w:val="none" w:color="000000" w:sz="4" w:space="0"/>
+          <w:right w:val="none" w:color="000000" w:sz="4" w:space="0"/>
+        </w:pBdr>
+      </w:pPr>
+      <w:r>
+        <w:rPr>
+          <w:rFonts w:ascii="Times New Roman" w:hAnsi="Times New Roman" w:cs="Times New Roman" w:eastAsia="Times New Roman"/>
+          <w:color w:val="000000"/>
+          <w:sz w:val="35"/>
+        </w:rPr>
+        <w:t xml:space="preserve">Администратор получает уведомление(на почту и/или в личный кабинет) и </w:t>
+      </w:r>
+      <w:r>
+        <w:rPr>
+          <w:rFonts w:ascii="Times New Roman" w:hAnsi="Times New Roman" w:cs="Times New Roman" w:eastAsia="Times New Roman"/>
+          <w:color w:val="000000"/>
+          <w:sz w:val="35"/>
+        </w:rPr>
+        <w:t xml:space="preserve">список поданных заявок и имеет возможность вернуть документы на доработку, </w:t>
+      </w:r>
+      <w:r>
+        <w:rPr>
+          <w:rFonts w:ascii="Times New Roman" w:hAnsi="Times New Roman" w:cs="Times New Roman" w:eastAsia="Times New Roman"/>
+          <w:color w:val="000000"/>
+          <w:sz w:val="35"/>
+        </w:rPr>
+        <w:t xml:space="preserve">отклонить или подтвердить «Золотой знак».</w:t>
+      </w:r>
+      <w:r>
+        <w:rPr>
+          <w:rFonts w:ascii="Times New Roman" w:hAnsi="Times New Roman" w:cs="Times New Roman" w:eastAsia="Times New Roman"/>
+          <w:color w:val="000000"/>
+          <w:sz w:val="35"/>
+          <w:highlight w:val="none"/>
+        </w:rPr>
+      </w:r>
+      <w:r/>
     </w:p>
     <w:p>
       <w:pPr>
@@ -3940,7 +2496,6 @@
           <w:rFonts w:ascii="Times New Roman" w:hAnsi="Times New Roman" w:cs="Times New Roman" w:eastAsia="Times New Roman"/>
           <w:color w:val="000000"/>
           <w:sz w:val="35"/>
-          <w:highlight w:val="none"/>
         </w:rPr>
         <w:pBdr>
           <w:top w:val="none" w:color="000000" w:sz="4" w:space="0"/>
@@ -3955,78 +2510,45 @@
           <w:color w:val="000000"/>
           <w:sz w:val="35"/>
         </w:rPr>
-        <w:t xml:space="preserve">В журнале должен быть реализован фильтр по этим параметрам</w:t>
+        <w:t xml:space="preserve">По умолчанию у всех вновь заполненных паспортов статус «Подтверждён» </w:t>
+      </w:r>
+      <w:r>
+        <w:rPr>
+          <w:rFonts w:ascii="Times New Roman" w:hAnsi="Times New Roman" w:cs="Times New Roman" w:eastAsia="Times New Roman"/>
+          <w:color w:val="000000"/>
+          <w:sz w:val="35"/>
+          <w:highlight w:val="none"/>
+        </w:rPr>
+        <w:t xml:space="preserve">(см.раздел«</w:t>
+      </w:r>
+      <w:r>
+        <w:rPr>
+          <w:rFonts w:ascii="Times New Roman" w:hAnsi="Times New Roman" w:cs="Times New Roman" w:eastAsia="Times New Roman"/>
+          <w:b/>
+          <w:color w:val="000000"/>
+          <w:sz w:val="35"/>
+          <w:highlight w:val="none"/>
+        </w:rPr>
+        <w:t xml:space="preserve">Процессы получения/отклонения статусов</w:t>
+      </w:r>
+      <w:r>
+        <w:rPr>
+          <w:rFonts w:ascii="Times New Roman" w:hAnsi="Times New Roman" w:cs="Times New Roman" w:eastAsia="Times New Roman"/>
+          <w:color w:val="000000"/>
+          <w:sz w:val="35"/>
+          <w:highlight w:val="none"/>
+        </w:rPr>
+        <w:t xml:space="preserve">»)</w:t>
+      </w:r>
+      <w:r>
+        <w:rPr>
+          <w:rFonts w:ascii="Times New Roman" w:hAnsi="Times New Roman" w:cs="Times New Roman" w:eastAsia="Times New Roman"/>
+          <w:color w:val="000000"/>
+          <w:sz w:val="35"/>
+          <w:highlight w:val="none"/>
+        </w:rPr>
       </w:r>
       <w:r/>
-      <w:r>
-        <w:rPr>
-          <w:sz w:val="24"/>
-          <w:highlight w:val="none"/>
-        </w:rPr>
-      </w:r>
-      <w:r>
-        <w:rPr>
-          <w:sz w:val="24"/>
-          <w:highlight w:val="none"/>
-        </w:rPr>
-      </w:r>
-      <w:r>
-        <w:rPr>
-          <w:sz w:val="24"/>
-        </w:rPr>
-      </w:r>
-      <w:r>
-        <w:rPr>
-          <w:rFonts w:ascii="Times New Roman" w:hAnsi="Times New Roman" w:cs="Times New Roman" w:eastAsia="Times New Roman"/>
-          <w:color w:val="000000"/>
-          <w:sz w:val="35"/>
-          <w:highlight w:val="none"/>
-        </w:rPr>
-      </w:r>
-      <w:r>
-        <w:rPr>
-          <w:rFonts w:ascii="Times New Roman" w:hAnsi="Times New Roman" w:cs="Times New Roman" w:eastAsia="Times New Roman"/>
-          <w:color w:val="000000"/>
-          <w:sz w:val="35"/>
-          <w:highlight w:val="none"/>
-        </w:rPr>
-      </w:r>
-      <w:r>
-        <w:rPr>
-          <w:rFonts w:ascii="Times New Roman" w:hAnsi="Times New Roman" w:cs="Times New Roman" w:eastAsia="Times New Roman"/>
-          <w:color w:val="000000"/>
-          <w:sz w:val="35"/>
-          <w:highlight w:val="none"/>
-        </w:rPr>
-      </w:r>
-    </w:p>
-    <w:p>
-      <w:pPr>
-        <w:shd w:val="nil"/>
-        <w:rPr>
-          <w:rFonts w:ascii="Times New Roman" w:hAnsi="Times New Roman" w:cs="Times New Roman" w:eastAsia="Times New Roman"/>
-          <w:color w:val="000000"/>
-          <w:sz w:val="35"/>
-          <w:highlight w:val="none"/>
-        </w:rPr>
-      </w:pPr>
-      <w:r>
-        <w:rPr>
-          <w:rFonts w:ascii="Times New Roman" w:hAnsi="Times New Roman" w:cs="Times New Roman" w:eastAsia="Times New Roman"/>
-          <w:color w:val="000000"/>
-          <w:sz w:val="35"/>
-          <w:highlight w:val="none"/>
-        </w:rPr>
-        <w:br w:type="page" w:clear="all"/>
-      </w:r>
-      <w:r>
-        <w:rPr>
-          <w:rFonts w:ascii="Times New Roman" w:hAnsi="Times New Roman" w:cs="Times New Roman" w:eastAsia="Times New Roman"/>
-          <w:color w:val="000000"/>
-          <w:sz w:val="35"/>
-          <w:highlight w:val="none"/>
-        </w:rPr>
-      </w:r>
     </w:p>
     <w:p>
       <w:pPr>
@@ -4034,7 +2556,6 @@
         <w:spacing w:before="0" w:after="0"/>
         <w:rPr>
           <w:rFonts w:ascii="Times New Roman" w:hAnsi="Times New Roman" w:cs="Times New Roman" w:eastAsia="Times New Roman"/>
-          <w:b/>
           <w:color w:val="000000"/>
           <w:sz w:val="35"/>
           <w:highlight w:val="none"/>
@@ -4051,48 +2572,624 @@
           <w:rFonts w:ascii="Times New Roman" w:hAnsi="Times New Roman" w:cs="Times New Roman" w:eastAsia="Times New Roman"/>
           <w:color w:val="000000"/>
           <w:sz w:val="35"/>
-          <w:highlight w:val="none"/>
-        </w:rPr>
+        </w:rPr>
+        <w:t xml:space="preserve">Если паспорт/заявку на «Золотой знак» пользователя </w:t>
       </w:r>
       <w:r>
         <w:rPr>
           <w:rFonts w:ascii="Times New Roman" w:hAnsi="Times New Roman" w:cs="Times New Roman" w:eastAsia="Times New Roman"/>
           <w:b/>
           <w:color w:val="000000"/>
+          <w:sz w:val="35"/>
+        </w:rPr>
+        <w:t xml:space="preserve">отклонили</w:t>
+      </w:r>
+      <w:r>
+        <w:rPr>
+          <w:rFonts w:ascii="Times New Roman" w:hAnsi="Times New Roman" w:cs="Times New Roman" w:eastAsia="Times New Roman"/>
+          <w:color w:val="000000"/>
+          <w:sz w:val="35"/>
+        </w:rPr>
+        <w:t xml:space="preserve">, то ему должно приходить </w:t>
+      </w:r>
+      <w:r>
+        <w:rPr>
+          <w:rFonts w:ascii="Times New Roman" w:hAnsi="Times New Roman" w:cs="Times New Roman" w:eastAsia="Times New Roman"/>
+          <w:b/>
+          <w:color w:val="000000"/>
+          <w:sz w:val="35"/>
+        </w:rPr>
+        <w:t xml:space="preserve">email</w:t>
+      </w:r>
+      <w:r>
+        <w:rPr>
+          <w:rFonts w:ascii="Times New Roman" w:hAnsi="Times New Roman" w:cs="Times New Roman" w:eastAsia="Times New Roman"/>
+          <w:color w:val="000000"/>
+          <w:sz w:val="35"/>
+        </w:rPr>
+        <w:t xml:space="preserve">-уведомление</w:t>
+      </w:r>
+      <w:r>
+        <w:rPr>
+          <w:rFonts w:ascii="Times New Roman" w:hAnsi="Times New Roman" w:cs="Times New Roman" w:eastAsia="Times New Roman"/>
+          <w:color w:val="000000"/>
+          <w:sz w:val="35"/>
+        </w:rPr>
+        <w:t xml:space="preserve">. После отклонения необходимо реализовать </w:t>
+      </w:r>
+      <w:r>
+        <w:rPr>
+          <w:rFonts w:ascii="Times New Roman" w:hAnsi="Times New Roman" w:cs="Times New Roman" w:eastAsia="Times New Roman"/>
+          <w:color w:val="000000"/>
+          <w:sz w:val="35"/>
+        </w:rPr>
+        <w:t xml:space="preserve">возможность снова отправлять паспорт/</w:t>
+      </w:r>
+      <w:r>
+        <w:rPr>
+          <w:rFonts w:ascii="Times New Roman" w:hAnsi="Times New Roman" w:cs="Times New Roman" w:eastAsia="Times New Roman"/>
+          <w:color w:val="000000"/>
+          <w:sz w:val="35"/>
+        </w:rPr>
+        <w:t xml:space="preserve">заявку на «Золотой знак»</w:t>
+      </w:r>
+      <w:r>
+        <w:rPr>
+          <w:rFonts w:ascii="Times New Roman" w:hAnsi="Times New Roman" w:cs="Times New Roman" w:eastAsia="Times New Roman"/>
+          <w:color w:val="000000"/>
+          <w:sz w:val="35"/>
+        </w:rPr>
+        <w:t xml:space="preserve">.</w:t>
+      </w:r>
+      <w:r>
+        <w:rPr>
+          <w:rFonts w:ascii="Times New Roman" w:hAnsi="Times New Roman" w:cs="Times New Roman" w:eastAsia="Times New Roman"/>
+          <w:color w:val="000000"/>
+          <w:sz w:val="35"/>
+          <w:highlight w:val="none"/>
+        </w:rPr>
+      </w:r>
+      <w:r/>
+    </w:p>
+    <w:p>
+      <w:pPr>
+        <w:ind w:left="0" w:right="0" w:firstLine="0"/>
+        <w:spacing w:before="0" w:after="0"/>
+        <w:rPr>
+          <w:rFonts w:ascii="Times New Roman" w:hAnsi="Times New Roman" w:cs="Times New Roman" w:eastAsia="Times New Roman"/>
+          <w:color w:val="000000"/>
+          <w:sz w:val="35"/>
+        </w:rPr>
+        <w:pBdr>
+          <w:top w:val="none" w:color="000000" w:sz="4" w:space="0"/>
+          <w:left w:val="none" w:color="000000" w:sz="4" w:space="0"/>
+          <w:bottom w:val="none" w:color="000000" w:sz="4" w:space="0"/>
+          <w:right w:val="none" w:color="000000" w:sz="4" w:space="0"/>
+        </w:pBdr>
+      </w:pPr>
+      <w:r>
+        <w:rPr>
+          <w:rFonts w:ascii="Times New Roman" w:hAnsi="Times New Roman" w:cs="Times New Roman" w:eastAsia="Times New Roman"/>
+          <w:color w:val="000000"/>
+          <w:sz w:val="35"/>
+        </w:rPr>
+        <w:t xml:space="preserve">После правильного заполнения пользователем и принятия заявки </w:t>
+      </w:r>
+      <w:r>
+        <w:rPr>
+          <w:rFonts w:ascii="Times New Roman" w:hAnsi="Times New Roman" w:cs="Times New Roman" w:eastAsia="Times New Roman"/>
+          <w:color w:val="000000"/>
+          <w:sz w:val="35"/>
+        </w:rPr>
+        <w:t xml:space="preserve">на «Золотой знак»</w:t>
+      </w:r>
+      <w:r>
+        <w:rPr>
+          <w:rFonts w:ascii="Times New Roman" w:hAnsi="Times New Roman" w:cs="Times New Roman" w:eastAsia="Times New Roman"/>
+          <w:color w:val="000000"/>
+          <w:sz w:val="35"/>
+        </w:rPr>
+        <w:t xml:space="preserve"> к рассмотрению, </w:t>
+      </w:r>
+      <w:r>
+        <w:rPr>
+          <w:rFonts w:ascii="Times New Roman" w:hAnsi="Times New Roman" w:cs="Times New Roman" w:eastAsia="Times New Roman"/>
+          <w:color w:val="000000"/>
+          <w:sz w:val="35"/>
+        </w:rPr>
+        <w:t xml:space="preserve">администратор нажимает кнопку «</w:t>
+      </w:r>
+      <w:r>
+        <w:rPr>
+          <w:rFonts w:ascii="Times New Roman" w:hAnsi="Times New Roman" w:cs="Times New Roman" w:eastAsia="Times New Roman"/>
+          <w:b/>
+          <w:color w:val="000000"/>
+          <w:sz w:val="35"/>
+        </w:rPr>
+        <w:t xml:space="preserve">Предоставить</w:t>
+      </w:r>
+      <w:r>
+        <w:rPr>
+          <w:rFonts w:ascii="Times New Roman" w:hAnsi="Times New Roman" w:cs="Times New Roman" w:eastAsia="Times New Roman"/>
+          <w:color w:val="000000"/>
+          <w:sz w:val="35"/>
+        </w:rPr>
+        <w:t xml:space="preserve"> Золотой знак» или на кнопку «</w:t>
+      </w:r>
+      <w:r>
+        <w:rPr>
+          <w:rFonts w:ascii="Times New Roman" w:hAnsi="Times New Roman" w:cs="Times New Roman" w:eastAsia="Times New Roman"/>
+          <w:b/>
+          <w:color w:val="000000"/>
+          <w:sz w:val="35"/>
+        </w:rPr>
+        <w:t xml:space="preserve">Не предоставлять</w:t>
+      </w:r>
+      <w:r>
+        <w:rPr>
+          <w:rFonts w:ascii="Times New Roman" w:hAnsi="Times New Roman" w:cs="Times New Roman" w:eastAsia="Times New Roman"/>
+          <w:color w:val="000000"/>
+          <w:sz w:val="35"/>
+        </w:rPr>
+        <w:t xml:space="preserve"> </w:t>
+      </w:r>
+      <w:r>
+        <w:rPr>
+          <w:rFonts w:ascii="Times New Roman" w:hAnsi="Times New Roman" w:cs="Times New Roman" w:eastAsia="Times New Roman"/>
+          <w:color w:val="000000"/>
+          <w:sz w:val="35"/>
+        </w:rPr>
+        <w:t xml:space="preserve">Золотой знак». «Золотой знак» автоматически добавляется в личный кабинет с </w:t>
+      </w:r>
+      <w:r>
+        <w:rPr>
+          <w:rFonts w:ascii="Times New Roman" w:hAnsi="Times New Roman" w:cs="Times New Roman" w:eastAsia="Times New Roman"/>
+          <w:color w:val="000000"/>
+          <w:sz w:val="35"/>
+        </w:rPr>
+        <w:t xml:space="preserve">указанием даты предоставления.</w:t>
+      </w:r>
+      <w:r>
+        <w:rPr>
+          <w:sz w:val="24"/>
+          <w:highlight w:val="none"/>
+        </w:rPr>
+      </w:r>
+      <w:r/>
+    </w:p>
+    <w:p>
+      <w:pPr>
+        <w:ind w:left="0" w:right="0" w:firstLine="0"/>
+        <w:spacing w:before="0" w:after="0"/>
+        <w:rPr>
+          <w:rFonts w:ascii="Times New Roman" w:hAnsi="Times New Roman" w:cs="Times New Roman" w:eastAsia="Times New Roman"/>
+          <w:b w:val="0"/>
+          <w:color w:val="000000"/>
+          <w:sz w:val="35"/>
+          <w:highlight w:val="none"/>
+        </w:rPr>
+        <w:pBdr>
+          <w:top w:val="none" w:color="000000" w:sz="4" w:space="0"/>
+          <w:left w:val="none" w:color="000000" w:sz="4" w:space="0"/>
+          <w:bottom w:val="none" w:color="000000" w:sz="4" w:space="0"/>
+          <w:right w:val="none" w:color="000000" w:sz="4" w:space="0"/>
+        </w:pBdr>
+      </w:pPr>
+      <w:r>
+        <w:rPr>
+          <w:rFonts w:ascii="Times New Roman" w:hAnsi="Times New Roman" w:cs="Times New Roman" w:eastAsia="Times New Roman"/>
+          <w:color w:val="000000"/>
+          <w:sz w:val="35"/>
+        </w:rPr>
+        <w:t xml:space="preserve">Страница должна поддерживать адаптивную верстку, в том числе и мобильную </w:t>
+      </w:r>
+      <w:r>
+        <w:rPr>
+          <w:rFonts w:ascii="Times New Roman" w:hAnsi="Times New Roman" w:cs="Times New Roman" w:eastAsia="Times New Roman"/>
+          <w:color w:val="000000"/>
+          <w:sz w:val="35"/>
+        </w:rPr>
+        <w:t xml:space="preserve">верстку.</w:t>
+      </w:r>
+      <w:r>
+        <w:rPr>
+          <w:b w:val="0"/>
+        </w:rPr>
+        <w:br w:type="page" w:clear="all"/>
+      </w:r>
+      <w:r>
+        <w:rPr>
+          <w:rFonts w:ascii="Times New Roman" w:hAnsi="Times New Roman" w:cs="Times New Roman" w:eastAsia="Times New Roman"/>
+          <w:b w:val="0"/>
+          <w:color w:val="000000"/>
+          <w:sz w:val="35"/>
+          <w:highlight w:val="none"/>
+        </w:rPr>
+      </w:r>
+      <w:r/>
+    </w:p>
+    <w:p>
+      <w:pPr>
+        <w:ind w:left="0" w:right="0" w:firstLine="0"/>
+        <w:spacing w:before="0" w:after="0"/>
+        <w:pBdr>
+          <w:top w:val="none" w:color="000000" w:sz="4" w:space="0"/>
+          <w:left w:val="none" w:color="000000" w:sz="4" w:space="0"/>
+          <w:bottom w:val="none" w:color="000000" w:sz="4" w:space="0"/>
+          <w:right w:val="none" w:color="000000" w:sz="4" w:space="0"/>
+        </w:pBdr>
+      </w:pPr>
+      <w:r>
+        <w:rPr>
+          <w:rFonts w:ascii="Times New Roman" w:hAnsi="Times New Roman" w:cs="Times New Roman" w:eastAsia="Times New Roman"/>
+          <w:b/>
+          <w:color w:val="000000"/>
           <w:sz w:val="40"/>
-          <w:highlight w:val="none"/>
-        </w:rPr>
-        <w:t xml:space="preserve">Процессы получения/отклонения статусов</w:t>
+        </w:rPr>
+        <w:t xml:space="preserve">Личный кабинет пользователя</w:t>
       </w:r>
       <w:r/>
-      <w:r>
-        <w:rPr>
-          <w:rFonts w:ascii="Times New Roman" w:hAnsi="Times New Roman" w:cs="Times New Roman" w:eastAsia="Times New Roman"/>
-          <w:color w:val="000000"/>
-          <w:sz w:val="35"/>
-          <w:highlight w:val="none"/>
-        </w:rPr>
-      </w:r>
-      <w:r>
-        <w:rPr>
-          <w:rFonts w:ascii="Times New Roman" w:hAnsi="Times New Roman" w:cs="Times New Roman" w:eastAsia="Times New Roman"/>
-          <w:color w:val="000000"/>
-          <w:sz w:val="35"/>
-          <w:highlight w:val="none"/>
-        </w:rPr>
-      </w:r>
+    </w:p>
+    <w:p>
+      <w:pPr>
+        <w:ind w:left="0" w:right="0" w:firstLine="0"/>
+        <w:spacing w:before="0" w:after="0"/>
+        <w:pBdr>
+          <w:top w:val="none" w:color="000000" w:sz="4" w:space="0"/>
+          <w:left w:val="none" w:color="000000" w:sz="4" w:space="0"/>
+          <w:bottom w:val="none" w:color="000000" w:sz="4" w:space="0"/>
+          <w:right w:val="none" w:color="000000" w:sz="4" w:space="0"/>
+        </w:pBdr>
+      </w:pPr>
+      <w:r>
+        <w:rPr>
+          <w:rFonts w:ascii="Times New Roman" w:hAnsi="Times New Roman" w:cs="Times New Roman" w:eastAsia="Times New Roman"/>
+          <w:color w:val="000000"/>
+          <w:sz w:val="35"/>
+        </w:rPr>
+        <w:t xml:space="preserve">При сборе информации от участника мониторинга, необходимо предоставить </w:t>
+      </w:r>
+      <w:r>
+        <w:rPr>
+          <w:rFonts w:ascii="Times New Roman" w:hAnsi="Times New Roman" w:cs="Times New Roman" w:eastAsia="Times New Roman"/>
+          <w:color w:val="000000"/>
+          <w:sz w:val="35"/>
+        </w:rPr>
+        <w:t xml:space="preserve">возможность авторизации в личном кабинете через логин и пароль пользователя, </w:t>
+      </w:r>
+      <w:r>
+        <w:rPr>
+          <w:rFonts w:ascii="Times New Roman" w:hAnsi="Times New Roman" w:cs="Times New Roman" w:eastAsia="Times New Roman"/>
+          <w:color w:val="000000"/>
+          <w:sz w:val="35"/>
+        </w:rPr>
+        <w:t xml:space="preserve">который будет заполнять информацию.</w:t>
+      </w:r>
+      <w:r>
+        <w:rPr>
+          <w:sz w:val="24"/>
+        </w:rPr>
+      </w:r>
+      <w:r/>
+    </w:p>
+    <w:p>
+      <w:pPr>
+        <w:ind w:left="0" w:right="0" w:firstLine="0"/>
+        <w:spacing w:before="0" w:after="0"/>
+        <w:pBdr>
+          <w:top w:val="none" w:color="000000" w:sz="4" w:space="0"/>
+          <w:left w:val="none" w:color="000000" w:sz="4" w:space="0"/>
+          <w:bottom w:val="none" w:color="000000" w:sz="4" w:space="0"/>
+          <w:right w:val="none" w:color="000000" w:sz="4" w:space="0"/>
+        </w:pBdr>
+      </w:pPr>
+      <w:r>
+        <w:rPr>
+          <w:rFonts w:ascii="Times New Roman" w:hAnsi="Times New Roman" w:cs="Times New Roman" w:eastAsia="Times New Roman"/>
+          <w:color w:val="000000"/>
+          <w:sz w:val="35"/>
+        </w:rPr>
+        <w:t xml:space="preserve">При регистрации участника должна быть реализована форма</w:t>
+      </w:r>
+      <w:r/>
+    </w:p>
+    <w:p>
+      <w:pPr>
+        <w:ind w:left="0" w:right="0" w:firstLine="0"/>
+        <w:spacing w:before="0" w:after="0"/>
+        <w:pBdr>
+          <w:top w:val="none" w:color="000000" w:sz="4" w:space="0"/>
+          <w:left w:val="none" w:color="000000" w:sz="4" w:space="0"/>
+          <w:bottom w:val="none" w:color="000000" w:sz="4" w:space="0"/>
+          <w:right w:val="none" w:color="000000" w:sz="4" w:space="0"/>
+        </w:pBdr>
+      </w:pPr>
+      <w:r>
+        <w:rPr>
+          <w:rFonts w:ascii="Times New Roman" w:hAnsi="Times New Roman" w:cs="Times New Roman" w:eastAsia="Times New Roman"/>
+          <w:color w:val="000000"/>
+          <w:sz w:val="35"/>
+        </w:rPr>
+        <w:t xml:space="preserve">информированного согласия на участие, ознакомление с порядком проведения </w:t>
+      </w:r>
+      <w:r>
+        <w:rPr>
+          <w:rFonts w:ascii="Times New Roman" w:hAnsi="Times New Roman" w:cs="Times New Roman" w:eastAsia="Times New Roman"/>
+          <w:color w:val="000000"/>
+          <w:sz w:val="35"/>
+        </w:rPr>
+        <w:t xml:space="preserve">мониторинга по охране труда, которая гарантирует достоверность представленных </w:t>
+      </w:r>
+      <w:r>
+        <w:rPr>
+          <w:rFonts w:ascii="Times New Roman" w:hAnsi="Times New Roman" w:cs="Times New Roman" w:eastAsia="Times New Roman"/>
+          <w:color w:val="000000"/>
+          <w:sz w:val="35"/>
+        </w:rPr>
+        <w:t xml:space="preserve">сведений. Ознакомление должно быть реализовано в любой позволяющей </w:t>
+      </w:r>
+      <w:r>
+        <w:rPr>
+          <w:rFonts w:ascii="Times New Roman" w:hAnsi="Times New Roman" w:cs="Times New Roman" w:eastAsia="Times New Roman"/>
+          <w:color w:val="000000"/>
+          <w:sz w:val="35"/>
+        </w:rPr>
+        <w:t xml:space="preserve">подтвердить факт его получения форме (например, чекбокс).</w:t>
+      </w:r>
+      <w:r>
+        <w:rPr>
+          <w:sz w:val="24"/>
+        </w:rPr>
+      </w:r>
+      <w:r/>
+    </w:p>
+    <w:p>
+      <w:pPr>
+        <w:ind w:left="0" w:right="0" w:firstLine="0"/>
+        <w:spacing w:before="0" w:after="0"/>
+        <w:rPr>
+          <w:highlight w:val="none"/>
+        </w:rPr>
+        <w:pBdr>
+          <w:top w:val="none" w:color="000000" w:sz="4" w:space="0"/>
+          <w:left w:val="none" w:color="000000" w:sz="4" w:space="0"/>
+          <w:bottom w:val="none" w:color="000000" w:sz="4" w:space="0"/>
+          <w:right w:val="none" w:color="000000" w:sz="4" w:space="0"/>
+        </w:pBdr>
+      </w:pPr>
+      <w:r>
+        <w:rPr>
+          <w:rFonts w:ascii="Times New Roman" w:hAnsi="Times New Roman" w:cs="Times New Roman" w:eastAsia="Times New Roman"/>
+          <w:color w:val="000000"/>
+          <w:sz w:val="35"/>
+        </w:rPr>
+        <w:t xml:space="preserve">При авторизации отображается </w:t>
+      </w:r>
+      <w:r>
+        <w:rPr>
+          <w:rFonts w:ascii="Times New Roman" w:hAnsi="Times New Roman" w:cs="Times New Roman" w:eastAsia="Times New Roman"/>
+          <w:color w:val="000000"/>
+          <w:sz w:val="35"/>
+        </w:rPr>
+        <w:t xml:space="preserve">страница с полями, необходимыми к заполнению, а также меню </w:t>
+      </w:r>
+      <w:r>
+        <w:rPr>
+          <w:rFonts w:ascii="Times New Roman" w:hAnsi="Times New Roman" w:cs="Times New Roman" w:eastAsia="Times New Roman"/>
+          <w:color w:val="000000"/>
+          <w:sz w:val="35"/>
+        </w:rPr>
+        <w:t xml:space="preserve">получения «Золотого знака». После последовательного заполнения данных </w:t>
+      </w:r>
+      <w:r>
+        <w:rPr>
+          <w:rFonts w:ascii="Times New Roman" w:hAnsi="Times New Roman" w:cs="Times New Roman" w:eastAsia="Times New Roman"/>
+          <w:color w:val="000000"/>
+          <w:sz w:val="35"/>
+        </w:rPr>
+        <w:t xml:space="preserve">пользователю должно быть отображено окно успешной отправки информации на </w:t>
+      </w:r>
+      <w:r>
+        <w:rPr>
+          <w:rFonts w:ascii="Times New Roman" w:hAnsi="Times New Roman" w:cs="Times New Roman" w:eastAsia="Times New Roman"/>
+          <w:color w:val="000000"/>
+          <w:sz w:val="35"/>
+        </w:rPr>
+        <w:t xml:space="preserve">проверку.</w:t>
+      </w:r>
+      <w:r>
+        <w:rPr>
+          <w:highlight w:val="none"/>
+        </w:rPr>
+      </w:r>
+      <w:r/>
+    </w:p>
+    <w:p>
+      <w:pPr>
+        <w:ind w:left="0" w:right="0" w:firstLine="0"/>
+        <w:spacing w:before="0" w:after="0"/>
+        <w:rPr>
+          <w:rFonts w:ascii="Times New Roman" w:hAnsi="Times New Roman" w:cs="Times New Roman" w:eastAsia="Times New Roman"/>
+          <w:color w:val="000000"/>
+          <w:sz w:val="35"/>
+          <w:highlight w:val="none"/>
+        </w:rPr>
+        <w:pBdr>
+          <w:top w:val="none" w:color="000000" w:sz="4" w:space="0"/>
+          <w:left w:val="none" w:color="000000" w:sz="4" w:space="0"/>
+          <w:bottom w:val="none" w:color="000000" w:sz="4" w:space="0"/>
+          <w:right w:val="none" w:color="000000" w:sz="4" w:space="0"/>
+        </w:pBdr>
+      </w:pPr>
+      <w:r>
+        <w:rPr>
+          <w:rFonts w:ascii="Times New Roman" w:hAnsi="Times New Roman" w:cs="Times New Roman" w:eastAsia="Times New Roman"/>
+          <w:color w:val="000000"/>
+          <w:sz w:val="35"/>
+          <w:highlight w:val="none"/>
+        </w:rPr>
+        <w:t xml:space="preserve">Если паспорт, заполненный пользователем, отклонили (ему должно прийти email-уведомление), то у пользователя должна быть возможность доработать(отредактировать) паспорт.</w:t>
+      </w:r>
+      <w:r>
+        <w:rPr>
+          <w:sz w:val="24"/>
+        </w:rPr>
+      </w:r>
+      <w:r/>
+    </w:p>
+    <w:p>
+      <w:pPr>
+        <w:ind w:left="0" w:right="0" w:firstLine="0"/>
+        <w:spacing w:before="0" w:after="0"/>
+        <w:rPr>
+          <w:rFonts w:ascii="Times New Roman" w:hAnsi="Times New Roman" w:cs="Times New Roman" w:eastAsia="Times New Roman"/>
+          <w:color w:val="000000"/>
+          <w:sz w:val="35"/>
+          <w:highlight w:val="none"/>
+        </w:rPr>
+        <w:pBdr>
+          <w:top w:val="none" w:color="000000" w:sz="4" w:space="0"/>
+          <w:left w:val="none" w:color="000000" w:sz="4" w:space="0"/>
+          <w:bottom w:val="none" w:color="000000" w:sz="4" w:space="0"/>
+          <w:right w:val="none" w:color="000000" w:sz="4" w:space="0"/>
+        </w:pBdr>
+      </w:pPr>
+      <w:r>
+        <w:rPr>
+          <w:rFonts w:ascii="Times New Roman" w:hAnsi="Times New Roman" w:cs="Times New Roman" w:eastAsia="Times New Roman"/>
+          <w:color w:val="000000"/>
+          <w:sz w:val="35"/>
+          <w:highlight w:val="none"/>
+        </w:rPr>
+        <w:t xml:space="preserve">При статусе «Отклонён» в режиме редактирования должны быть выделены красным цветом те блоки и поля, значения которых администратор пометил ошибочными, а также, должны быть доступны пояснительные комментарии администратора, оставленные им в своей панели.</w:t>
+      </w:r>
+      <w:r>
+        <w:rPr>
+          <w:rFonts w:ascii="Times New Roman" w:hAnsi="Times New Roman" w:cs="Times New Roman" w:eastAsia="Times New Roman"/>
+          <w:color w:val="000000"/>
+          <w:sz w:val="35"/>
+          <w:highlight w:val="none"/>
+        </w:rPr>
+      </w:r>
+      <w:r/>
+    </w:p>
+    <w:p>
+      <w:pPr>
+        <w:ind w:left="0" w:right="0" w:firstLine="0"/>
+        <w:spacing w:before="0" w:after="0"/>
+        <w:rPr>
+          <w:rFonts w:ascii="Times New Roman" w:hAnsi="Times New Roman" w:cs="Times New Roman" w:eastAsia="Times New Roman"/>
+          <w:color w:val="000000"/>
+          <w:sz w:val="35"/>
+          <w:highlight w:val="none"/>
+        </w:rPr>
+        <w:pBdr>
+          <w:top w:val="none" w:color="000000" w:sz="4" w:space="0"/>
+          <w:left w:val="none" w:color="000000" w:sz="4" w:space="0"/>
+          <w:bottom w:val="none" w:color="000000" w:sz="4" w:space="0"/>
+          <w:right w:val="none" w:color="000000" w:sz="4" w:space="0"/>
+        </w:pBdr>
+      </w:pPr>
+      <w:r>
+        <w:rPr>
+          <w:rFonts w:ascii="Times New Roman" w:hAnsi="Times New Roman" w:cs="Times New Roman" w:eastAsia="Times New Roman"/>
+          <w:color w:val="000000"/>
+          <w:sz w:val="35"/>
+          <w:highlight w:val="none"/>
+        </w:rPr>
+        <w:t xml:space="preserve">При создании/редактировании пользователем паспорта должна быть быстрая навигация</w:t>
+      </w:r>
+      <w:r>
+        <w:rPr>
+          <w:rFonts w:ascii="Times New Roman" w:hAnsi="Times New Roman" w:cs="Times New Roman" w:eastAsia="Times New Roman"/>
+          <w:color w:val="000000"/>
+          <w:sz w:val="35"/>
+          <w:highlight w:val="none"/>
+        </w:rPr>
+        <w:t xml:space="preserve"> в виде меню быстрого перехода на определённый блок(раздел) формы паспорта.</w:t>
+      </w:r>
+      <w:r>
+        <w:rPr>
+          <w:rFonts w:ascii="Times New Roman" w:hAnsi="Times New Roman" w:cs="Times New Roman" w:eastAsia="Times New Roman"/>
+          <w:color w:val="000000"/>
+          <w:sz w:val="35"/>
+          <w:highlight w:val="none"/>
+        </w:rPr>
+      </w:r>
+      <w:r/>
+    </w:p>
+    <w:p>
+      <w:pPr>
+        <w:ind w:left="0" w:right="0" w:firstLine="0"/>
+        <w:spacing w:before="0" w:after="0"/>
+        <w:rPr>
+          <w:sz w:val="24"/>
+        </w:rPr>
+        <w:pBdr>
+          <w:top w:val="none" w:color="000000" w:sz="4" w:space="0"/>
+          <w:left w:val="none" w:color="000000" w:sz="4" w:space="0"/>
+          <w:bottom w:val="none" w:color="000000" w:sz="4" w:space="0"/>
+          <w:right w:val="none" w:color="000000" w:sz="4" w:space="0"/>
+        </w:pBdr>
+      </w:pPr>
+      <w:r>
+        <w:rPr>
+          <w:rFonts w:ascii="Times New Roman" w:hAnsi="Times New Roman" w:cs="Times New Roman" w:eastAsia="Times New Roman"/>
+          <w:color w:val="000000"/>
+          <w:sz w:val="35"/>
+          <w:highlight w:val="none"/>
+        </w:rPr>
+      </w:r>
+      <w:r>
+        <w:rPr>
+          <w:rFonts w:ascii="Times New Roman" w:hAnsi="Times New Roman" w:cs="Times New Roman" w:eastAsia="Times New Roman"/>
+          <w:color w:val="000000"/>
+          <w:sz w:val="35"/>
+        </w:rPr>
+        <w:t xml:space="preserve">Необходимо реализовать экспорт Паспорта в электронные таблицы в </w:t>
+      </w:r>
+      <w:r>
+        <w:rPr>
+          <w:rFonts w:ascii="Times New Roman" w:hAnsi="Times New Roman" w:cs="Times New Roman" w:eastAsia="Times New Roman"/>
+          <w:color w:val="000000"/>
+          <w:sz w:val="35"/>
+        </w:rPr>
+        <w:t xml:space="preserve">форматах pdf и xml.</w:t>
+      </w:r>
+      <w:r>
+        <w:rPr>
+          <w:sz w:val="24"/>
+        </w:rPr>
+      </w:r>
+      <w:r/>
+    </w:p>
+    <w:p>
+      <w:pPr>
+        <w:shd w:val="nil" w:color="auto"/>
+        <w:rPr>
+          <w:sz w:val="24"/>
+          <w:highlight w:val="red"/>
+        </w:rPr>
+      </w:pPr>
+      <w:r>
+        <w:rPr>
+          <w:sz w:val="24"/>
+          <w:highlight w:val="none"/>
+        </w:rPr>
+        <w:br w:type="page" w:clear="all"/>
+      </w:r>
+      <w:r>
+        <w:rPr>
+          <w:sz w:val="24"/>
+          <w:highlight w:val="red"/>
+        </w:rPr>
+      </w:r>
+      <w:r/>
     </w:p>
     <w:p>
       <w:pPr>
         <w:ind w:left="709" w:right="0" w:firstLine="0"/>
         <w:spacing w:before="0" w:after="0"/>
-        <w:rPr>
-          <w:rFonts w:ascii="Times New Roman" w:hAnsi="Times New Roman" w:cs="Times New Roman" w:eastAsia="Times New Roman"/>
-          <w:b w:val="0"/>
-          <w:color w:val="000000"/>
-          <w:sz w:val="35"/>
-          <w:highlight w:val="none"/>
-        </w:rPr>
         <w:pBdr>
           <w:top w:val="none" w:color="000000" w:sz="4" w:space="0"/>
           <w:left w:val="none" w:color="000000" w:sz="4" w:space="0"/>
@@ -4105,84 +3202,410 @@
           <w:rFonts w:ascii="Times New Roman" w:hAnsi="Times New Roman" w:cs="Times New Roman" w:eastAsia="Times New Roman"/>
           <w:b/>
           <w:color w:val="000000"/>
-          <w:sz w:val="35"/>
-          <w:highlight w:val="none"/>
-        </w:rPr>
-      </w:r>
-      <w:r>
-        <w:rPr>
-          <w:rFonts w:ascii="Times New Roman" w:hAnsi="Times New Roman" w:cs="Times New Roman" w:eastAsia="Times New Roman"/>
-          <w:b w:val="0"/>
-          <w:color w:val="000000"/>
-          <w:sz w:val="35"/>
-          <w:highlight w:val="none"/>
-        </w:rPr>
-        <w:t xml:space="preserve">Заполнение формы паспорта(и её модифицированной версии для загрузки </w:t>
-      </w:r>
-      <w:r>
-        <w:rPr>
-          <w:rFonts w:ascii="Times New Roman" w:hAnsi="Times New Roman" w:cs="Times New Roman" w:eastAsia="Times New Roman"/>
-          <w:color w:val="000000"/>
-          <w:sz w:val="35"/>
-        </w:rPr>
-        <w:t xml:space="preserve">подтверждающих </w:t>
-      </w:r>
-      <w:r>
-        <w:rPr>
-          <w:rFonts w:ascii="Times New Roman" w:hAnsi="Times New Roman" w:cs="Times New Roman" w:eastAsia="Times New Roman"/>
-          <w:b w:val="0"/>
-          <w:color w:val="000000"/>
-          <w:sz w:val="35"/>
-          <w:highlight w:val="none"/>
-        </w:rPr>
-        <w:t xml:space="preserve">документов)</w:t>
-      </w:r>
-      <w:r>
-        <w:rPr>
-          <w:rFonts w:ascii="Times New Roman" w:hAnsi="Times New Roman" w:cs="Times New Roman" w:eastAsia="Times New Roman"/>
-          <w:b w:val="0"/>
-          <w:color w:val="000000"/>
-          <w:sz w:val="35"/>
-          <w:highlight w:val="none"/>
-        </w:rPr>
-        <w:t xml:space="preserve"> нужно в том числе и для получения определённых статусов паспорта и организации в системе.</w:t>
-      </w:r>
-      <w:r>
-        <w:rPr>
-          <w:rFonts w:ascii="Times New Roman" w:hAnsi="Times New Roman" w:cs="Times New Roman" w:eastAsia="Times New Roman"/>
-          <w:b w:val="0"/>
-          <w:color w:val="000000"/>
-          <w:sz w:val="35"/>
-          <w:highlight w:val="none"/>
-        </w:rPr>
-      </w:r>
-      <w:r>
-        <w:rPr>
-          <w:rFonts w:ascii="Times New Roman" w:hAnsi="Times New Roman" w:cs="Times New Roman" w:eastAsia="Times New Roman"/>
-          <w:b w:val="0"/>
-          <w:color w:val="000000"/>
-          <w:sz w:val="35"/>
-          <w:highlight w:val="none"/>
-        </w:rPr>
-      </w:r>
-      <w:r>
-        <w:rPr>
-          <w:rFonts w:ascii="Times New Roman" w:hAnsi="Times New Roman" w:cs="Times New Roman" w:eastAsia="Times New Roman"/>
-          <w:b w:val="0"/>
-          <w:color w:val="000000"/>
-          <w:sz w:val="35"/>
-          <w:highlight w:val="none"/>
-        </w:rPr>
-      </w:r>
-      <w:r>
-        <w:rPr>
-          <w:rFonts w:ascii="Times New Roman" w:hAnsi="Times New Roman" w:cs="Times New Roman" w:eastAsia="Times New Roman"/>
-          <w:b w:val="0"/>
-          <w:color w:val="000000"/>
-          <w:sz w:val="35"/>
-          <w:highlight w:val="none"/>
-        </w:rPr>
-      </w:r>
+          <w:sz w:val="40"/>
+        </w:rPr>
+        <w:t xml:space="preserve">Личный кабинет администратора</w:t>
+      </w:r>
+      <w:r/>
+    </w:p>
+    <w:p>
+      <w:pPr>
+        <w:ind w:left="0" w:right="0" w:firstLine="0"/>
+        <w:spacing w:before="0" w:after="0"/>
+        <w:rPr>
+          <w:rFonts w:ascii="Times New Roman" w:hAnsi="Times New Roman" w:cs="Times New Roman" w:eastAsia="Times New Roman"/>
+          <w:color w:val="000000"/>
+          <w:sz w:val="35"/>
+        </w:rPr>
+        <w:pBdr>
+          <w:top w:val="none" w:color="000000" w:sz="4" w:space="0"/>
+          <w:left w:val="none" w:color="000000" w:sz="4" w:space="0"/>
+          <w:bottom w:val="none" w:color="000000" w:sz="4" w:space="0"/>
+          <w:right w:val="none" w:color="000000" w:sz="4" w:space="0"/>
+        </w:pBdr>
+      </w:pPr>
+      <w:r>
+        <w:rPr>
+          <w:rFonts w:ascii="Times New Roman" w:hAnsi="Times New Roman" w:cs="Times New Roman" w:eastAsia="Times New Roman"/>
+          <w:color w:val="000000"/>
+          <w:sz w:val="35"/>
+        </w:rPr>
+        <w:t xml:space="preserve">Паспорт организации, отправленный на проверку, должен отображаться в </w:t>
+      </w:r>
+      <w:r>
+        <w:rPr>
+          <w:rFonts w:ascii="Times New Roman" w:hAnsi="Times New Roman" w:cs="Times New Roman" w:eastAsia="Times New Roman"/>
+          <w:color w:val="000000"/>
+          <w:sz w:val="35"/>
+        </w:rPr>
+        <w:t xml:space="preserve">личном кабинете организации с указанием даты отправки на проверку и статусом </w:t>
+      </w:r>
+      <w:r>
+        <w:rPr>
+          <w:rFonts w:ascii="Times New Roman" w:hAnsi="Times New Roman" w:cs="Times New Roman" w:eastAsia="Times New Roman"/>
+          <w:color w:val="000000"/>
+          <w:sz w:val="35"/>
+        </w:rPr>
+        <w:t xml:space="preserve">«Подтверждено» или «Отклонено».</w:t>
+      </w:r>
+      <w:r>
+        <w:rPr>
+          <w:rFonts w:ascii="Times New Roman" w:hAnsi="Times New Roman" w:cs="Times New Roman" w:eastAsia="Times New Roman"/>
+          <w:color w:val="000000"/>
+          <w:sz w:val="35"/>
+          <w:highlight w:val="none"/>
+        </w:rPr>
+        <w:t xml:space="preserve">(см.раздел«</w:t>
+      </w:r>
+      <w:r>
+        <w:rPr>
+          <w:rFonts w:ascii="Times New Roman" w:hAnsi="Times New Roman" w:cs="Times New Roman" w:eastAsia="Times New Roman"/>
+          <w:b/>
+          <w:color w:val="000000"/>
+          <w:sz w:val="35"/>
+          <w:highlight w:val="none"/>
+        </w:rPr>
+        <w:t xml:space="preserve">Процессы получения/отклонения статусов</w:t>
+      </w:r>
+      <w:r>
+        <w:rPr>
+          <w:rFonts w:ascii="Times New Roman" w:hAnsi="Times New Roman" w:cs="Times New Roman" w:eastAsia="Times New Roman"/>
+          <w:color w:val="000000"/>
+          <w:sz w:val="35"/>
+          <w:highlight w:val="none"/>
+        </w:rPr>
+        <w:t xml:space="preserve">»)</w:t>
+      </w:r>
+      <w:r>
+        <w:rPr>
+          <w:rFonts w:ascii="Times New Roman" w:hAnsi="Times New Roman" w:cs="Times New Roman" w:eastAsia="Times New Roman"/>
+          <w:color w:val="000000"/>
+          <w:sz w:val="35"/>
+        </w:rPr>
+      </w:r>
+      <w:r/>
+    </w:p>
+    <w:p>
+      <w:pPr>
+        <w:ind w:left="0" w:right="0" w:firstLine="0"/>
+        <w:spacing w:before="0" w:after="0"/>
+        <w:pBdr>
+          <w:top w:val="none" w:color="000000" w:sz="4" w:space="0"/>
+          <w:left w:val="none" w:color="000000" w:sz="4" w:space="0"/>
+          <w:bottom w:val="none" w:color="000000" w:sz="4" w:space="0"/>
+          <w:right w:val="none" w:color="000000" w:sz="4" w:space="0"/>
+        </w:pBdr>
+      </w:pPr>
+      <w:r>
+        <w:rPr>
+          <w:rFonts w:ascii="Times New Roman" w:hAnsi="Times New Roman" w:cs="Times New Roman" w:eastAsia="Times New Roman"/>
+          <w:color w:val="000000"/>
+          <w:sz w:val="35"/>
+        </w:rPr>
+        <w:t xml:space="preserve">Необходимо предоставить возможность авторизации в личном кабинете </w:t>
+      </w:r>
+      <w:r>
+        <w:rPr>
+          <w:rFonts w:ascii="Times New Roman" w:hAnsi="Times New Roman" w:cs="Times New Roman" w:eastAsia="Times New Roman"/>
+          <w:color w:val="000000"/>
+          <w:sz w:val="35"/>
+        </w:rPr>
+        <w:t xml:space="preserve">через логин и пароль администратора.</w:t>
+      </w:r>
+      <w:r>
+        <w:rPr>
+          <w:sz w:val="24"/>
+        </w:rPr>
+      </w:r>
+      <w:r/>
+    </w:p>
+    <w:p>
+      <w:pPr>
+        <w:ind w:left="0" w:right="0" w:firstLine="0"/>
+        <w:spacing w:before="0" w:after="0"/>
+        <w:pBdr>
+          <w:top w:val="none" w:color="000000" w:sz="4" w:space="0"/>
+          <w:left w:val="none" w:color="000000" w:sz="4" w:space="0"/>
+          <w:bottom w:val="none" w:color="000000" w:sz="4" w:space="0"/>
+          <w:right w:val="none" w:color="000000" w:sz="4" w:space="0"/>
+        </w:pBdr>
+      </w:pPr>
+      <w:r>
+        <w:rPr>
+          <w:rFonts w:ascii="Times New Roman" w:hAnsi="Times New Roman" w:cs="Times New Roman" w:eastAsia="Times New Roman"/>
+          <w:color w:val="000000"/>
+          <w:sz w:val="35"/>
+        </w:rPr>
+        <w:t xml:space="preserve">Личный кабинет администратора должен содержать все паспорта, </w:t>
+      </w:r>
+      <w:r>
+        <w:rPr>
+          <w:rFonts w:ascii="Times New Roman" w:hAnsi="Times New Roman" w:cs="Times New Roman" w:eastAsia="Times New Roman"/>
+          <w:color w:val="000000"/>
+          <w:sz w:val="35"/>
+        </w:rPr>
+        <w:t xml:space="preserve">отправленные на проверку администратору в виде списка(возможно, многостраничного).</w:t>
+      </w:r>
+      <w:r>
+        <w:rPr>
+          <w:sz w:val="24"/>
+        </w:rPr>
+      </w:r>
+      <w:r/>
+    </w:p>
+    <w:p>
+      <w:pPr>
+        <w:ind w:left="0" w:right="0" w:firstLine="0"/>
+        <w:spacing w:before="0" w:after="0"/>
+        <w:pBdr>
+          <w:top w:val="none" w:color="000000" w:sz="4" w:space="0"/>
+          <w:left w:val="none" w:color="000000" w:sz="4" w:space="0"/>
+          <w:bottom w:val="none" w:color="000000" w:sz="4" w:space="0"/>
+          <w:right w:val="none" w:color="000000" w:sz="4" w:space="0"/>
+        </w:pBdr>
+      </w:pPr>
+      <w:r>
+        <w:rPr>
+          <w:rFonts w:ascii="Times New Roman" w:hAnsi="Times New Roman" w:cs="Times New Roman" w:eastAsia="Times New Roman"/>
+          <w:color w:val="000000"/>
+          <w:sz w:val="35"/>
+        </w:rPr>
+        <w:t xml:space="preserve">При открытии паспорта администратор видит всю заполненную </w:t>
+      </w:r>
+      <w:r>
+        <w:rPr>
+          <w:rFonts w:ascii="Times New Roman" w:hAnsi="Times New Roman" w:cs="Times New Roman" w:eastAsia="Times New Roman"/>
+          <w:color w:val="000000"/>
+          <w:sz w:val="35"/>
+        </w:rPr>
+        <w:t xml:space="preserve">организацией информацию.</w:t>
+      </w:r>
+      <w:r>
+        <w:rPr>
+          <w:sz w:val="24"/>
+        </w:rPr>
+      </w:r>
+      <w:r/>
+    </w:p>
+    <w:p>
+      <w:pPr>
+        <w:ind w:left="0" w:right="0" w:firstLine="0"/>
+        <w:spacing w:before="0" w:after="0"/>
+        <w:rPr>
+          <w:rFonts w:ascii="Times New Roman" w:hAnsi="Times New Roman" w:cs="Times New Roman" w:eastAsia="Times New Roman"/>
+          <w:color w:val="000000"/>
+          <w:sz w:val="35"/>
+        </w:rPr>
+        <w:pBdr>
+          <w:top w:val="none" w:color="000000" w:sz="4" w:space="0"/>
+          <w:left w:val="none" w:color="000000" w:sz="4" w:space="0"/>
+          <w:bottom w:val="none" w:color="000000" w:sz="4" w:space="0"/>
+          <w:right w:val="none" w:color="000000" w:sz="4" w:space="0"/>
+        </w:pBdr>
+      </w:pPr>
+      <w:r>
+        <w:rPr>
+          <w:rFonts w:ascii="Times New Roman" w:hAnsi="Times New Roman" w:cs="Times New Roman" w:eastAsia="Times New Roman"/>
+          <w:color w:val="000000"/>
+          <w:sz w:val="35"/>
+        </w:rPr>
+        <w:t xml:space="preserve">Также необходимо реализовать возможность назначения администратором </w:t>
+      </w:r>
+      <w:r>
+        <w:rPr>
+          <w:rFonts w:ascii="Times New Roman" w:hAnsi="Times New Roman" w:cs="Times New Roman" w:eastAsia="Times New Roman"/>
+          <w:color w:val="000000"/>
+          <w:sz w:val="35"/>
+        </w:rPr>
+        <w:t xml:space="preserve">статуса паспорта «Подтвержден» или «Отклонен», а также реализовать </w:t>
+      </w:r>
+      <w:r>
+        <w:rPr>
+          <w:rFonts w:ascii="Times New Roman" w:hAnsi="Times New Roman" w:cs="Times New Roman" w:eastAsia="Times New Roman"/>
+          <w:color w:val="000000"/>
+          <w:sz w:val="35"/>
+        </w:rPr>
+        <w:t xml:space="preserve">возможность подтверждения получения статуса «Золотой знак».</w:t>
+      </w:r>
+      <w:r>
+        <w:rPr>
+          <w:highlight w:val="none"/>
+        </w:rPr>
+      </w:r>
+      <w:r/>
+    </w:p>
+    <w:p>
+      <w:pPr>
+        <w:ind w:left="0" w:right="0" w:firstLine="0"/>
+        <w:spacing w:before="0" w:after="0"/>
+        <w:rPr>
+          <w:highlight w:val="none"/>
+        </w:rPr>
+        <w:pBdr>
+          <w:top w:val="none" w:color="000000" w:sz="4" w:space="0"/>
+          <w:left w:val="none" w:color="000000" w:sz="4" w:space="0"/>
+          <w:bottom w:val="none" w:color="000000" w:sz="4" w:space="0"/>
+          <w:right w:val="none" w:color="000000" w:sz="4" w:space="0"/>
+        </w:pBdr>
+      </w:pPr>
+      <w:r>
+        <w:rPr>
+          <w:rFonts w:ascii="Times New Roman" w:hAnsi="Times New Roman" w:cs="Times New Roman" w:eastAsia="Times New Roman"/>
+          <w:color w:val="000000"/>
+          <w:sz w:val="35"/>
+        </w:rPr>
+        <w:t xml:space="preserve">При отклонении паспорта администратор должен указать неправильно заполненные поля с комментариями, содержащими правки.</w:t>
+      </w:r>
+      <w:r>
+        <w:rPr>
+          <w:highlight w:val="none"/>
+        </w:rPr>
+      </w:r>
+      <w:r/>
+    </w:p>
+    <w:p>
+      <w:pPr>
+        <w:ind w:left="0" w:right="0" w:firstLine="0"/>
+        <w:spacing w:before="0" w:after="0"/>
+        <w:pBdr>
+          <w:top w:val="none" w:color="000000" w:sz="4" w:space="0"/>
+          <w:left w:val="none" w:color="000000" w:sz="4" w:space="0"/>
+          <w:bottom w:val="none" w:color="000000" w:sz="4" w:space="0"/>
+          <w:right w:val="none" w:color="000000" w:sz="4" w:space="0"/>
+        </w:pBdr>
+      </w:pPr>
+      <w:r>
+        <w:rPr>
+          <w:rFonts w:ascii="Times New Roman" w:hAnsi="Times New Roman" w:cs="Times New Roman" w:eastAsia="Times New Roman"/>
+          <w:color w:val="000000"/>
+          <w:sz w:val="35"/>
+        </w:rPr>
+        <w:t xml:space="preserve">Также должен быть реализован журнал изменений информации в Паспорте с </w:t>
+      </w:r>
+      <w:r>
+        <w:rPr>
+          <w:rFonts w:ascii="Times New Roman" w:hAnsi="Times New Roman" w:cs="Times New Roman" w:eastAsia="Times New Roman"/>
+          <w:color w:val="000000"/>
+          <w:sz w:val="35"/>
+        </w:rPr>
+        <w:t xml:space="preserve">возможностью отслеживания даты изменения.</w:t>
+      </w:r>
+      <w:r>
+        <w:rPr>
+          <w:sz w:val="24"/>
+        </w:rPr>
+      </w:r>
+      <w:r/>
+    </w:p>
+    <w:p>
+      <w:pPr>
+        <w:ind w:left="0" w:right="0" w:firstLine="0"/>
+        <w:spacing w:before="0" w:after="0"/>
+        <w:rPr>
+          <w:rFonts w:ascii="Times New Roman" w:hAnsi="Times New Roman" w:cs="Times New Roman" w:eastAsia="Times New Roman"/>
+          <w:color w:val="000000"/>
+          <w:sz w:val="35"/>
+          <w:highlight w:val="none"/>
+        </w:rPr>
+        <w:pBdr>
+          <w:top w:val="none" w:color="000000" w:sz="4" w:space="0"/>
+          <w:left w:val="none" w:color="000000" w:sz="4" w:space="0"/>
+          <w:bottom w:val="none" w:color="000000" w:sz="4" w:space="0"/>
+          <w:right w:val="none" w:color="000000" w:sz="4" w:space="0"/>
+        </w:pBdr>
+      </w:pPr>
+      <w:r>
+        <w:rPr>
+          <w:rFonts w:ascii="Times New Roman" w:hAnsi="Times New Roman" w:cs="Times New Roman" w:eastAsia="Times New Roman"/>
+          <w:color w:val="000000"/>
+          <w:sz w:val="35"/>
+        </w:rPr>
+        <w:t xml:space="preserve">В журнале должен быть реализован фильтр по этим параметрам</w:t>
+      </w:r>
+      <w:r>
+        <w:rPr>
+          <w:rFonts w:ascii="Times New Roman" w:hAnsi="Times New Roman" w:cs="Times New Roman" w:eastAsia="Times New Roman"/>
+          <w:color w:val="000000"/>
+          <w:sz w:val="35"/>
+          <w:highlight w:val="none"/>
+        </w:rPr>
+      </w:r>
+      <w:r/>
+    </w:p>
+    <w:p>
+      <w:pPr>
+        <w:shd w:val="nil" w:color="auto"/>
+        <w:rPr>
+          <w:rFonts w:ascii="Times New Roman" w:hAnsi="Times New Roman" w:cs="Times New Roman" w:eastAsia="Times New Roman"/>
+          <w:color w:val="000000"/>
+          <w:sz w:val="35"/>
+          <w:highlight w:val="none"/>
+        </w:rPr>
+      </w:pPr>
+      <w:r>
+        <w:rPr>
+          <w:rFonts w:ascii="Times New Roman" w:hAnsi="Times New Roman" w:cs="Times New Roman" w:eastAsia="Times New Roman"/>
+          <w:color w:val="000000"/>
+          <w:sz w:val="35"/>
+          <w:highlight w:val="none"/>
+        </w:rPr>
+        <w:br w:type="page" w:clear="all"/>
+      </w:r>
+      <w:r>
+        <w:rPr>
+          <w:rFonts w:ascii="Times New Roman" w:hAnsi="Times New Roman" w:cs="Times New Roman" w:eastAsia="Times New Roman"/>
+          <w:color w:val="000000"/>
+          <w:sz w:val="35"/>
+          <w:highlight w:val="none"/>
+        </w:rPr>
+      </w:r>
+      <w:r/>
+    </w:p>
+    <w:p>
+      <w:pPr>
+        <w:ind w:left="0" w:right="0" w:firstLine="0"/>
+        <w:spacing w:before="0" w:after="0"/>
+        <w:rPr>
+          <w:rFonts w:ascii="Times New Roman" w:hAnsi="Times New Roman" w:cs="Times New Roman" w:eastAsia="Times New Roman"/>
+          <w:b/>
+          <w:color w:val="000000"/>
+          <w:sz w:val="35"/>
+          <w:highlight w:val="none"/>
+        </w:rPr>
+        <w:pBdr>
+          <w:top w:val="none" w:color="000000" w:sz="4" w:space="0"/>
+          <w:left w:val="none" w:color="000000" w:sz="4" w:space="0"/>
+          <w:bottom w:val="none" w:color="000000" w:sz="4" w:space="0"/>
+          <w:right w:val="none" w:color="000000" w:sz="4" w:space="0"/>
+        </w:pBdr>
+      </w:pPr>
+      <w:r>
+        <w:rPr>
+          <w:rFonts w:ascii="Times New Roman" w:hAnsi="Times New Roman" w:cs="Times New Roman" w:eastAsia="Times New Roman"/>
+          <w:color w:val="000000"/>
+          <w:sz w:val="35"/>
+          <w:highlight w:val="none"/>
+        </w:rPr>
+      </w:r>
+      <w:r>
+        <w:rPr>
+          <w:rFonts w:ascii="Times New Roman" w:hAnsi="Times New Roman" w:cs="Times New Roman" w:eastAsia="Times New Roman"/>
+          <w:b/>
+          <w:color w:val="000000"/>
+          <w:sz w:val="40"/>
+          <w:highlight w:val="none"/>
+        </w:rPr>
+        <w:t xml:space="preserve">Процессы получения/отклонения статусов</w:t>
+      </w:r>
+      <w:r>
+        <w:rPr>
+          <w:rFonts w:ascii="Times New Roman" w:hAnsi="Times New Roman" w:cs="Times New Roman" w:eastAsia="Times New Roman"/>
+          <w:color w:val="000000"/>
+          <w:sz w:val="35"/>
+          <w:highlight w:val="none"/>
+        </w:rPr>
+      </w:r>
+      <w:r/>
     </w:p>
     <w:p>
       <w:pPr>
@@ -4205,11 +3628,29 @@
       <w:r>
         <w:rPr>
           <w:rFonts w:ascii="Times New Roman" w:hAnsi="Times New Roman" w:cs="Times New Roman" w:eastAsia="Times New Roman"/>
+          <w:b/>
+          <w:color w:val="000000"/>
+          <w:sz w:val="35"/>
+          <w:highlight w:val="none"/>
+        </w:rPr>
+      </w:r>
+      <w:r>
+        <w:rPr>
+          <w:rFonts w:ascii="Times New Roman" w:hAnsi="Times New Roman" w:cs="Times New Roman" w:eastAsia="Times New Roman"/>
           <w:b w:val="0"/>
           <w:color w:val="000000"/>
           <w:sz w:val="35"/>
           <w:highlight w:val="none"/>
         </w:rPr>
+        <w:t xml:space="preserve">Заполнение формы паспорта(и её модифицированной версии для загрузки </w:t>
+      </w:r>
+      <w:r>
+        <w:rPr>
+          <w:rFonts w:ascii="Times New Roman" w:hAnsi="Times New Roman" w:cs="Times New Roman" w:eastAsia="Times New Roman"/>
+          <w:color w:val="000000"/>
+          <w:sz w:val="35"/>
+        </w:rPr>
+        <w:t xml:space="preserve">подтверждающих </w:t>
       </w:r>
       <w:r>
         <w:rPr>
@@ -4219,7 +3660,28 @@
           <w:sz w:val="35"/>
           <w:highlight w:val="none"/>
         </w:rPr>
-      </w:r>
+        <w:t xml:space="preserve">документов)</w:t>
+      </w:r>
+      <w:r>
+        <w:rPr>
+          <w:rFonts w:ascii="Times New Roman" w:hAnsi="Times New Roman" w:cs="Times New Roman" w:eastAsia="Times New Roman"/>
+          <w:b w:val="0"/>
+          <w:color w:val="000000"/>
+          <w:sz w:val="35"/>
+          <w:highlight w:val="none"/>
+        </w:rPr>
+        <w:t xml:space="preserve"> нужно в том числе и для получения определённых статусов паспорта и организации в системе.</w:t>
+      </w:r>
+      <w:r>
+        <w:rPr>
+          <w:rFonts w:ascii="Times New Roman" w:hAnsi="Times New Roman" w:cs="Times New Roman" w:eastAsia="Times New Roman"/>
+          <w:b w:val="0"/>
+          <w:color w:val="000000"/>
+          <w:sz w:val="35"/>
+          <w:highlight w:val="none"/>
+        </w:rPr>
+      </w:r>
+      <w:r/>
     </w:p>
     <w:p>
       <w:pPr>
@@ -4247,7 +3709,6 @@
           <w:sz w:val="35"/>
           <w:highlight w:val="none"/>
         </w:rPr>
-        <w:t xml:space="preserve">При заполнении какой-либо формы есть 2 способа закрепления данных организации в системе:</w:t>
       </w:r>
       <w:r>
         <w:rPr>
@@ -4258,10 +3719,50 @@
           <w:highlight w:val="none"/>
         </w:rPr>
       </w:r>
+      <w:r/>
     </w:p>
     <w:p>
       <w:pPr>
-        <w:pStyle w:val="814"/>
+        <w:ind w:left="709" w:right="0" w:firstLine="0"/>
+        <w:spacing w:before="0" w:after="0"/>
+        <w:rPr>
+          <w:rFonts w:ascii="Times New Roman" w:hAnsi="Times New Roman" w:cs="Times New Roman" w:eastAsia="Times New Roman"/>
+          <w:b w:val="0"/>
+          <w:color w:val="000000"/>
+          <w:sz w:val="35"/>
+          <w:highlight w:val="none"/>
+        </w:rPr>
+        <w:pBdr>
+          <w:top w:val="none" w:color="000000" w:sz="4" w:space="0"/>
+          <w:left w:val="none" w:color="000000" w:sz="4" w:space="0"/>
+          <w:bottom w:val="none" w:color="000000" w:sz="4" w:space="0"/>
+          <w:right w:val="none" w:color="000000" w:sz="4" w:space="0"/>
+        </w:pBdr>
+      </w:pPr>
+      <w:r>
+        <w:rPr>
+          <w:rFonts w:ascii="Times New Roman" w:hAnsi="Times New Roman" w:cs="Times New Roman" w:eastAsia="Times New Roman"/>
+          <w:b w:val="0"/>
+          <w:color w:val="000000"/>
+          <w:sz w:val="35"/>
+          <w:highlight w:val="none"/>
+        </w:rPr>
+        <w:t xml:space="preserve">При заполнении какой-либо формы есть 2 способа закрепления данных организации в системе:</w:t>
+      </w:r>
+      <w:r>
+        <w:rPr>
+          <w:rFonts w:ascii="Times New Roman" w:hAnsi="Times New Roman" w:cs="Times New Roman" w:eastAsia="Times New Roman"/>
+          <w:b w:val="0"/>
+          <w:color w:val="000000"/>
+          <w:sz w:val="35"/>
+          <w:highlight w:val="none"/>
+        </w:rPr>
+      </w:r>
+      <w:r/>
+    </w:p>
+    <w:p>
+      <w:pPr>
+        <w:pStyle w:val="822"/>
         <w:numPr>
           <w:ilvl w:val="0"/>
           <w:numId w:val="2"/>
@@ -4311,51 +3812,6 @@
           <w:highlight w:val="none"/>
         </w:rPr>
       </w:r>
-    </w:p>
-    <w:p>
-      <w:pPr>
-        <w:ind w:left="709" w:right="0" w:firstLine="707"/>
-        <w:spacing w:before="0" w:after="0"/>
-        <w:rPr>
-          <w:rFonts w:ascii="Times New Roman" w:hAnsi="Times New Roman" w:cs="Times New Roman" w:eastAsia="Times New Roman"/>
-          <w:color w:val="000000"/>
-          <w:highlight w:val="none"/>
-        </w:rPr>
-        <w:pBdr>
-          <w:top w:val="none" w:color="000000" w:sz="4" w:space="0"/>
-          <w:left w:val="none" w:color="000000" w:sz="4" w:space="0"/>
-          <w:bottom w:val="none" w:color="000000" w:sz="4" w:space="0"/>
-          <w:right w:val="none" w:color="000000" w:sz="4" w:space="0"/>
-        </w:pBdr>
-      </w:pPr>
-      <w:r>
-        <w:rPr>
-          <w:rFonts w:ascii="Times New Roman" w:hAnsi="Times New Roman" w:cs="Times New Roman" w:eastAsia="Times New Roman"/>
-          <w:b w:val="0"/>
-          <w:color w:val="000000"/>
-          <w:sz w:val="35"/>
-          <w:highlight w:val="none"/>
-        </w:rPr>
-      </w:r>
-      <w:r>
-        <w:rPr>
-          <w:rFonts w:ascii="Times New Roman" w:hAnsi="Times New Roman" w:cs="Times New Roman" w:eastAsia="Times New Roman"/>
-          <w:b w:val="0"/>
-          <w:color w:val="000000"/>
-          <w:sz w:val="35"/>
-          <w:highlight w:val="none"/>
-        </w:rPr>
-        <w:t xml:space="preserve">На случай, если сотруднику, заполнявшему форму, пришлось отойти, чтобы позже он мог загрузить данные из резервной копии и продолжить заполнять дальше.</w:t>
-      </w:r>
-      <w:r>
-        <w:rPr>
-          <w:rFonts w:ascii="Times New Roman" w:hAnsi="Times New Roman" w:cs="Times New Roman" w:eastAsia="Times New Roman"/>
-          <w:b w:val="0"/>
-          <w:color w:val="000000"/>
-          <w:sz w:val="35"/>
-          <w:highlight w:val="none"/>
-        </w:rPr>
-      </w:r>
       <w:r/>
     </w:p>
     <w:p>
@@ -4380,9 +3836,8 @@
           <w:b w:val="0"/>
           <w:color w:val="000000"/>
           <w:sz w:val="35"/>
-          <w:highlight w:val="yellow"/>
-        </w:rPr>
-        <w:t xml:space="preserve">Как мы понимаем, сохранение рез. копии должно быть автоматическим. Сохранение должно происходить после заполнения каждой страницы формы?</w:t>
+          <w:highlight w:val="none"/>
+        </w:rPr>
       </w:r>
       <w:r>
         <w:rPr>
@@ -4392,39 +3847,59 @@
           <w:sz w:val="35"/>
           <w:highlight w:val="none"/>
         </w:rPr>
+        <w:t xml:space="preserve">На случай, если сотруднику, заполнявшему форму, пришлось отойти, чтобы позже он мог загрузить данные из резервной копии и продолжить заполнять дальше.</w:t>
+      </w:r>
+      <w:r>
+        <w:rPr>
+          <w:rFonts w:ascii="Times New Roman" w:hAnsi="Times New Roman" w:cs="Times New Roman" w:eastAsia="Times New Roman"/>
+          <w:b w:val="0"/>
+          <w:color w:val="000000"/>
+          <w:sz w:val="35"/>
+          <w:highlight w:val="none"/>
+        </w:rPr>
       </w:r>
       <w:r/>
-      <w:r>
-        <w:rPr>
-          <w:rFonts w:ascii="Times New Roman" w:hAnsi="Times New Roman" w:cs="Times New Roman" w:eastAsia="Times New Roman"/>
-          <w:b w:val="0"/>
-          <w:color w:val="000000"/>
-          <w:sz w:val="35"/>
-          <w:highlight w:val="none"/>
-        </w:rPr>
-      </w:r>
-      <w:r>
-        <w:rPr>
-          <w:rFonts w:ascii="Times New Roman" w:hAnsi="Times New Roman" w:cs="Times New Roman" w:eastAsia="Times New Roman"/>
-          <w:b w:val="0"/>
-          <w:color w:val="000000"/>
-          <w:sz w:val="35"/>
-          <w:highlight w:val="none"/>
-        </w:rPr>
-      </w:r>
-      <w:r>
-        <w:rPr>
-          <w:rFonts w:ascii="Times New Roman" w:hAnsi="Times New Roman" w:cs="Times New Roman" w:eastAsia="Times New Roman"/>
-          <w:b w:val="0"/>
-          <w:color w:val="000000"/>
-          <w:sz w:val="35"/>
-          <w:highlight w:val="none"/>
-        </w:rPr>
-      </w:r>
     </w:p>
     <w:p>
       <w:pPr>
-        <w:pStyle w:val="814"/>
+        <w:ind w:left="709" w:right="0" w:firstLine="707"/>
+        <w:spacing w:before="0" w:after="0"/>
+        <w:rPr>
+          <w:rFonts w:ascii="Times New Roman" w:hAnsi="Times New Roman" w:cs="Times New Roman" w:eastAsia="Times New Roman"/>
+          <w:color w:val="000000"/>
+          <w:highlight w:val="none"/>
+        </w:rPr>
+        <w:pBdr>
+          <w:top w:val="none" w:color="000000" w:sz="4" w:space="0"/>
+          <w:left w:val="none" w:color="000000" w:sz="4" w:space="0"/>
+          <w:bottom w:val="none" w:color="000000" w:sz="4" w:space="0"/>
+          <w:right w:val="none" w:color="000000" w:sz="4" w:space="0"/>
+        </w:pBdr>
+      </w:pPr>
+      <w:r>
+        <w:rPr>
+          <w:rFonts w:ascii="Times New Roman" w:hAnsi="Times New Roman" w:cs="Times New Roman" w:eastAsia="Times New Roman"/>
+          <w:b w:val="0"/>
+          <w:color w:val="000000"/>
+          <w:sz w:val="35"/>
+          <w:highlight w:val="yellow"/>
+        </w:rPr>
+        <w:t xml:space="preserve">Как мы понимаем, сохранение рез. копии должно быть автоматическим. Сохранение должно происходить после заполнения каждой страницы формы?</w:t>
+      </w:r>
+      <w:r>
+        <w:rPr>
+          <w:rFonts w:ascii="Times New Roman" w:hAnsi="Times New Roman" w:cs="Times New Roman" w:eastAsia="Times New Roman"/>
+          <w:b w:val="0"/>
+          <w:color w:val="000000"/>
+          <w:sz w:val="35"/>
+          <w:highlight w:val="none"/>
+        </w:rPr>
+      </w:r>
+      <w:r/>
+    </w:p>
+    <w:p>
+      <w:pPr>
+        <w:pStyle w:val="822"/>
         <w:numPr>
           <w:ilvl w:val="0"/>
           <w:numId w:val="2"/>
@@ -4474,37 +3949,11 @@
           <w:highlight w:val="none"/>
         </w:rPr>
       </w:r>
-      <w:r>
-        <w:rPr>
-          <w:rFonts w:ascii="Times New Roman" w:hAnsi="Times New Roman" w:cs="Times New Roman" w:eastAsia="Times New Roman"/>
-          <w:b w:val="0"/>
-          <w:color w:val="000000"/>
-          <w:sz w:val="35"/>
-          <w:highlight w:val="none"/>
-        </w:rPr>
-      </w:r>
-      <w:r>
-        <w:rPr>
-          <w:rFonts w:ascii="Times New Roman" w:hAnsi="Times New Roman" w:cs="Times New Roman" w:eastAsia="Times New Roman"/>
-          <w:b w:val="0"/>
-          <w:color w:val="000000"/>
-          <w:sz w:val="35"/>
-          <w:highlight w:val="none"/>
-        </w:rPr>
-      </w:r>
-      <w:r>
-        <w:rPr>
-          <w:rFonts w:ascii="Times New Roman" w:hAnsi="Times New Roman" w:cs="Times New Roman" w:eastAsia="Times New Roman"/>
-          <w:b w:val="0"/>
-          <w:color w:val="000000"/>
-          <w:sz w:val="35"/>
-          <w:highlight w:val="none"/>
-        </w:rPr>
-      </w:r>
+      <w:r/>
     </w:p>
     <w:p>
       <w:pPr>
-        <w:pStyle w:val="814"/>
+        <w:pStyle w:val="822"/>
         <w:numPr>
           <w:ilvl w:val="0"/>
           <w:numId w:val="2"/>
@@ -4543,6 +3992,7 @@
           <w:highlight w:val="none"/>
         </w:rPr>
       </w:r>
+      <w:r/>
     </w:p>
     <w:p>
       <w:pPr>
@@ -4581,10 +4031,11 @@
           <w:highlight w:val="none"/>
         </w:rPr>
       </w:r>
+      <w:r/>
     </w:p>
     <w:p>
       <w:pPr>
-        <w:pStyle w:val="814"/>
+        <w:pStyle w:val="822"/>
         <w:numPr>
           <w:ilvl w:val="0"/>
           <w:numId w:val="3"/>
@@ -4624,10 +4075,11 @@
           <w:highlight w:val="none"/>
         </w:rPr>
       </w:r>
+      <w:r/>
     </w:p>
     <w:p>
       <w:pPr>
-        <w:pStyle w:val="814"/>
+        <w:pStyle w:val="822"/>
         <w:numPr>
           <w:ilvl w:val="0"/>
           <w:numId w:val="3"/>
@@ -4667,6 +4119,7 @@
           <w:highlight w:val="none"/>
         </w:rPr>
       </w:r>
+      <w:r/>
     </w:p>
     <w:p>
       <w:pPr>
@@ -4704,7 +4157,7 @@
           <w:sz w:val="35"/>
           <w:highlight w:val="yellow"/>
         </w:rPr>
-        <w:t xml:space="preserve"> администратор в своём кабинете не сможет отличить те паспорта, которые уже просмотрел(и ничего не сделал, оставил статус "Подтверждён") от ещё не просмотренных им паспортов, у которых статус "Подтверждён" поставился автоматически(и далеко не факт, что они прави</w:t>
+        <w:t xml:space="preserve"> админ</w:t>
       </w:r>
       <w:r>
         <w:rPr>
@@ -4714,6 +4167,16 @@
           <w:sz w:val="35"/>
           <w:highlight w:val="yellow"/>
         </w:rPr>
+        <w:t xml:space="preserve">истратор в своём кабинете не сможет отличить те паспорта, которые уже просмотрел(и ничего не сделал, оставил статус "Подтверждён") от ещё не просмотренных им паспортов, у которых статус "Подтверждён" поставился автоматически(и далеко не факт, что они прави</w:t>
+      </w:r>
+      <w:r>
+        <w:rPr>
+          <w:rFonts w:ascii="Times New Roman" w:hAnsi="Times New Roman" w:cs="Times New Roman" w:eastAsia="Times New Roman"/>
+          <w:b w:val="0"/>
+          <w:color w:val="000000"/>
+          <w:sz w:val="35"/>
+          <w:highlight w:val="yellow"/>
+        </w:rPr>
         <w:t xml:space="preserve">льно заполнены)</w:t>
       </w:r>
       <w:r>
@@ -4735,6 +4198,7 @@
           <w:highlight w:val="none"/>
         </w:rPr>
       </w:r>
+      <w:r/>
     </w:p>
     <w:p>
       <w:pPr>
@@ -4775,18 +4239,10 @@
       </w:r>
       <w:r>
         <w:rPr>
-          <w:rFonts w:ascii="Times New Roman" w:hAnsi="Times New Roman" w:cs="Times New Roman" w:eastAsia="Times New Roman"/>
-          <w:b w:val="0"/>
-          <w:color w:val="000000"/>
-          <w:sz w:val="35"/>
           <w:highlight w:val="yellow"/>
         </w:rPr>
       </w:r>
-      <w:r>
-        <w:rPr>
-          <w:highlight w:val="yellow"/>
-        </w:rPr>
-      </w:r>
+      <w:r/>
     </w:p>
     <w:p>
       <w:pPr>
@@ -4824,6 +4280,7 @@
           <w:highlight w:val="yellow"/>
         </w:rPr>
       </w:r>
+      <w:r/>
     </w:p>
     <w:p>
       <w:pPr>
@@ -4881,7 +4338,7 @@
           <w:sz w:val="35"/>
           <w:highlight w:val="yellow"/>
         </w:rPr>
-        <w:t xml:space="preserve">статус «На рассмотрении», тоже отображающийся в панели администратора. Чтобы подтвердить или отклонить паспорт администратору нужно нажать на соответствующие кнопки. В таком случае организация сможет подать заявку на «Золотой знак», только если её паспорт гарантированно проверен администратором</w:t>
+        <w:t xml:space="preserve">статус «На рассмотрении», тоже отобража</w:t>
       </w:r>
       <w:r>
         <w:rPr>
@@ -4891,7 +4348,18 @@
           <w:sz w:val="35"/>
           <w:highlight w:val="yellow"/>
         </w:rPr>
-      </w:r>
+        <w:t xml:space="preserve">ющийся в панели администратора. Чтобы подтвердить или отклонить паспорт администратору нужно нажать на соответствующие кнопки. В таком случае организация сможет подать заявку на «Золотой знак», только если её паспорт гарантированно проверен администратором</w:t>
+      </w:r>
+      <w:r>
+        <w:rPr>
+          <w:rFonts w:ascii="Times New Roman" w:hAnsi="Times New Roman" w:cs="Times New Roman" w:eastAsia="Times New Roman"/>
+          <w:b w:val="0"/>
+          <w:color w:val="000000"/>
+          <w:sz w:val="35"/>
+          <w:highlight w:val="yellow"/>
+        </w:rPr>
+      </w:r>
+      <w:r/>
     </w:p>
     <w:p>
       <w:pPr>
@@ -4929,6 +4397,7 @@
           <w:highlight w:val="yellow"/>
         </w:rPr>
       </w:r>
+      <w:r/>
     </w:p>
     <w:p>
       <w:pPr>
@@ -4967,10 +4436,11 @@
           <w:highlight w:val="none"/>
         </w:rPr>
       </w:r>
+      <w:r/>
     </w:p>
     <w:p>
       <w:pPr>
-        <w:pStyle w:val="814"/>
+        <w:pStyle w:val="822"/>
         <w:numPr>
           <w:ilvl w:val="0"/>
           <w:numId w:val="4"/>
@@ -5003,10 +4473,11 @@
           <w:highlight w:val="none"/>
         </w:rPr>
       </w:r>
+      <w:r/>
     </w:p>
     <w:p>
       <w:pPr>
-        <w:pStyle w:val="814"/>
+        <w:pStyle w:val="822"/>
         <w:numPr>
           <w:ilvl w:val="0"/>
           <w:numId w:val="4"/>
@@ -5039,10 +4510,11 @@
           <w:highlight w:val="none"/>
         </w:rPr>
       </w:r>
+      <w:r/>
     </w:p>
     <w:p>
       <w:pPr>
-        <w:pStyle w:val="814"/>
+        <w:pStyle w:val="822"/>
         <w:numPr>
           <w:ilvl w:val="0"/>
           <w:numId w:val="4"/>
@@ -5066,20 +4538,20 @@
         </w:rPr>
         <w:t xml:space="preserve">Заявка подтверждена</w:t>
       </w:r>
+      <w:r>
+        <w:rPr>
+          <w:rFonts w:ascii="Times New Roman" w:hAnsi="Times New Roman" w:cs="Times New Roman" w:eastAsia="Times New Roman"/>
+          <w:b w:val="0"/>
+          <w:color w:val="000000"/>
+          <w:sz w:val="35"/>
+          <w:highlight w:val="none"/>
+        </w:rPr>
+      </w:r>
       <w:r/>
-      <w:r>
-        <w:rPr>
-          <w:rFonts w:ascii="Times New Roman" w:hAnsi="Times New Roman" w:cs="Times New Roman" w:eastAsia="Times New Roman"/>
-          <w:b w:val="0"/>
-          <w:color w:val="000000"/>
-          <w:sz w:val="35"/>
-          <w:highlight w:val="none"/>
-        </w:rPr>
-      </w:r>
     </w:p>
     <w:p>
       <w:pPr>
-        <w:pStyle w:val="814"/>
+        <w:pStyle w:val="822"/>
         <w:numPr>
           <w:ilvl w:val="0"/>
           <w:numId w:val="4"/>
@@ -5119,33 +4591,7 @@
           <w:highlight w:val="none"/>
         </w:rPr>
       </w:r>
-      <w:r>
-        <w:rPr>
-          <w:rFonts w:ascii="Times New Roman" w:hAnsi="Times New Roman" w:cs="Times New Roman" w:eastAsia="Times New Roman"/>
-          <w:b w:val="0"/>
-          <w:color w:val="000000"/>
-          <w:sz w:val="35"/>
-          <w:highlight w:val="none"/>
-        </w:rPr>
-      </w:r>
-      <w:r>
-        <w:rPr>
-          <w:rFonts w:ascii="Times New Roman" w:hAnsi="Times New Roman" w:cs="Times New Roman" w:eastAsia="Times New Roman"/>
-          <w:b w:val="0"/>
-          <w:color w:val="000000"/>
-          <w:sz w:val="35"/>
-          <w:highlight w:val="yellow"/>
-        </w:rPr>
-      </w:r>
-      <w:r>
-        <w:rPr>
-          <w:rFonts w:ascii="Times New Roman" w:hAnsi="Times New Roman" w:cs="Times New Roman" w:eastAsia="Times New Roman"/>
-          <w:b w:val="0"/>
-          <w:color w:val="000000"/>
-          <w:sz w:val="35"/>
-          <w:highlight w:val="none"/>
-        </w:rPr>
-      </w:r>
+      <w:r/>
     </w:p>
     <w:sectPr>
       <w:footnotePr/>
@@ -5816,11 +5262,11 @@
     <w:lsdException w:name="Bibliography" w:uiPriority="37"/>
     <w:lsdException w:name="TOC Heading" w:uiPriority="39" w:qFormat="1"/>
   </w:latentStyles>
-  <w:style w:type="paragraph" w:styleId="634">
+  <w:style w:type="paragraph" w:styleId="642">
     <w:name w:val="Heading 1"/>
-    <w:basedOn w:val="810"/>
-    <w:next w:val="810"/>
-    <w:link w:val="635"/>
+    <w:basedOn w:val="818"/>
+    <w:next w:val="818"/>
+    <w:link w:val="643"/>
     <w:uiPriority w:val="9"/>
     <w:qFormat/>
     <w:pPr>
@@ -5835,9 +5281,9 @@
       <w:szCs w:val="40"/>
     </w:rPr>
   </w:style>
-  <w:style w:type="character" w:styleId="635">
+  <w:style w:type="character" w:styleId="643">
     <w:name w:val="Heading 1 Char"/>
-    <w:link w:val="634"/>
+    <w:link w:val="642"/>
     <w:uiPriority w:val="9"/>
     <w:rPr>
       <w:rFonts w:ascii="Arial" w:hAnsi="Arial" w:cs="Arial" w:eastAsia="Arial"/>
@@ -5845,11 +5291,11 @@
       <w:szCs w:val="40"/>
     </w:rPr>
   </w:style>
-  <w:style w:type="paragraph" w:styleId="636">
+  <w:style w:type="paragraph" w:styleId="644">
     <w:name w:val="Heading 2"/>
-    <w:basedOn w:val="810"/>
-    <w:next w:val="810"/>
-    <w:link w:val="637"/>
+    <w:basedOn w:val="818"/>
+    <w:next w:val="818"/>
+    <w:link w:val="645"/>
     <w:uiPriority w:val="9"/>
     <w:unhideWhenUsed/>
     <w:qFormat/>
@@ -5864,20 +5310,20 @@
       <w:sz w:val="34"/>
     </w:rPr>
   </w:style>
-  <w:style w:type="character" w:styleId="637">
+  <w:style w:type="character" w:styleId="645">
     <w:name w:val="Heading 2 Char"/>
-    <w:link w:val="636"/>
+    <w:link w:val="644"/>
     <w:uiPriority w:val="9"/>
     <w:rPr>
       <w:rFonts w:ascii="Arial" w:hAnsi="Arial" w:cs="Arial" w:eastAsia="Arial"/>
       <w:sz w:val="34"/>
     </w:rPr>
   </w:style>
-  <w:style w:type="paragraph" w:styleId="638">
+  <w:style w:type="paragraph" w:styleId="646">
     <w:name w:val="Heading 3"/>
-    <w:basedOn w:val="810"/>
-    <w:next w:val="810"/>
-    <w:link w:val="639"/>
+    <w:basedOn w:val="818"/>
+    <w:next w:val="818"/>
+    <w:link w:val="647"/>
     <w:uiPriority w:val="9"/>
     <w:unhideWhenUsed/>
     <w:qFormat/>
@@ -5893,9 +5339,9 @@
       <w:szCs w:val="30"/>
     </w:rPr>
   </w:style>
-  <w:style w:type="character" w:styleId="639">
+  <w:style w:type="character" w:styleId="647">
     <w:name w:val="Heading 3 Char"/>
-    <w:link w:val="638"/>
+    <w:link w:val="646"/>
     <w:uiPriority w:val="9"/>
     <w:rPr>
       <w:rFonts w:ascii="Arial" w:hAnsi="Arial" w:cs="Arial" w:eastAsia="Arial"/>
@@ -5903,11 +5349,11 @@
       <w:szCs w:val="30"/>
     </w:rPr>
   </w:style>
-  <w:style w:type="paragraph" w:styleId="640">
+  <w:style w:type="paragraph" w:styleId="648">
     <w:name w:val="Heading 4"/>
-    <w:basedOn w:val="810"/>
-    <w:next w:val="810"/>
-    <w:link w:val="641"/>
+    <w:basedOn w:val="818"/>
+    <w:next w:val="818"/>
+    <w:link w:val="649"/>
     <w:uiPriority w:val="9"/>
     <w:unhideWhenUsed/>
     <w:qFormat/>
@@ -5925,9 +5371,9 @@
       <w:szCs w:val="26"/>
     </w:rPr>
   </w:style>
-  <w:style w:type="character" w:styleId="641">
+  <w:style w:type="character" w:styleId="649">
     <w:name w:val="Heading 4 Char"/>
-    <w:link w:val="640"/>
+    <w:link w:val="648"/>
     <w:uiPriority w:val="9"/>
     <w:rPr>
       <w:rFonts w:ascii="Arial" w:hAnsi="Arial" w:cs="Arial" w:eastAsia="Arial"/>
@@ -5937,11 +5383,11 @@
       <w:szCs w:val="26"/>
     </w:rPr>
   </w:style>
-  <w:style w:type="paragraph" w:styleId="642">
+  <w:style w:type="paragraph" w:styleId="650">
     <w:name w:val="Heading 5"/>
-    <w:basedOn w:val="810"/>
-    <w:next w:val="810"/>
-    <w:link w:val="643"/>
+    <w:basedOn w:val="818"/>
+    <w:next w:val="818"/>
+    <w:link w:val="651"/>
     <w:uiPriority w:val="9"/>
     <w:unhideWhenUsed/>
     <w:qFormat/>
@@ -5959,9 +5405,9 @@
       <w:szCs w:val="24"/>
     </w:rPr>
   </w:style>
-  <w:style w:type="character" w:styleId="643">
+  <w:style w:type="character" w:styleId="651">
     <w:name w:val="Heading 5 Char"/>
-    <w:link w:val="642"/>
+    <w:link w:val="650"/>
     <w:uiPriority w:val="9"/>
     <w:rPr>
       <w:rFonts w:ascii="Arial" w:hAnsi="Arial" w:cs="Arial" w:eastAsia="Arial"/>
@@ -5971,11 +5417,11 @@
       <w:szCs w:val="24"/>
     </w:rPr>
   </w:style>
-  <w:style w:type="paragraph" w:styleId="644">
+  <w:style w:type="paragraph" w:styleId="652">
     <w:name w:val="Heading 6"/>
-    <w:basedOn w:val="810"/>
-    <w:next w:val="810"/>
-    <w:link w:val="645"/>
+    <w:basedOn w:val="818"/>
+    <w:next w:val="818"/>
+    <w:link w:val="653"/>
     <w:uiPriority w:val="9"/>
     <w:unhideWhenUsed/>
     <w:qFormat/>
@@ -5993,9 +5439,9 @@
       <w:szCs w:val="22"/>
     </w:rPr>
   </w:style>
-  <w:style w:type="character" w:styleId="645">
+  <w:style w:type="character" w:styleId="653">
     <w:name w:val="Heading 6 Char"/>
-    <w:link w:val="644"/>
+    <w:link w:val="652"/>
     <w:uiPriority w:val="9"/>
     <w:rPr>
       <w:rFonts w:ascii="Arial" w:hAnsi="Arial" w:cs="Arial" w:eastAsia="Arial"/>
@@ -6005,11 +5451,11 @@
       <w:szCs w:val="22"/>
     </w:rPr>
   </w:style>
-  <w:style w:type="paragraph" w:styleId="646">
+  <w:style w:type="paragraph" w:styleId="654">
     <w:name w:val="Heading 7"/>
-    <w:basedOn w:val="810"/>
-    <w:next w:val="810"/>
-    <w:link w:val="647"/>
+    <w:basedOn w:val="818"/>
+    <w:next w:val="818"/>
+    <w:link w:val="655"/>
     <w:uiPriority w:val="9"/>
     <w:unhideWhenUsed/>
     <w:qFormat/>
@@ -6029,9 +5475,9 @@
       <w:szCs w:val="22"/>
     </w:rPr>
   </w:style>
-  <w:style w:type="character" w:styleId="647">
+  <w:style w:type="character" w:styleId="655">
     <w:name w:val="Heading 7 Char"/>
-    <w:link w:val="646"/>
+    <w:link w:val="654"/>
     <w:uiPriority w:val="9"/>
     <w:rPr>
       <w:rFonts w:ascii="Arial" w:hAnsi="Arial" w:cs="Arial" w:eastAsia="Arial"/>
@@ -6043,11 +5489,11 @@
       <w:szCs w:val="22"/>
     </w:rPr>
   </w:style>
-  <w:style w:type="paragraph" w:styleId="648">
+  <w:style w:type="paragraph" w:styleId="656">
     <w:name w:val="Heading 8"/>
-    <w:basedOn w:val="810"/>
-    <w:next w:val="810"/>
-    <w:link w:val="649"/>
+    <w:basedOn w:val="818"/>
+    <w:next w:val="818"/>
+    <w:link w:val="657"/>
     <w:uiPriority w:val="9"/>
     <w:unhideWhenUsed/>
     <w:qFormat/>
@@ -6065,9 +5511,9 @@
       <w:szCs w:val="22"/>
     </w:rPr>
   </w:style>
-  <w:style w:type="character" w:styleId="649">
+  <w:style w:type="character" w:styleId="657">
     <w:name w:val="Heading 8 Char"/>
-    <w:link w:val="648"/>
+    <w:link w:val="656"/>
     <w:uiPriority w:val="9"/>
     <w:rPr>
       <w:rFonts w:ascii="Arial" w:hAnsi="Arial" w:cs="Arial" w:eastAsia="Arial"/>
@@ -6077,11 +5523,11 @@
       <w:szCs w:val="22"/>
     </w:rPr>
   </w:style>
-  <w:style w:type="paragraph" w:styleId="650">
+  <w:style w:type="paragraph" w:styleId="658">
     <w:name w:val="Heading 9"/>
-    <w:basedOn w:val="810"/>
-    <w:next w:val="810"/>
-    <w:link w:val="651"/>
+    <w:basedOn w:val="818"/>
+    <w:next w:val="818"/>
+    <w:link w:val="659"/>
     <w:uiPriority w:val="9"/>
     <w:unhideWhenUsed/>
     <w:qFormat/>
@@ -6099,9 +5545,9 @@
       <w:szCs w:val="21"/>
     </w:rPr>
   </w:style>
-  <w:style w:type="character" w:styleId="651">
+  <w:style w:type="character" w:styleId="659">
     <w:name w:val="Heading 9 Char"/>
-    <w:link w:val="650"/>
+    <w:link w:val="658"/>
     <w:uiPriority w:val="9"/>
     <w:rPr>
       <w:rFonts w:ascii="Arial" w:hAnsi="Arial" w:cs="Arial" w:eastAsia="Arial"/>
@@ -6111,11 +5557,11 @@
       <w:szCs w:val="21"/>
     </w:rPr>
   </w:style>
-  <w:style w:type="paragraph" w:styleId="652">
+  <w:style w:type="paragraph" w:styleId="660">
     <w:name w:val="Title"/>
-    <w:basedOn w:val="810"/>
-    <w:next w:val="810"/>
-    <w:link w:val="653"/>
+    <w:basedOn w:val="818"/>
+    <w:next w:val="818"/>
+    <w:link w:val="661"/>
     <w:uiPriority w:val="10"/>
     <w:qFormat/>
     <w:pPr>
@@ -6127,20 +5573,20 @@
       <w:szCs w:val="48"/>
     </w:rPr>
   </w:style>
-  <w:style w:type="character" w:styleId="653">
+  <w:style w:type="character" w:styleId="661">
     <w:name w:val="Title Char"/>
-    <w:link w:val="652"/>
+    <w:link w:val="660"/>
     <w:uiPriority w:val="10"/>
     <w:rPr>
       <w:sz w:val="48"/>
       <w:szCs w:val="48"/>
     </w:rPr>
   </w:style>
-  <w:style w:type="paragraph" w:styleId="654">
+  <w:style w:type="paragraph" w:styleId="662">
     <w:name w:val="Subtitle"/>
-    <w:basedOn w:val="810"/>
-    <w:next w:val="810"/>
-    <w:link w:val="655"/>
+    <w:basedOn w:val="818"/>
+    <w:next w:val="818"/>
+    <w:link w:val="663"/>
     <w:uiPriority w:val="11"/>
     <w:qFormat/>
     <w:pPr>
@@ -6151,20 +5597,20 @@
       <w:szCs w:val="24"/>
     </w:rPr>
   </w:style>
-  <w:style w:type="character" w:styleId="655">
+  <w:style w:type="character" w:styleId="663">
     <w:name w:val="Subtitle Char"/>
-    <w:link w:val="654"/>
+    <w:link w:val="662"/>
     <w:uiPriority w:val="11"/>
     <w:rPr>
       <w:sz w:val="24"/>
       <w:szCs w:val="24"/>
     </w:rPr>
   </w:style>
-  <w:style w:type="paragraph" w:styleId="656">
+  <w:style w:type="paragraph" w:styleId="664">
     <w:name w:val="Quote"/>
-    <w:basedOn w:val="810"/>
-    <w:next w:val="810"/>
-    <w:link w:val="657"/>
+    <w:basedOn w:val="818"/>
+    <w:next w:val="818"/>
+    <w:link w:val="665"/>
     <w:uiPriority w:val="29"/>
     <w:qFormat/>
     <w:pPr>
@@ -6174,19 +5620,19 @@
       <w:i/>
     </w:rPr>
   </w:style>
-  <w:style w:type="character" w:styleId="657">
+  <w:style w:type="character" w:styleId="665">
     <w:name w:val="Quote Char"/>
-    <w:link w:val="656"/>
+    <w:link w:val="664"/>
     <w:uiPriority w:val="29"/>
     <w:rPr>
       <w:i/>
     </w:rPr>
   </w:style>
-  <w:style w:type="paragraph" w:styleId="658">
+  <w:style w:type="paragraph" w:styleId="666">
     <w:name w:val="Intense Quote"/>
-    <w:basedOn w:val="810"/>
-    <w:next w:val="810"/>
-    <w:link w:val="659"/>
+    <w:basedOn w:val="818"/>
+    <w:next w:val="818"/>
+    <w:link w:val="667"/>
     <w:uiPriority w:val="30"/>
     <w:qFormat/>
     <w:pPr>
@@ -6204,18 +5650,18 @@
       <w:i/>
     </w:rPr>
   </w:style>
-  <w:style w:type="character" w:styleId="659">
+  <w:style w:type="character" w:styleId="667">
     <w:name w:val="Intense Quote Char"/>
-    <w:link w:val="658"/>
+    <w:link w:val="666"/>
     <w:uiPriority w:val="30"/>
     <w:rPr>
       <w:i/>
     </w:rPr>
   </w:style>
-  <w:style w:type="paragraph" w:styleId="660">
+  <w:style w:type="paragraph" w:styleId="668">
     <w:name w:val="Header"/>
-    <w:basedOn w:val="810"/>
-    <w:link w:val="661"/>
+    <w:basedOn w:val="818"/>
+    <w:link w:val="669"/>
     <w:uiPriority w:val="99"/>
     <w:unhideWhenUsed/>
     <w:pPr>
@@ -6226,15 +5672,15 @@
       </w:tabs>
     </w:pPr>
   </w:style>
-  <w:style w:type="character" w:styleId="661">
+  <w:style w:type="character" w:styleId="669">
     <w:name w:val="Header Char"/>
-    <w:link w:val="660"/>
+    <w:link w:val="668"/>
     <w:uiPriority w:val="99"/>
   </w:style>
-  <w:style w:type="paragraph" w:styleId="662">
+  <w:style w:type="paragraph" w:styleId="670">
     <w:name w:val="Footer"/>
-    <w:basedOn w:val="810"/>
-    <w:link w:val="665"/>
+    <w:basedOn w:val="818"/>
+    <w:link w:val="673"/>
     <w:uiPriority w:val="99"/>
     <w:unhideWhenUsed/>
     <w:pPr>
@@ -6245,15 +5691,15 @@
       </w:tabs>
     </w:pPr>
   </w:style>
-  <w:style w:type="character" w:styleId="663">
+  <w:style w:type="character" w:styleId="671">
     <w:name w:val="Footer Char"/>
-    <w:link w:val="662"/>
+    <w:link w:val="670"/>
     <w:uiPriority w:val="99"/>
   </w:style>
-  <w:style w:type="paragraph" w:styleId="664">
+  <w:style w:type="paragraph" w:styleId="672">
     <w:name w:val="Caption"/>
-    <w:basedOn w:val="810"/>
-    <w:next w:val="810"/>
+    <w:basedOn w:val="818"/>
+    <w:next w:val="818"/>
     <w:uiPriority w:val="35"/>
     <w:semiHidden/>
     <w:unhideWhenUsed/>
@@ -6269,15 +5715,15 @@
       <w:szCs w:val="18"/>
     </w:rPr>
   </w:style>
-  <w:style w:type="character" w:styleId="665">
+  <w:style w:type="character" w:styleId="673">
     <w:name w:val="Caption Char"/>
-    <w:basedOn w:val="664"/>
-    <w:link w:val="662"/>
+    <w:basedOn w:val="672"/>
+    <w:link w:val="670"/>
     <w:uiPriority w:val="99"/>
   </w:style>
-  <w:style w:type="table" w:styleId="666">
+  <w:style w:type="table" w:styleId="674">
     <w:name w:val="Table Grid"/>
-    <w:basedOn w:val="811"/>
+    <w:basedOn w:val="819"/>
     <w:uiPriority w:val="59"/>
     <w:pPr>
       <w:spacing w:after="0" w:line="240" w:lineRule="auto"/>
@@ -6300,9 +5746,9 @@
       </w:tblCellMar>
     </w:tblPr>
   </w:style>
-  <w:style w:type="table" w:styleId="667">
+  <w:style w:type="table" w:styleId="675">
     <w:name w:val="Table Grid Light"/>
-    <w:basedOn w:val="811"/>
+    <w:basedOn w:val="819"/>
     <w:uiPriority w:val="59"/>
     <w:pPr>
       <w:spacing w:after="0" w:line="240" w:lineRule="auto"/>
@@ -6325,9 +5771,9 @@
       </w:tblCellMar>
     </w:tblPr>
   </w:style>
-  <w:style w:type="table" w:styleId="668">
+  <w:style w:type="table" w:styleId="676">
     <w:name w:val="Plain Table 1"/>
-    <w:basedOn w:val="811"/>
+    <w:basedOn w:val="819"/>
     <w:uiPriority w:val="59"/>
     <w:pPr>
       <w:spacing w:after="0" w:line="240" w:lineRule="auto"/>
@@ -6392,9 +5838,9 @@
       </w:rPr>
     </w:tblStylePr>
   </w:style>
-  <w:style w:type="table" w:styleId="669">
+  <w:style w:type="table" w:styleId="677">
     <w:name w:val="Plain Table 2"/>
-    <w:basedOn w:val="811"/>
+    <w:basedOn w:val="819"/>
     <w:uiPriority w:val="59"/>
     <w:pPr>
       <w:spacing w:after="0" w:line="240" w:lineRule="auto"/>
@@ -6477,9 +5923,9 @@
       </w:rPr>
     </w:tblStylePr>
   </w:style>
-  <w:style w:type="table" w:styleId="670">
+  <w:style w:type="table" w:styleId="678">
     <w:name w:val="Plain Table 3"/>
-    <w:basedOn w:val="811"/>
+    <w:basedOn w:val="819"/>
     <w:uiPriority w:val="99"/>
     <w:pPr>
       <w:spacing w:after="0" w:line="240" w:lineRule="auto"/>
@@ -6554,9 +6000,9 @@
       </w:rPr>
     </w:tblStylePr>
   </w:style>
-  <w:style w:type="table" w:styleId="671">
+  <w:style w:type="table" w:styleId="679">
     <w:name w:val="Plain Table 4"/>
-    <w:basedOn w:val="811"/>
+    <w:basedOn w:val="819"/>
     <w:uiPriority w:val="99"/>
     <w:pPr>
       <w:spacing w:after="0" w:line="240" w:lineRule="auto"/>
@@ -6611,9 +6057,9 @@
       </w:rPr>
     </w:tblStylePr>
   </w:style>
-  <w:style w:type="table" w:styleId="672">
+  <w:style w:type="table" w:styleId="680">
     <w:name w:val="Plain Table 5"/>
-    <w:basedOn w:val="811"/>
+    <w:basedOn w:val="819"/>
     <w:uiPriority w:val="99"/>
     <w:pPr>
       <w:spacing w:after="0" w:line="240" w:lineRule="auto"/>
@@ -6699,9 +6145,9 @@
       </w:tcPr>
     </w:tblStylePr>
   </w:style>
-  <w:style w:type="table" w:styleId="673">
+  <w:style w:type="table" w:styleId="681">
     <w:name w:val="Grid Table 1 Light"/>
-    <w:basedOn w:val="811"/>
+    <w:basedOn w:val="819"/>
     <w:uiPriority w:val="99"/>
     <w:pPr>
       <w:spacing w:after="0" w:line="240" w:lineRule="auto"/>
@@ -6764,9 +6210,9 @@
       </w:rPr>
     </w:tblStylePr>
   </w:style>
-  <w:style w:type="table" w:styleId="674">
+  <w:style w:type="table" w:styleId="682">
     <w:name w:val="Grid Table 1 Light - Accent 1"/>
-    <w:basedOn w:val="811"/>
+    <w:basedOn w:val="819"/>
     <w:uiPriority w:val="99"/>
     <w:pPr>
       <w:spacing w:after="0" w:line="240" w:lineRule="auto"/>
@@ -6829,9 +6275,9 @@
       </w:rPr>
     </w:tblStylePr>
   </w:style>
-  <w:style w:type="table" w:styleId="675">
+  <w:style w:type="table" w:styleId="683">
     <w:name w:val="Grid Table 1 Light - Accent 2"/>
-    <w:basedOn w:val="811"/>
+    <w:basedOn w:val="819"/>
     <w:uiPriority w:val="99"/>
     <w:pPr>
       <w:spacing w:after="0" w:line="240" w:lineRule="auto"/>
@@ -6894,9 +6340,9 @@
       </w:rPr>
     </w:tblStylePr>
   </w:style>
-  <w:style w:type="table" w:styleId="676">
+  <w:style w:type="table" w:styleId="684">
     <w:name w:val="Grid Table 1 Light - Accent 3"/>
-    <w:basedOn w:val="811"/>
+    <w:basedOn w:val="819"/>
     <w:uiPriority w:val="99"/>
     <w:pPr>
       <w:spacing w:after="0" w:line="240" w:lineRule="auto"/>
@@ -6959,9 +6405,9 @@
       </w:rPr>
     </w:tblStylePr>
   </w:style>
-  <w:style w:type="table" w:styleId="677">
+  <w:style w:type="table" w:styleId="685">
     <w:name w:val="Grid Table 1 Light - Accent 4"/>
-    <w:basedOn w:val="811"/>
+    <w:basedOn w:val="819"/>
     <w:uiPriority w:val="99"/>
     <w:pPr>
       <w:spacing w:after="0" w:line="240" w:lineRule="auto"/>
@@ -7024,9 +6470,9 @@
       </w:rPr>
     </w:tblStylePr>
   </w:style>
-  <w:style w:type="table" w:styleId="678">
+  <w:style w:type="table" w:styleId="686">
     <w:name w:val="Grid Table 1 Light - Accent 5"/>
-    <w:basedOn w:val="811"/>
+    <w:basedOn w:val="819"/>
     <w:uiPriority w:val="99"/>
     <w:pPr>
       <w:spacing w:after="0" w:line="240" w:lineRule="auto"/>
@@ -7089,9 +6535,9 @@
       </w:rPr>
     </w:tblStylePr>
   </w:style>
-  <w:style w:type="table" w:styleId="679">
+  <w:style w:type="table" w:styleId="687">
     <w:name w:val="Grid Table 1 Light - Accent 6"/>
-    <w:basedOn w:val="811"/>
+    <w:basedOn w:val="819"/>
     <w:uiPriority w:val="99"/>
     <w:pPr>
       <w:spacing w:after="0" w:line="240" w:lineRule="auto"/>
@@ -7154,9 +6600,9 @@
       </w:rPr>
     </w:tblStylePr>
   </w:style>
-  <w:style w:type="table" w:styleId="680">
+  <w:style w:type="table" w:styleId="688">
     <w:name w:val="Grid Table 2"/>
-    <w:basedOn w:val="811"/>
+    <w:basedOn w:val="819"/>
     <w:uiPriority w:val="99"/>
     <w:pPr>
       <w:spacing w:after="0" w:line="240" w:lineRule="auto"/>
@@ -7234,9 +6680,9 @@
       </w:tcPr>
     </w:tblStylePr>
   </w:style>
-  <w:style w:type="table" w:styleId="681">
+  <w:style w:type="table" w:styleId="689">
     <w:name w:val="Grid Table 2 - Accent 1"/>
-    <w:basedOn w:val="811"/>
+    <w:basedOn w:val="819"/>
     <w:uiPriority w:val="99"/>
     <w:pPr>
       <w:spacing w:after="0" w:line="240" w:lineRule="auto"/>
@@ -7314,9 +6760,9 @@
       </w:tcPr>
     </w:tblStylePr>
   </w:style>
-  <w:style w:type="table" w:styleId="682">
+  <w:style w:type="table" w:styleId="690">
     <w:name w:val="Grid Table 2 - Accent 2"/>
-    <w:basedOn w:val="811"/>
+    <w:basedOn w:val="819"/>
     <w:uiPriority w:val="99"/>
     <w:pPr>
       <w:spacing w:after="0" w:line="240" w:lineRule="auto"/>
@@ -7394,9 +6840,9 @@
       </w:tcPr>
     </w:tblStylePr>
   </w:style>
-  <w:style w:type="table" w:styleId="683">
+  <w:style w:type="table" w:styleId="691">
     <w:name w:val="Grid Table 2 - Accent 3"/>
-    <w:basedOn w:val="811"/>
+    <w:basedOn w:val="819"/>
     <w:uiPriority w:val="99"/>
     <w:pPr>
       <w:spacing w:after="0" w:line="240" w:lineRule="auto"/>
@@ -7474,9 +6920,9 @@
       </w:tcPr>
     </w:tblStylePr>
   </w:style>
-  <w:style w:type="table" w:styleId="684">
+  <w:style w:type="table" w:styleId="692">
     <w:name w:val="Grid Table 2 - Accent 4"/>
-    <w:basedOn w:val="811"/>
+    <w:basedOn w:val="819"/>
     <w:uiPriority w:val="99"/>
     <w:pPr>
       <w:spacing w:after="0" w:line="240" w:lineRule="auto"/>
@@ -7554,9 +7000,9 @@
       </w:tcPr>
     </w:tblStylePr>
   </w:style>
-  <w:style w:type="table" w:styleId="685">
+  <w:style w:type="table" w:styleId="693">
     <w:name w:val="Grid Table 2 - Accent 5"/>
-    <w:basedOn w:val="811"/>
+    <w:basedOn w:val="819"/>
     <w:uiPriority w:val="99"/>
     <w:pPr>
       <w:spacing w:after="0" w:line="240" w:lineRule="auto"/>
@@ -7634,9 +7080,9 @@
       </w:tcPr>
     </w:tblStylePr>
   </w:style>
-  <w:style w:type="table" w:styleId="686">
+  <w:style w:type="table" w:styleId="694">
     <w:name w:val="Grid Table 2 - Accent 6"/>
-    <w:basedOn w:val="811"/>
+    <w:basedOn w:val="819"/>
     <w:uiPriority w:val="99"/>
     <w:pPr>
       <w:spacing w:after="0" w:line="240" w:lineRule="auto"/>
@@ -7714,9 +7160,9 @@
       </w:tcPr>
     </w:tblStylePr>
   </w:style>
-  <w:style w:type="table" w:styleId="687">
+  <w:style w:type="table" w:styleId="695">
     <w:name w:val="Grid Table 3"/>
-    <w:basedOn w:val="811"/>
+    <w:basedOn w:val="819"/>
     <w:uiPriority w:val="99"/>
     <w:pPr>
       <w:spacing w:after="0" w:line="240" w:lineRule="auto"/>
@@ -7815,9 +7261,9 @@
       </w:tcPr>
     </w:tblStylePr>
   </w:style>
-  <w:style w:type="table" w:styleId="688">
+  <w:style w:type="table" w:styleId="696">
     <w:name w:val="Grid Table 3 - Accent 1"/>
-    <w:basedOn w:val="811"/>
+    <w:basedOn w:val="819"/>
     <w:uiPriority w:val="99"/>
     <w:pPr>
       <w:spacing w:after="0" w:line="240" w:lineRule="auto"/>
@@ -7916,9 +7362,9 @@
       </w:tcPr>
     </w:tblStylePr>
   </w:style>
-  <w:style w:type="table" w:styleId="689">
+  <w:style w:type="table" w:styleId="697">
     <w:name w:val="Grid Table 3 - Accent 2"/>
-    <w:basedOn w:val="811"/>
+    <w:basedOn w:val="819"/>
     <w:uiPriority w:val="99"/>
     <w:pPr>
       <w:spacing w:after="0" w:line="240" w:lineRule="auto"/>
@@ -8017,9 +7463,9 @@
       </w:tcPr>
     </w:tblStylePr>
   </w:style>
-  <w:style w:type="table" w:styleId="690">
+  <w:style w:type="table" w:styleId="698">
     <w:name w:val="Grid Table 3 - Accent 3"/>
-    <w:basedOn w:val="811"/>
+    <w:basedOn w:val="819"/>
     <w:uiPriority w:val="99"/>
     <w:pPr>
       <w:spacing w:after="0" w:line="240" w:lineRule="auto"/>
@@ -8118,9 +7564,9 @@
       </w:tcPr>
     </w:tblStylePr>
   </w:style>
-  <w:style w:type="table" w:styleId="691">
+  <w:style w:type="table" w:styleId="699">
     <w:name w:val="Grid Table 3 - Accent 4"/>
-    <w:basedOn w:val="811"/>
+    <w:basedOn w:val="819"/>
     <w:uiPriority w:val="99"/>
     <w:pPr>
       <w:spacing w:after="0" w:line="240" w:lineRule="auto"/>
@@ -8219,9 +7665,9 @@
       </w:tcPr>
     </w:tblStylePr>
   </w:style>
-  <w:style w:type="table" w:styleId="692">
+  <w:style w:type="table" w:styleId="700">
     <w:name w:val="Grid Table 3 - Accent 5"/>
-    <w:basedOn w:val="811"/>
+    <w:basedOn w:val="819"/>
     <w:uiPriority w:val="99"/>
     <w:pPr>
       <w:spacing w:after="0" w:line="240" w:lineRule="auto"/>
@@ -8320,9 +7766,9 @@
       </w:tcPr>
     </w:tblStylePr>
   </w:style>
-  <w:style w:type="table" w:styleId="693">
+  <w:style w:type="table" w:styleId="701">
     <w:name w:val="Grid Table 3 - Accent 6"/>
-    <w:basedOn w:val="811"/>
+    <w:basedOn w:val="819"/>
     <w:uiPriority w:val="99"/>
     <w:pPr>
       <w:spacing w:after="0" w:line="240" w:lineRule="auto"/>
@@ -8421,9 +7867,9 @@
       </w:tcPr>
     </w:tblStylePr>
   </w:style>
-  <w:style w:type="table" w:styleId="694">
+  <w:style w:type="table" w:styleId="702">
     <w:name w:val="Grid Table 4"/>
-    <w:basedOn w:val="811"/>
+    <w:basedOn w:val="819"/>
     <w:uiPriority w:val="59"/>
     <w:pPr>
       <w:spacing w:after="0" w:line="240" w:lineRule="auto"/>
@@ -8502,9 +7948,9 @@
       </w:tcPr>
     </w:tblStylePr>
   </w:style>
-  <w:style w:type="table" w:styleId="695">
+  <w:style w:type="table" w:styleId="703">
     <w:name w:val="Grid Table 4 - Accent 1"/>
-    <w:basedOn w:val="811"/>
+    <w:basedOn w:val="819"/>
     <w:uiPriority w:val="59"/>
     <w:pPr>
       <w:spacing w:after="0" w:line="240" w:lineRule="auto"/>
@@ -8583,9 +8029,9 @@
       </w:tcPr>
     </w:tblStylePr>
   </w:style>
-  <w:style w:type="table" w:styleId="696">
+  <w:style w:type="table" w:styleId="704">
     <w:name w:val="Grid Table 4 - Accent 2"/>
-    <w:basedOn w:val="811"/>
+    <w:basedOn w:val="819"/>
     <w:uiPriority w:val="59"/>
     <w:pPr>
       <w:spacing w:after="0" w:line="240" w:lineRule="auto"/>
@@ -8664,9 +8110,9 @@
       </w:tcPr>
     </w:tblStylePr>
   </w:style>
-  <w:style w:type="table" w:styleId="697">
+  <w:style w:type="table" w:styleId="705">
     <w:name w:val="Grid Table 4 - Accent 3"/>
-    <w:basedOn w:val="811"/>
+    <w:basedOn w:val="819"/>
     <w:uiPriority w:val="59"/>
     <w:pPr>
       <w:spacing w:after="0" w:line="240" w:lineRule="auto"/>
@@ -8745,9 +8191,9 @@
       </w:tcPr>
     </w:tblStylePr>
   </w:style>
-  <w:style w:type="table" w:styleId="698">
+  <w:style w:type="table" w:styleId="706">
     <w:name w:val="Grid Table 4 - Accent 4"/>
-    <w:basedOn w:val="811"/>
+    <w:basedOn w:val="819"/>
     <w:uiPriority w:val="59"/>
     <w:pPr>
       <w:spacing w:after="0" w:line="240" w:lineRule="auto"/>
@@ -8826,9 +8272,9 @@
       </w:tcPr>
     </w:tblStylePr>
   </w:style>
-  <w:style w:type="table" w:styleId="699">
+  <w:style w:type="table" w:styleId="707">
     <w:name w:val="Grid Table 4 - Accent 5"/>
-    <w:basedOn w:val="811"/>
+    <w:basedOn w:val="819"/>
     <w:uiPriority w:val="59"/>
     <w:pPr>
       <w:spacing w:after="0" w:line="240" w:lineRule="auto"/>
@@ -8907,9 +8353,9 @@
       </w:tcPr>
     </w:tblStylePr>
   </w:style>
-  <w:style w:type="table" w:styleId="700">
+  <w:style w:type="table" w:styleId="708">
     <w:name w:val="Grid Table 4 - Accent 6"/>
-    <w:basedOn w:val="811"/>
+    <w:basedOn w:val="819"/>
     <w:uiPriority w:val="59"/>
     <w:pPr>
       <w:spacing w:after="0" w:line="240" w:lineRule="auto"/>
@@ -8988,9 +8434,9 @@
       </w:tcPr>
     </w:tblStylePr>
   </w:style>
-  <w:style w:type="table" w:styleId="701">
+  <w:style w:type="table" w:styleId="709">
     <w:name w:val="Grid Table 5 Dark"/>
-    <w:basedOn w:val="811"/>
+    <w:basedOn w:val="819"/>
     <w:uiPriority w:val="99"/>
     <w:pPr>
       <w:spacing w:after="0" w:line="240" w:lineRule="auto"/>
@@ -9067,9 +8513,9 @@
       </w:tcPr>
     </w:tblStylePr>
   </w:style>
-  <w:style w:type="table" w:styleId="702">
+  <w:style w:type="table" w:styleId="710">
     <w:name w:val="Grid Table 5 Dark- Accent 1"/>
-    <w:basedOn w:val="811"/>
+    <w:basedOn w:val="819"/>
     <w:uiPriority w:val="99"/>
     <w:pPr>
       <w:spacing w:after="0" w:line="240" w:lineRule="auto"/>
@@ -9146,9 +8592,9 @@
       </w:tcPr>
     </w:tblStylePr>
   </w:style>
-  <w:style w:type="table" w:styleId="703">
+  <w:style w:type="table" w:styleId="711">
     <w:name w:val="Grid Table 5 Dark - Accent 2"/>
-    <w:basedOn w:val="811"/>
+    <w:basedOn w:val="819"/>
     <w:uiPriority w:val="99"/>
     <w:pPr>
       <w:spacing w:after="0" w:line="240" w:lineRule="auto"/>
@@ -9225,9 +8671,9 @@
       </w:tcPr>
     </w:tblStylePr>
   </w:style>
-  <w:style w:type="table" w:styleId="704">
+  <w:style w:type="table" w:styleId="712">
     <w:name w:val="Grid Table 5 Dark - Accent 3"/>
-    <w:basedOn w:val="811"/>
+    <w:basedOn w:val="819"/>
     <w:uiPriority w:val="99"/>
     <w:pPr>
       <w:spacing w:after="0" w:line="240" w:lineRule="auto"/>
@@ -9304,9 +8750,9 @@
       </w:tcPr>
     </w:tblStylePr>
   </w:style>
-  <w:style w:type="table" w:styleId="705">
+  <w:style w:type="table" w:styleId="713">
     <w:name w:val="Grid Table 5 Dark- Accent 4"/>
-    <w:basedOn w:val="811"/>
+    <w:basedOn w:val="819"/>
     <w:uiPriority w:val="99"/>
     <w:pPr>
       <w:spacing w:after="0" w:line="240" w:lineRule="auto"/>
@@ -9383,9 +8829,9 @@
       </w:tcPr>
     </w:tblStylePr>
   </w:style>
-  <w:style w:type="table" w:styleId="706">
+  <w:style w:type="table" w:styleId="714">
     <w:name w:val="Grid Table 5 Dark - Accent 5"/>
-    <w:basedOn w:val="811"/>
+    <w:basedOn w:val="819"/>
     <w:uiPriority w:val="99"/>
     <w:pPr>
       <w:spacing w:after="0" w:line="240" w:lineRule="auto"/>
@@ -9462,9 +8908,9 @@
       </w:tcPr>
     </w:tblStylePr>
   </w:style>
-  <w:style w:type="table" w:styleId="707">
+  <w:style w:type="table" w:styleId="715">
     <w:name w:val="Grid Table 5 Dark - Accent 6"/>
-    <w:basedOn w:val="811"/>
+    <w:basedOn w:val="819"/>
     <w:uiPriority w:val="99"/>
     <w:pPr>
       <w:spacing w:after="0" w:line="240" w:lineRule="auto"/>
@@ -9541,9 +8987,9 @@
       </w:tcPr>
     </w:tblStylePr>
   </w:style>
-  <w:style w:type="table" w:styleId="708">
+  <w:style w:type="table" w:styleId="716">
     <w:name w:val="Grid Table 6 Colorful"/>
-    <w:basedOn w:val="811"/>
+    <w:basedOn w:val="819"/>
     <w:uiPriority w:val="99"/>
     <w:pPr>
       <w:spacing w:after="0" w:line="240" w:lineRule="auto"/>
@@ -9620,9 +9066,9 @@
       </w:rPr>
     </w:tblStylePr>
   </w:style>
-  <w:style w:type="table" w:styleId="709">
+  <w:style w:type="table" w:styleId="717">
     <w:name w:val="Grid Table 6 Colorful - Accent 1"/>
-    <w:basedOn w:val="811"/>
+    <w:basedOn w:val="819"/>
     <w:uiPriority w:val="99"/>
     <w:pPr>
       <w:spacing w:after="0" w:line="240" w:lineRule="auto"/>
@@ -9699,9 +9145,9 @@
       </w:rPr>
     </w:tblStylePr>
   </w:style>
-  <w:style w:type="table" w:styleId="710">
+  <w:style w:type="table" w:styleId="718">
     <w:name w:val="Grid Table 6 Colorful - Accent 2"/>
-    <w:basedOn w:val="811"/>
+    <w:basedOn w:val="819"/>
     <w:uiPriority w:val="99"/>
     <w:pPr>
       <w:spacing w:after="0" w:line="240" w:lineRule="auto"/>
@@ -9778,9 +9224,9 @@
       </w:rPr>
     </w:tblStylePr>
   </w:style>
-  <w:style w:type="table" w:styleId="711">
+  <w:style w:type="table" w:styleId="719">
     <w:name w:val="Grid Table 6 Colorful - Accent 3"/>
-    <w:basedOn w:val="811"/>
+    <w:basedOn w:val="819"/>
     <w:uiPriority w:val="99"/>
     <w:pPr>
       <w:spacing w:after="0" w:line="240" w:lineRule="auto"/>
@@ -9857,9 +9303,9 @@
       </w:rPr>
     </w:tblStylePr>
   </w:style>
-  <w:style w:type="table" w:styleId="712">
+  <w:style w:type="table" w:styleId="720">
     <w:name w:val="Grid Table 6 Colorful - Accent 4"/>
-    <w:basedOn w:val="811"/>
+    <w:basedOn w:val="819"/>
     <w:uiPriority w:val="99"/>
     <w:pPr>
       <w:spacing w:after="0" w:line="240" w:lineRule="auto"/>
@@ -9936,9 +9382,9 @@
       </w:rPr>
     </w:tblStylePr>
   </w:style>
-  <w:style w:type="table" w:styleId="713">
+  <w:style w:type="table" w:styleId="721">
     <w:name w:val="Grid Table 6 Colorful - Accent 5"/>
-    <w:basedOn w:val="811"/>
+    <w:basedOn w:val="819"/>
     <w:uiPriority w:val="99"/>
     <w:pPr>
       <w:spacing w:after="0" w:line="240" w:lineRule="auto"/>
@@ -10015,9 +9461,9 @@
       </w:rPr>
     </w:tblStylePr>
   </w:style>
-  <w:style w:type="table" w:styleId="714">
+  <w:style w:type="table" w:styleId="722">
     <w:name w:val="Grid Table 6 Colorful - Accent 6"/>
-    <w:basedOn w:val="811"/>
+    <w:basedOn w:val="819"/>
     <w:uiPriority w:val="99"/>
     <w:pPr>
       <w:spacing w:after="0" w:line="240" w:lineRule="auto"/>
@@ -10094,9 +9540,9 @@
       </w:rPr>
     </w:tblStylePr>
   </w:style>
-  <w:style w:type="table" w:styleId="715">
+  <w:style w:type="table" w:styleId="723">
     <w:name w:val="Grid Table 7 Colorful"/>
-    <w:basedOn w:val="811"/>
+    <w:basedOn w:val="819"/>
     <w:uiPriority w:val="99"/>
     <w:pPr>
       <w:spacing w:after="0" w:line="240" w:lineRule="auto"/>
@@ -10206,9 +9652,9 @@
       </w:tcPr>
     </w:tblStylePr>
   </w:style>
-  <w:style w:type="table" w:styleId="716">
+  <w:style w:type="table" w:styleId="724">
     <w:name w:val="Grid Table 7 Colorful - Accent 1"/>
-    <w:basedOn w:val="811"/>
+    <w:basedOn w:val="819"/>
     <w:uiPriority w:val="99"/>
     <w:pPr>
       <w:spacing w:after="0" w:line="240" w:lineRule="auto"/>
@@ -10318,9 +9764,9 @@
       </w:tcPr>
     </w:tblStylePr>
   </w:style>
-  <w:style w:type="table" w:styleId="717">
+  <w:style w:type="table" w:styleId="725">
     <w:name w:val="Grid Table 7 Colorful - Accent 2"/>
-    <w:basedOn w:val="811"/>
+    <w:basedOn w:val="819"/>
     <w:uiPriority w:val="99"/>
     <w:pPr>
       <w:spacing w:after="0" w:line="240" w:lineRule="auto"/>
@@ -10430,9 +9876,9 @@
       </w:tcPr>
     </w:tblStylePr>
   </w:style>
-  <w:style w:type="table" w:styleId="718">
+  <w:style w:type="table" w:styleId="726">
     <w:name w:val="Grid Table 7 Colorful - Accent 3"/>
-    <w:basedOn w:val="811"/>
+    <w:basedOn w:val="819"/>
     <w:uiPriority w:val="99"/>
     <w:pPr>
       <w:spacing w:after="0" w:line="240" w:lineRule="auto"/>
@@ -10542,9 +9988,9 @@
       </w:tcPr>
     </w:tblStylePr>
   </w:style>
-  <w:style w:type="table" w:styleId="719">
+  <w:style w:type="table" w:styleId="727">
     <w:name w:val="Grid Table 7 Colorful - Accent 4"/>
-    <w:basedOn w:val="811"/>
+    <w:basedOn w:val="819"/>
     <w:uiPriority w:val="99"/>
     <w:pPr>
       <w:spacing w:after="0" w:line="240" w:lineRule="auto"/>
@@ -10654,9 +10100,9 @@
       </w:tcPr>
     </w:tblStylePr>
   </w:style>
-  <w:style w:type="table" w:styleId="720">
+  <w:style w:type="table" w:styleId="728">
     <w:name w:val="Grid Table 7 Colorful - Accent 5"/>
-    <w:basedOn w:val="811"/>
+    <w:basedOn w:val="819"/>
     <w:uiPriority w:val="99"/>
     <w:pPr>
       <w:spacing w:after="0" w:line="240" w:lineRule="auto"/>
@@ -10766,9 +10212,9 @@
       </w:tcPr>
     </w:tblStylePr>
   </w:style>
-  <w:style w:type="table" w:styleId="721">
+  <w:style w:type="table" w:styleId="729">
     <w:name w:val="Grid Table 7 Colorful - Accent 6"/>
-    <w:basedOn w:val="811"/>
+    <w:basedOn w:val="819"/>
     <w:uiPriority w:val="99"/>
     <w:pPr>
       <w:spacing w:after="0" w:line="240" w:lineRule="auto"/>
@@ -10878,9 +10324,9 @@
       </w:tcPr>
     </w:tblStylePr>
   </w:style>
-  <w:style w:type="table" w:styleId="722">
+  <w:style w:type="table" w:styleId="730">
     <w:name w:val="List Table 1 Light"/>
-    <w:basedOn w:val="811"/>
+    <w:basedOn w:val="819"/>
     <w:uiPriority w:val="99"/>
     <w:pPr>
       <w:spacing w:after="0" w:line="240" w:lineRule="auto"/>
@@ -10941,9 +10387,9 @@
       </w:tcPr>
     </w:tblStylePr>
   </w:style>
-  <w:style w:type="table" w:styleId="723">
+  <w:style w:type="table" w:styleId="731">
     <w:name w:val="List Table 1 Light - Accent 1"/>
-    <w:basedOn w:val="811"/>
+    <w:basedOn w:val="819"/>
     <w:uiPriority w:val="99"/>
     <w:pPr>
       <w:spacing w:after="0" w:line="240" w:lineRule="auto"/>
@@ -11004,9 +10450,9 @@
       </w:tcPr>
     </w:tblStylePr>
   </w:style>
-  <w:style w:type="table" w:styleId="724">
+  <w:style w:type="table" w:styleId="732">
     <w:name w:val="List Table 1 Light - Accent 2"/>
-    <w:basedOn w:val="811"/>
+    <w:basedOn w:val="819"/>
     <w:uiPriority w:val="99"/>
     <w:pPr>
       <w:spacing w:after="0" w:line="240" w:lineRule="auto"/>
@@ -11067,9 +10513,9 @@
       </w:tcPr>
     </w:tblStylePr>
   </w:style>
-  <w:style w:type="table" w:styleId="725">
+  <w:style w:type="table" w:styleId="733">
     <w:name w:val="List Table 1 Light - Accent 3"/>
-    <w:basedOn w:val="811"/>
+    <w:basedOn w:val="819"/>
     <w:uiPriority w:val="99"/>
     <w:pPr>
       <w:spacing w:after="0" w:line="240" w:lineRule="auto"/>
@@ -11130,9 +10576,9 @@
       </w:tcPr>
     </w:tblStylePr>
   </w:style>
-  <w:style w:type="table" w:styleId="726">
+  <w:style w:type="table" w:styleId="734">
     <w:name w:val="List Table 1 Light - Accent 4"/>
-    <w:basedOn w:val="811"/>
+    <w:basedOn w:val="819"/>
     <w:uiPriority w:val="99"/>
     <w:pPr>
       <w:spacing w:after="0" w:line="240" w:lineRule="auto"/>
@@ -11193,9 +10639,9 @@
       </w:tcPr>
     </w:tblStylePr>
   </w:style>
-  <w:style w:type="table" w:styleId="727">
+  <w:style w:type="table" w:styleId="735">
     <w:name w:val="List Table 1 Light - Accent 5"/>
-    <w:basedOn w:val="811"/>
+    <w:basedOn w:val="819"/>
     <w:uiPriority w:val="99"/>
     <w:pPr>
       <w:spacing w:after="0" w:line="240" w:lineRule="auto"/>
@@ -11256,9 +10702,9 @@
       </w:tcPr>
     </w:tblStylePr>
   </w:style>
-  <w:style w:type="table" w:styleId="728">
+  <w:style w:type="table" w:styleId="736">
     <w:name w:val="List Table 1 Light - Accent 6"/>
-    <w:basedOn w:val="811"/>
+    <w:basedOn w:val="819"/>
     <w:uiPriority w:val="99"/>
     <w:pPr>
       <w:spacing w:after="0" w:line="240" w:lineRule="auto"/>
@@ -11319,9 +10765,9 @@
       </w:tcPr>
     </w:tblStylePr>
   </w:style>
-  <w:style w:type="table" w:styleId="729">
+  <w:style w:type="table" w:styleId="737">
     <w:name w:val="List Table 2"/>
-    <w:basedOn w:val="811"/>
+    <w:basedOn w:val="819"/>
     <w:uiPriority w:val="99"/>
     <w:pPr>
       <w:spacing w:after="0" w:line="240" w:lineRule="auto"/>
@@ -11405,9 +10851,9 @@
       </w:tcPr>
     </w:tblStylePr>
   </w:style>
-  <w:style w:type="table" w:styleId="730">
+  <w:style w:type="table" w:styleId="738">
     <w:name w:val="List Table 2 - Accent 1"/>
-    <w:basedOn w:val="811"/>
+    <w:basedOn w:val="819"/>
     <w:uiPriority w:val="99"/>
     <w:pPr>
       <w:spacing w:after="0" w:line="240" w:lineRule="auto"/>
@@ -11491,9 +10937,9 @@
       </w:tcPr>
     </w:tblStylePr>
   </w:style>
-  <w:style w:type="table" w:styleId="731">
+  <w:style w:type="table" w:styleId="739">
     <w:name w:val="List Table 2 - Accent 2"/>
-    <w:basedOn w:val="811"/>
+    <w:basedOn w:val="819"/>
     <w:uiPriority w:val="99"/>
     <w:pPr>
       <w:spacing w:after="0" w:line="240" w:lineRule="auto"/>
@@ -11577,9 +11023,9 @@
       </w:tcPr>
     </w:tblStylePr>
   </w:style>
-  <w:style w:type="table" w:styleId="732">
+  <w:style w:type="table" w:styleId="740">
     <w:name w:val="List Table 2 - Accent 3"/>
-    <w:basedOn w:val="811"/>
+    <w:basedOn w:val="819"/>
     <w:uiPriority w:val="99"/>
     <w:pPr>
       <w:spacing w:after="0" w:line="240" w:lineRule="auto"/>
@@ -11663,9 +11109,9 @@
       </w:tcPr>
     </w:tblStylePr>
   </w:style>
-  <w:style w:type="table" w:styleId="733">
+  <w:style w:type="table" w:styleId="741">
     <w:name w:val="List Table 2 - Accent 4"/>
-    <w:basedOn w:val="811"/>
+    <w:basedOn w:val="819"/>
     <w:uiPriority w:val="99"/>
     <w:pPr>
       <w:spacing w:after="0" w:line="240" w:lineRule="auto"/>
@@ -11749,9 +11195,9 @@
       </w:tcPr>
     </w:tblStylePr>
   </w:style>
-  <w:style w:type="table" w:styleId="734">
+  <w:style w:type="table" w:styleId="742">
     <w:name w:val="List Table 2 - Accent 5"/>
-    <w:basedOn w:val="811"/>
+    <w:basedOn w:val="819"/>
     <w:uiPriority w:val="99"/>
     <w:pPr>
       <w:spacing w:after="0" w:line="240" w:lineRule="auto"/>
@@ -11835,9 +11281,9 @@
       </w:tcPr>
     </w:tblStylePr>
   </w:style>
-  <w:style w:type="table" w:styleId="735">
+  <w:style w:type="table" w:styleId="743">
     <w:name w:val="List Table 2 - Accent 6"/>
-    <w:basedOn w:val="811"/>
+    <w:basedOn w:val="819"/>
     <w:uiPriority w:val="99"/>
     <w:pPr>
       <w:spacing w:after="0" w:line="240" w:lineRule="auto"/>
@@ -11921,9 +11367,9 @@
       </w:tcPr>
     </w:tblStylePr>
   </w:style>
-  <w:style w:type="table" w:styleId="736">
+  <w:style w:type="table" w:styleId="744">
     <w:name w:val="List Table 3"/>
-    <w:basedOn w:val="811"/>
+    <w:basedOn w:val="819"/>
     <w:uiPriority w:val="99"/>
     <w:pPr>
       <w:spacing w:after="0" w:line="240" w:lineRule="auto"/>
@@ -11995,9 +11441,9 @@
       </w:rPr>
     </w:tblStylePr>
   </w:style>
-  <w:style w:type="table" w:styleId="737">
+  <w:style w:type="table" w:styleId="745">
     <w:name w:val="List Table 3 - Accent 1"/>
-    <w:basedOn w:val="811"/>
+    <w:basedOn w:val="819"/>
     <w:uiPriority w:val="99"/>
     <w:pPr>
       <w:spacing w:after="0" w:line="240" w:lineRule="auto"/>
@@ -12069,9 +11515,9 @@
       </w:rPr>
     </w:tblStylePr>
   </w:style>
-  <w:style w:type="table" w:styleId="738">
+  <w:style w:type="table" w:styleId="746">
     <w:name w:val="List Table 3 - Accent 2"/>
-    <w:basedOn w:val="811"/>
+    <w:basedOn w:val="819"/>
     <w:uiPriority w:val="99"/>
     <w:pPr>
       <w:spacing w:after="0" w:line="240" w:lineRule="auto"/>
@@ -12143,9 +11589,9 @@
       </w:rPr>
     </w:tblStylePr>
   </w:style>
-  <w:style w:type="table" w:styleId="739">
+  <w:style w:type="table" w:styleId="747">
     <w:name w:val="List Table 3 - Accent 3"/>
-    <w:basedOn w:val="811"/>
+    <w:basedOn w:val="819"/>
     <w:uiPriority w:val="99"/>
     <w:pPr>
       <w:spacing w:after="0" w:line="240" w:lineRule="auto"/>
@@ -12217,9 +11663,9 @@
       </w:rPr>
     </w:tblStylePr>
   </w:style>
-  <w:style w:type="table" w:styleId="740">
+  <w:style w:type="table" w:styleId="748">
     <w:name w:val="List Table 3 - Accent 4"/>
-    <w:basedOn w:val="811"/>
+    <w:basedOn w:val="819"/>
     <w:uiPriority w:val="99"/>
     <w:pPr>
       <w:spacing w:after="0" w:line="240" w:lineRule="auto"/>
@@ -12291,9 +11737,9 @@
       </w:rPr>
     </w:tblStylePr>
   </w:style>
-  <w:style w:type="table" w:styleId="741">
+  <w:style w:type="table" w:styleId="749">
     <w:name w:val="List Table 3 - Accent 5"/>
-    <w:basedOn w:val="811"/>
+    <w:basedOn w:val="819"/>
     <w:uiPriority w:val="99"/>
     <w:pPr>
       <w:spacing w:after="0" w:line="240" w:lineRule="auto"/>
@@ -12365,9 +11811,9 @@
       </w:rPr>
     </w:tblStylePr>
   </w:style>
-  <w:style w:type="table" w:styleId="742">
+  <w:style w:type="table" w:styleId="750">
     <w:name w:val="List Table 3 - Accent 6"/>
-    <w:basedOn w:val="811"/>
+    <w:basedOn w:val="819"/>
     <w:uiPriority w:val="99"/>
     <w:pPr>
       <w:spacing w:after="0" w:line="240" w:lineRule="auto"/>
@@ -12439,9 +11885,9 @@
       </w:rPr>
     </w:tblStylePr>
   </w:style>
-  <w:style w:type="table" w:styleId="743">
+  <w:style w:type="table" w:styleId="751">
     <w:name w:val="List Table 4"/>
-    <w:basedOn w:val="811"/>
+    <w:basedOn w:val="819"/>
     <w:uiPriority w:val="99"/>
     <w:pPr>
       <w:spacing w:after="0" w:line="240" w:lineRule="auto"/>
@@ -12508,9 +11954,9 @@
       </w:rPr>
     </w:tblStylePr>
   </w:style>
-  <w:style w:type="table" w:styleId="744">
+  <w:style w:type="table" w:styleId="752">
     <w:name w:val="List Table 4 - Accent 1"/>
-    <w:basedOn w:val="811"/>
+    <w:basedOn w:val="819"/>
     <w:uiPriority w:val="99"/>
     <w:pPr>
       <w:spacing w:after="0" w:line="240" w:lineRule="auto"/>
@@ -12577,9 +12023,9 @@
       </w:rPr>
     </w:tblStylePr>
   </w:style>
-  <w:style w:type="table" w:styleId="745">
+  <w:style w:type="table" w:styleId="753">
     <w:name w:val="List Table 4 - Accent 2"/>
-    <w:basedOn w:val="811"/>
+    <w:basedOn w:val="819"/>
     <w:uiPriority w:val="99"/>
     <w:pPr>
       <w:spacing w:after="0" w:line="240" w:lineRule="auto"/>
@@ -12646,9 +12092,9 @@
       </w:rPr>
     </w:tblStylePr>
   </w:style>
-  <w:style w:type="table" w:styleId="746">
+  <w:style w:type="table" w:styleId="754">
     <w:name w:val="List Table 4 - Accent 3"/>
-    <w:basedOn w:val="811"/>
+    <w:basedOn w:val="819"/>
     <w:uiPriority w:val="99"/>
     <w:pPr>
       <w:spacing w:after="0" w:line="240" w:lineRule="auto"/>
@@ -12715,9 +12161,9 @@
       </w:rPr>
     </w:tblStylePr>
   </w:style>
-  <w:style w:type="table" w:styleId="747">
+  <w:style w:type="table" w:styleId="755">
     <w:name w:val="List Table 4 - Accent 4"/>
-    <w:basedOn w:val="811"/>
+    <w:basedOn w:val="819"/>
     <w:uiPriority w:val="99"/>
     <w:pPr>
       <w:spacing w:after="0" w:line="240" w:lineRule="auto"/>
@@ -12784,9 +12230,9 @@
       </w:rPr>
     </w:tblStylePr>
   </w:style>
-  <w:style w:type="table" w:styleId="748">
+  <w:style w:type="table" w:styleId="756">
     <w:name w:val="List Table 4 - Accent 5"/>
-    <w:basedOn w:val="811"/>
+    <w:basedOn w:val="819"/>
     <w:uiPriority w:val="99"/>
     <w:pPr>
       <w:spacing w:after="0" w:line="240" w:lineRule="auto"/>
@@ -12853,9 +12299,9 @@
       </w:rPr>
     </w:tblStylePr>
   </w:style>
-  <w:style w:type="table" w:styleId="749">
+  <w:style w:type="table" w:styleId="757">
     <w:name w:val="List Table 4 - Accent 6"/>
-    <w:basedOn w:val="811"/>
+    <w:basedOn w:val="819"/>
     <w:uiPriority w:val="99"/>
     <w:pPr>
       <w:spacing w:after="0" w:line="240" w:lineRule="auto"/>
@@ -12922,9 +12368,9 @@
       </w:rPr>
     </w:tblStylePr>
   </w:style>
-  <w:style w:type="table" w:styleId="750">
+  <w:style w:type="table" w:styleId="758">
     <w:name w:val="List Table 5 Dark"/>
-    <w:basedOn w:val="811"/>
+    <w:basedOn w:val="819"/>
     <w:uiPriority w:val="99"/>
     <w:pPr>
       <w:spacing w:after="0" w:line="240" w:lineRule="auto"/>
@@ -13029,9 +12475,9 @@
       </w:rPr>
     </w:tblStylePr>
   </w:style>
-  <w:style w:type="table" w:styleId="751">
+  <w:style w:type="table" w:styleId="759">
     <w:name w:val="List Table 5 Dark - Accent 1"/>
-    <w:basedOn w:val="811"/>
+    <w:basedOn w:val="819"/>
     <w:uiPriority w:val="99"/>
     <w:pPr>
       <w:spacing w:after="0" w:line="240" w:lineRule="auto"/>
@@ -13136,9 +12582,9 @@
       </w:rPr>
     </w:tblStylePr>
   </w:style>
-  <w:style w:type="table" w:styleId="752">
+  <w:style w:type="table" w:styleId="760">
     <w:name w:val="List Table 5 Dark - Accent 2"/>
-    <w:basedOn w:val="811"/>
+    <w:basedOn w:val="819"/>
     <w:uiPriority w:val="99"/>
     <w:pPr>
       <w:spacing w:after="0" w:line="240" w:lineRule="auto"/>
@@ -13243,9 +12689,9 @@
       </w:rPr>
     </w:tblStylePr>
   </w:style>
-  <w:style w:type="table" w:styleId="753">
+  <w:style w:type="table" w:styleId="761">
     <w:name w:val="List Table 5 Dark - Accent 3"/>
-    <w:basedOn w:val="811"/>
+    <w:basedOn w:val="819"/>
     <w:uiPriority w:val="99"/>
     <w:pPr>
       <w:spacing w:after="0" w:line="240" w:lineRule="auto"/>
@@ -13350,9 +12796,9 @@
       </w:rPr>
     </w:tblStylePr>
   </w:style>
-  <w:style w:type="table" w:styleId="754">
+  <w:style w:type="table" w:styleId="762">
     <w:name w:val="List Table 5 Dark - Accent 4"/>
-    <w:basedOn w:val="811"/>
+    <w:basedOn w:val="819"/>
     <w:uiPriority w:val="99"/>
     <w:pPr>
       <w:spacing w:after="0" w:line="240" w:lineRule="auto"/>
@@ -13457,9 +12903,9 @@
       </w:rPr>
     </w:tblStylePr>
   </w:style>
-  <w:style w:type="table" w:styleId="755">
+  <w:style w:type="table" w:styleId="763">
     <w:name w:val="List Table 5 Dark - Accent 5"/>
-    <w:basedOn w:val="811"/>
+    <w:basedOn w:val="819"/>
     <w:uiPriority w:val="99"/>
     <w:pPr>
       <w:spacing w:after="0" w:line="240" w:lineRule="auto"/>
@@ -13564,9 +13010,9 @@
       </w:rPr>
     </w:tblStylePr>
   </w:style>
-  <w:style w:type="table" w:styleId="756">
+  <w:style w:type="table" w:styleId="764">
     <w:name w:val="List Table 5 Dark - Accent 6"/>
-    <w:basedOn w:val="811"/>
+    <w:basedOn w:val="819"/>
     <w:uiPriority w:val="99"/>
     <w:pPr>
       <w:spacing w:after="0" w:line="240" w:lineRule="auto"/>
@@ -13671,9 +13117,9 @@
       </w:rPr>
     </w:tblStylePr>
   </w:style>
-  <w:style w:type="table" w:styleId="757">
+  <w:style w:type="table" w:styleId="765">
     <w:name w:val="List Table 6 Colorful"/>
-    <w:basedOn w:val="811"/>
+    <w:basedOn w:val="819"/>
     <w:uiPriority w:val="99"/>
     <w:pPr>
       <w:spacing w:after="0" w:line="240" w:lineRule="auto"/>
@@ -13744,9 +13190,9 @@
       </w:tcPr>
     </w:tblStylePr>
   </w:style>
-  <w:style w:type="table" w:styleId="758">
+  <w:style w:type="table" w:styleId="766">
     <w:name w:val="List Table 6 Colorful - Accent 1"/>
-    <w:basedOn w:val="811"/>
+    <w:basedOn w:val="819"/>
     <w:uiPriority w:val="99"/>
     <w:pPr>
       <w:spacing w:after="0" w:line="240" w:lineRule="auto"/>
@@ -13817,9 +13263,9 @@
       </w:tcPr>
     </w:tblStylePr>
   </w:style>
-  <w:style w:type="table" w:styleId="759">
+  <w:style w:type="table" w:styleId="767">
     <w:name w:val="List Table 6 Colorful - Accent 2"/>
-    <w:basedOn w:val="811"/>
+    <w:basedOn w:val="819"/>
     <w:uiPriority w:val="99"/>
     <w:pPr>
       <w:spacing w:after="0" w:line="240" w:lineRule="auto"/>
@@ -13890,9 +13336,9 @@
       </w:tcPr>
     </w:tblStylePr>
   </w:style>
-  <w:style w:type="table" w:styleId="760">
+  <w:style w:type="table" w:styleId="768">
     <w:name w:val="List Table 6 Colorful - Accent 3"/>
-    <w:basedOn w:val="811"/>
+    <w:basedOn w:val="819"/>
     <w:uiPriority w:val="99"/>
     <w:pPr>
       <w:spacing w:after="0" w:line="240" w:lineRule="auto"/>
@@ -13963,9 +13409,9 @@
       </w:tcPr>
     </w:tblStylePr>
   </w:style>
-  <w:style w:type="table" w:styleId="761">
+  <w:style w:type="table" w:styleId="769">
     <w:name w:val="List Table 6 Colorful - Accent 4"/>
-    <w:basedOn w:val="811"/>
+    <w:basedOn w:val="819"/>
     <w:uiPriority w:val="99"/>
     <w:pPr>
       <w:spacing w:after="0" w:line="240" w:lineRule="auto"/>
@@ -14036,9 +13482,9 @@
       </w:tcPr>
     </w:tblStylePr>
   </w:style>
-  <w:style w:type="table" w:styleId="762">
+  <w:style w:type="table" w:styleId="770">
     <w:name w:val="List Table 6 Colorful - Accent 5"/>
-    <w:basedOn w:val="811"/>
+    <w:basedOn w:val="819"/>
     <w:uiPriority w:val="99"/>
     <w:pPr>
       <w:spacing w:after="0" w:line="240" w:lineRule="auto"/>
@@ -14109,9 +13555,9 @@
       </w:tcPr>
     </w:tblStylePr>
   </w:style>
-  <w:style w:type="table" w:styleId="763">
+  <w:style w:type="table" w:styleId="771">
     <w:name w:val="List Table 6 Colorful - Accent 6"/>
-    <w:basedOn w:val="811"/>
+    <w:basedOn w:val="819"/>
     <w:uiPriority w:val="99"/>
     <w:pPr>
       <w:spacing w:after="0" w:line="240" w:lineRule="auto"/>
@@ -14182,9 +13628,9 @@
       </w:tcPr>
     </w:tblStylePr>
   </w:style>
-  <w:style w:type="table" w:styleId="764">
+  <w:style w:type="table" w:styleId="772">
     <w:name w:val="List Table 7 Colorful"/>
-    <w:basedOn w:val="811"/>
+    <w:basedOn w:val="819"/>
     <w:uiPriority w:val="99"/>
     <w:pPr>
       <w:spacing w:after="0" w:line="240" w:lineRule="auto"/>
@@ -14298,9 +13744,9 @@
       </w:rPr>
     </w:tblStylePr>
   </w:style>
-  <w:style w:type="table" w:styleId="765">
+  <w:style w:type="table" w:styleId="773">
     <w:name w:val="List Table 7 Colorful - Accent 1"/>
-    <w:basedOn w:val="811"/>
+    <w:basedOn w:val="819"/>
     <w:uiPriority w:val="99"/>
     <w:pPr>
       <w:spacing w:after="0" w:line="240" w:lineRule="auto"/>
@@ -14414,9 +13860,9 @@
       </w:rPr>
     </w:tblStylePr>
   </w:style>
-  <w:style w:type="table" w:styleId="766">
+  <w:style w:type="table" w:styleId="774">
     <w:name w:val="List Table 7 Colorful - Accent 2"/>
-    <w:basedOn w:val="811"/>
+    <w:basedOn w:val="819"/>
     <w:uiPriority w:val="99"/>
     <w:pPr>
       <w:spacing w:after="0" w:line="240" w:lineRule="auto"/>
@@ -14530,9 +13976,9 @@
       </w:rPr>
     </w:tblStylePr>
   </w:style>
-  <w:style w:type="table" w:styleId="767">
+  <w:style w:type="table" w:styleId="775">
     <w:name w:val="List Table 7 Colorful - Accent 3"/>
-    <w:basedOn w:val="811"/>
+    <w:basedOn w:val="819"/>
     <w:uiPriority w:val="99"/>
     <w:pPr>
       <w:spacing w:after="0" w:line="240" w:lineRule="auto"/>
@@ -14646,9 +14092,9 @@
       </w:rPr>
     </w:tblStylePr>
   </w:style>
-  <w:style w:type="table" w:styleId="768">
+  <w:style w:type="table" w:styleId="776">
     <w:name w:val="List Table 7 Colorful - Accent 4"/>
-    <w:basedOn w:val="811"/>
+    <w:basedOn w:val="819"/>
     <w:uiPriority w:val="99"/>
     <w:pPr>
       <w:spacing w:after="0" w:line="240" w:lineRule="auto"/>
@@ -14762,9 +14208,9 @@
       </w:rPr>
     </w:tblStylePr>
   </w:style>
-  <w:style w:type="table" w:styleId="769">
+  <w:style w:type="table" w:styleId="777">
     <w:name w:val="List Table 7 Colorful - Accent 5"/>
-    <w:basedOn w:val="811"/>
+    <w:basedOn w:val="819"/>
     <w:uiPriority w:val="99"/>
     <w:pPr>
       <w:spacing w:after="0" w:line="240" w:lineRule="auto"/>
@@ -14878,9 +14324,9 @@
       </w:rPr>
     </w:tblStylePr>
   </w:style>
-  <w:style w:type="table" w:styleId="770">
+  <w:style w:type="table" w:styleId="778">
     <w:name w:val="List Table 7 Colorful - Accent 6"/>
-    <w:basedOn w:val="811"/>
+    <w:basedOn w:val="819"/>
     <w:uiPriority w:val="99"/>
     <w:pPr>
       <w:spacing w:after="0" w:line="240" w:lineRule="auto"/>
@@ -14994,9 +14440,9 @@
       </w:rPr>
     </w:tblStylePr>
   </w:style>
-  <w:style w:type="table" w:styleId="771">
+  <w:style w:type="table" w:styleId="779">
     <w:name w:val="Lined - Accent"/>
-    <w:basedOn w:val="811"/>
+    <w:basedOn w:val="819"/>
     <w:uiPriority w:val="99"/>
     <w:pPr>
       <w:spacing w:after="0" w:line="240" w:lineRule="auto"/>
@@ -15084,9 +14530,9 @@
       </w:tcPr>
     </w:tblStylePr>
   </w:style>
-  <w:style w:type="table" w:styleId="772">
+  <w:style w:type="table" w:styleId="780">
     <w:name w:val="Lined - Accent 1"/>
-    <w:basedOn w:val="811"/>
+    <w:basedOn w:val="819"/>
     <w:uiPriority w:val="99"/>
     <w:pPr>
       <w:spacing w:after="0" w:line="240" w:lineRule="auto"/>
@@ -15174,9 +14620,9 @@
       </w:tcPr>
     </w:tblStylePr>
   </w:style>
-  <w:style w:type="table" w:styleId="773">
+  <w:style w:type="table" w:styleId="781">
     <w:name w:val="Lined - Accent 2"/>
-    <w:basedOn w:val="811"/>
+    <w:basedOn w:val="819"/>
     <w:uiPriority w:val="99"/>
     <w:pPr>
       <w:spacing w:after="0" w:line="240" w:lineRule="auto"/>
@@ -15264,9 +14710,9 @@
       </w:tcPr>
     </w:tblStylePr>
   </w:style>
-  <w:style w:type="table" w:styleId="774">
+  <w:style w:type="table" w:styleId="782">
     <w:name w:val="Lined - Accent 3"/>
-    <w:basedOn w:val="811"/>
+    <w:basedOn w:val="819"/>
     <w:uiPriority w:val="99"/>
     <w:pPr>
       <w:spacing w:after="0" w:line="240" w:lineRule="auto"/>
@@ -15354,9 +14800,9 @@
       </w:tcPr>
     </w:tblStylePr>
   </w:style>
-  <w:style w:type="table" w:styleId="775">
+  <w:style w:type="table" w:styleId="783">
     <w:name w:val="Lined - Accent 4"/>
-    <w:basedOn w:val="811"/>
+    <w:basedOn w:val="819"/>
     <w:uiPriority w:val="99"/>
     <w:pPr>
       <w:spacing w:after="0" w:line="240" w:lineRule="auto"/>
@@ -15444,9 +14890,9 @@
       </w:tcPr>
     </w:tblStylePr>
   </w:style>
-  <w:style w:type="table" w:styleId="776">
+  <w:style w:type="table" w:styleId="784">
     <w:name w:val="Lined - Accent 5"/>
-    <w:basedOn w:val="811"/>
+    <w:basedOn w:val="819"/>
     <w:uiPriority w:val="99"/>
     <w:pPr>
       <w:spacing w:after="0" w:line="240" w:lineRule="auto"/>
@@ -15534,9 +14980,9 @@
       </w:tcPr>
     </w:tblStylePr>
   </w:style>
-  <w:style w:type="table" w:styleId="777">
+  <w:style w:type="table" w:styleId="785">
     <w:name w:val="Lined - Accent 6"/>
-    <w:basedOn w:val="811"/>
+    <w:basedOn w:val="819"/>
     <w:uiPriority w:val="99"/>
     <w:pPr>
       <w:spacing w:after="0" w:line="240" w:lineRule="auto"/>
@@ -15624,9 +15070,9 @@
       </w:tcPr>
     </w:tblStylePr>
   </w:style>
-  <w:style w:type="table" w:styleId="778">
+  <w:style w:type="table" w:styleId="786">
     <w:name w:val="Bordered &amp; Lined - Accent"/>
-    <w:basedOn w:val="811"/>
+    <w:basedOn w:val="819"/>
     <w:uiPriority w:val="99"/>
     <w:pPr>
       <w:spacing w:after="0" w:line="240" w:lineRule="auto"/>
@@ -15722,9 +15168,9 @@
       </w:tcPr>
     </w:tblStylePr>
   </w:style>
-  <w:style w:type="table" w:styleId="779">
+  <w:style w:type="table" w:styleId="787">
     <w:name w:val="Bordered &amp; Lined - Accent 1"/>
-    <w:basedOn w:val="811"/>
+    <w:basedOn w:val="819"/>
     <w:uiPriority w:val="99"/>
     <w:pPr>
       <w:spacing w:after="0" w:line="240" w:lineRule="auto"/>
@@ -15820,9 +15266,9 @@
       </w:tcPr>
     </w:tblStylePr>
   </w:style>
-  <w:style w:type="table" w:styleId="780">
+  <w:style w:type="table" w:styleId="788">
     <w:name w:val="Bordered &amp; Lined - Accent 2"/>
-    <w:basedOn w:val="811"/>
+    <w:basedOn w:val="819"/>
     <w:uiPriority w:val="99"/>
     <w:pPr>
       <w:spacing w:after="0" w:line="240" w:lineRule="auto"/>
@@ -15918,9 +15364,9 @@
       </w:tcPr>
     </w:tblStylePr>
   </w:style>
-  <w:style w:type="table" w:styleId="781">
+  <w:style w:type="table" w:styleId="789">
     <w:name w:val="Bordered &amp; Lined - Accent 3"/>
-    <w:basedOn w:val="811"/>
+    <w:basedOn w:val="819"/>
     <w:uiPriority w:val="99"/>
     <w:pPr>
       <w:spacing w:after="0" w:line="240" w:lineRule="auto"/>
@@ -16016,9 +15462,9 @@
       </w:tcPr>
     </w:tblStylePr>
   </w:style>
-  <w:style w:type="table" w:styleId="782">
+  <w:style w:type="table" w:styleId="790">
     <w:name w:val="Bordered &amp; Lined - Accent 4"/>
-    <w:basedOn w:val="811"/>
+    <w:basedOn w:val="819"/>
     <w:uiPriority w:val="99"/>
     <w:pPr>
       <w:spacing w:after="0" w:line="240" w:lineRule="auto"/>
@@ -16114,9 +15560,9 @@
       </w:tcPr>
     </w:tblStylePr>
   </w:style>
-  <w:style w:type="table" w:styleId="783">
+  <w:style w:type="table" w:styleId="791">
     <w:name w:val="Bordered &amp; Lined - Accent 5"/>
-    <w:basedOn w:val="811"/>
+    <w:basedOn w:val="819"/>
     <w:uiPriority w:val="99"/>
     <w:pPr>
       <w:spacing w:after="0" w:line="240" w:lineRule="auto"/>
@@ -16212,9 +15658,9 @@
       </w:tcPr>
     </w:tblStylePr>
   </w:style>
-  <w:style w:type="table" w:styleId="784">
+  <w:style w:type="table" w:styleId="792">
     <w:name w:val="Bordered &amp; Lined - Accent 6"/>
-    <w:basedOn w:val="811"/>
+    <w:basedOn w:val="819"/>
     <w:uiPriority w:val="99"/>
     <w:pPr>
       <w:spacing w:after="0" w:line="240" w:lineRule="auto"/>
@@ -16310,9 +15756,9 @@
       </w:tcPr>
     </w:tblStylePr>
   </w:style>
-  <w:style w:type="table" w:styleId="785">
+  <w:style w:type="table" w:styleId="793">
     <w:name w:val="Bordered"/>
-    <w:basedOn w:val="811"/>
+    <w:basedOn w:val="819"/>
     <w:uiPriority w:val="99"/>
     <w:pPr>
       <w:spacing w:after="0" w:line="240" w:lineRule="auto"/>
@@ -16389,9 +15835,9 @@
       </w:tcPr>
     </w:tblStylePr>
   </w:style>
-  <w:style w:type="table" w:styleId="786">
+  <w:style w:type="table" w:styleId="794">
     <w:name w:val="Bordered - Accent 1"/>
-    <w:basedOn w:val="811"/>
+    <w:basedOn w:val="819"/>
     <w:uiPriority w:val="99"/>
     <w:pPr>
       <w:spacing w:after="0" w:line="240" w:lineRule="auto"/>
@@ -16468,9 +15914,9 @@
       </w:tcPr>
     </w:tblStylePr>
   </w:style>
-  <w:style w:type="table" w:styleId="787">
+  <w:style w:type="table" w:styleId="795">
     <w:name w:val="Bordered - Accent 2"/>
-    <w:basedOn w:val="811"/>
+    <w:basedOn w:val="819"/>
     <w:uiPriority w:val="99"/>
     <w:pPr>
       <w:spacing w:after="0" w:line="240" w:lineRule="auto"/>
@@ -16547,9 +15993,9 @@
       </w:tcPr>
     </w:tblStylePr>
   </w:style>
-  <w:style w:type="table" w:styleId="788">
+  <w:style w:type="table" w:styleId="796">
     <w:name w:val="Bordered - Accent 3"/>
-    <w:basedOn w:val="811"/>
+    <w:basedOn w:val="819"/>
     <w:uiPriority w:val="99"/>
     <w:pPr>
       <w:spacing w:after="0" w:line="240" w:lineRule="auto"/>
@@ -16626,9 +16072,9 @@
       </w:tcPr>
     </w:tblStylePr>
   </w:style>
-  <w:style w:type="table" w:styleId="789">
+  <w:style w:type="table" w:styleId="797">
     <w:name w:val="Bordered - Accent 4"/>
-    <w:basedOn w:val="811"/>
+    <w:basedOn w:val="819"/>
     <w:uiPriority w:val="99"/>
     <w:pPr>
       <w:spacing w:after="0" w:line="240" w:lineRule="auto"/>
@@ -16705,9 +16151,9 @@
       </w:tcPr>
     </w:tblStylePr>
   </w:style>
-  <w:style w:type="table" w:styleId="790">
+  <w:style w:type="table" w:styleId="798">
     <w:name w:val="Bordered - Accent 5"/>
-    <w:basedOn w:val="811"/>
+    <w:basedOn w:val="819"/>
     <w:uiPriority w:val="99"/>
     <w:pPr>
       <w:spacing w:after="0" w:line="240" w:lineRule="auto"/>
@@ -16784,9 +16230,9 @@
       </w:tcPr>
     </w:tblStylePr>
   </w:style>
-  <w:style w:type="table" w:styleId="791">
+  <w:style w:type="table" w:styleId="799">
     <w:name w:val="Bordered - Accent 6"/>
-    <w:basedOn w:val="811"/>
+    <w:basedOn w:val="819"/>
     <w:uiPriority w:val="99"/>
     <w:pPr>
       <w:spacing w:after="0" w:line="240" w:lineRule="auto"/>
@@ -16863,7 +16309,7 @@
       </w:tcPr>
     </w:tblStylePr>
   </w:style>
-  <w:style w:type="character" w:styleId="792">
+  <w:style w:type="character" w:styleId="800">
     <w:name w:val="Hyperlink"/>
     <w:uiPriority w:val="99"/>
     <w:unhideWhenUsed/>
@@ -16872,10 +16318,10 @@
       <w:u w:val="single"/>
     </w:rPr>
   </w:style>
-  <w:style w:type="paragraph" w:styleId="793">
+  <w:style w:type="paragraph" w:styleId="801">
     <w:name w:val="footnote text"/>
-    <w:basedOn w:val="810"/>
-    <w:link w:val="794"/>
+    <w:basedOn w:val="818"/>
+    <w:link w:val="802"/>
     <w:uiPriority w:val="99"/>
     <w:semiHidden/>
     <w:unhideWhenUsed/>
@@ -16886,15 +16332,15 @@
       <w:sz w:val="18"/>
     </w:rPr>
   </w:style>
-  <w:style w:type="character" w:styleId="794">
+  <w:style w:type="character" w:styleId="802">
     <w:name w:val="Footnote Text Char"/>
-    <w:link w:val="793"/>
+    <w:link w:val="801"/>
     <w:uiPriority w:val="99"/>
     <w:rPr>
       <w:sz w:val="18"/>
     </w:rPr>
   </w:style>
-  <w:style w:type="character" w:styleId="795">
+  <w:style w:type="character" w:styleId="803">
     <w:name w:val="footnote reference"/>
     <w:uiPriority w:val="99"/>
     <w:unhideWhenUsed/>
@@ -16902,10 +16348,10 @@
       <w:vertAlign w:val="superscript"/>
     </w:rPr>
   </w:style>
-  <w:style w:type="paragraph" w:styleId="796">
+  <w:style w:type="paragraph" w:styleId="804">
     <w:name w:val="endnote text"/>
-    <w:basedOn w:val="810"/>
-    <w:link w:val="797"/>
+    <w:basedOn w:val="818"/>
+    <w:link w:val="805"/>
     <w:uiPriority w:val="99"/>
     <w:semiHidden/>
     <w:unhideWhenUsed/>
@@ -16916,15 +16362,15 @@
       <w:sz w:val="20"/>
     </w:rPr>
   </w:style>
-  <w:style w:type="character" w:styleId="797">
+  <w:style w:type="character" w:styleId="805">
     <w:name w:val="Endnote Text Char"/>
-    <w:link w:val="796"/>
+    <w:link w:val="804"/>
     <w:uiPriority w:val="99"/>
     <w:rPr>
       <w:sz w:val="20"/>
     </w:rPr>
   </w:style>
-  <w:style w:type="character" w:styleId="798">
+  <w:style w:type="character" w:styleId="806">
     <w:name w:val="endnote reference"/>
     <w:uiPriority w:val="99"/>
     <w:semiHidden/>
@@ -16933,10 +16379,10 @@
       <w:vertAlign w:val="superscript"/>
     </w:rPr>
   </w:style>
-  <w:style w:type="paragraph" w:styleId="799">
+  <w:style w:type="paragraph" w:styleId="807">
     <w:name w:val="toc 1"/>
-    <w:basedOn w:val="810"/>
-    <w:next w:val="810"/>
+    <w:basedOn w:val="818"/>
+    <w:next w:val="818"/>
     <w:uiPriority w:val="39"/>
     <w:unhideWhenUsed/>
     <w:pPr>
@@ -16944,10 +16390,10 @@
       <w:spacing w:after="57"/>
     </w:pPr>
   </w:style>
-  <w:style w:type="paragraph" w:styleId="800">
+  <w:style w:type="paragraph" w:styleId="808">
     <w:name w:val="toc 2"/>
-    <w:basedOn w:val="810"/>
-    <w:next w:val="810"/>
+    <w:basedOn w:val="818"/>
+    <w:next w:val="818"/>
     <w:uiPriority w:val="39"/>
     <w:unhideWhenUsed/>
     <w:pPr>
@@ -16955,10 +16401,10 @@
       <w:spacing w:after="57"/>
     </w:pPr>
   </w:style>
-  <w:style w:type="paragraph" w:styleId="801">
+  <w:style w:type="paragraph" w:styleId="809">
     <w:name w:val="toc 3"/>
-    <w:basedOn w:val="810"/>
-    <w:next w:val="810"/>
+    <w:basedOn w:val="818"/>
+    <w:next w:val="818"/>
     <w:uiPriority w:val="39"/>
     <w:unhideWhenUsed/>
     <w:pPr>
@@ -16966,10 +16412,10 @@
       <w:spacing w:after="57"/>
     </w:pPr>
   </w:style>
-  <w:style w:type="paragraph" w:styleId="802">
+  <w:style w:type="paragraph" w:styleId="810">
     <w:name w:val="toc 4"/>
-    <w:basedOn w:val="810"/>
-    <w:next w:val="810"/>
+    <w:basedOn w:val="818"/>
+    <w:next w:val="818"/>
     <w:uiPriority w:val="39"/>
     <w:unhideWhenUsed/>
     <w:pPr>
@@ -16977,10 +16423,10 @@
       <w:spacing w:after="57"/>
     </w:pPr>
   </w:style>
-  <w:style w:type="paragraph" w:styleId="803">
+  <w:style w:type="paragraph" w:styleId="811">
     <w:name w:val="toc 5"/>
-    <w:basedOn w:val="810"/>
-    <w:next w:val="810"/>
+    <w:basedOn w:val="818"/>
+    <w:next w:val="818"/>
     <w:uiPriority w:val="39"/>
     <w:unhideWhenUsed/>
     <w:pPr>
@@ -16988,10 +16434,10 @@
       <w:spacing w:after="57"/>
     </w:pPr>
   </w:style>
-  <w:style w:type="paragraph" w:styleId="804">
+  <w:style w:type="paragraph" w:styleId="812">
     <w:name w:val="toc 6"/>
-    <w:basedOn w:val="810"/>
-    <w:next w:val="810"/>
+    <w:basedOn w:val="818"/>
+    <w:next w:val="818"/>
     <w:uiPriority w:val="39"/>
     <w:unhideWhenUsed/>
     <w:pPr>
@@ -16999,10 +16445,10 @@
       <w:spacing w:after="57"/>
     </w:pPr>
   </w:style>
-  <w:style w:type="paragraph" w:styleId="805">
+  <w:style w:type="paragraph" w:styleId="813">
     <w:name w:val="toc 7"/>
-    <w:basedOn w:val="810"/>
-    <w:next w:val="810"/>
+    <w:basedOn w:val="818"/>
+    <w:next w:val="818"/>
     <w:uiPriority w:val="39"/>
     <w:unhideWhenUsed/>
     <w:pPr>
@@ -17010,10 +16456,10 @@
       <w:spacing w:after="57"/>
     </w:pPr>
   </w:style>
-  <w:style w:type="paragraph" w:styleId="806">
+  <w:style w:type="paragraph" w:styleId="814">
     <w:name w:val="toc 8"/>
-    <w:basedOn w:val="810"/>
-    <w:next w:val="810"/>
+    <w:basedOn w:val="818"/>
+    <w:next w:val="818"/>
     <w:uiPriority w:val="39"/>
     <w:unhideWhenUsed/>
     <w:pPr>
@@ -17021,10 +16467,10 @@
       <w:spacing w:after="57"/>
     </w:pPr>
   </w:style>
-  <w:style w:type="paragraph" w:styleId="807">
+  <w:style w:type="paragraph" w:styleId="815">
     <w:name w:val="toc 9"/>
-    <w:basedOn w:val="810"/>
-    <w:next w:val="810"/>
+    <w:basedOn w:val="818"/>
+    <w:next w:val="818"/>
     <w:uiPriority w:val="39"/>
     <w:unhideWhenUsed/>
     <w:pPr>
@@ -17032,26 +16478,26 @@
       <w:spacing w:after="57"/>
     </w:pPr>
   </w:style>
-  <w:style w:type="paragraph" w:styleId="808">
+  <w:style w:type="paragraph" w:styleId="816">
     <w:name w:val="TOC Heading"/>
     <w:uiPriority w:val="39"/>
     <w:unhideWhenUsed/>
   </w:style>
-  <w:style w:type="paragraph" w:styleId="809">
+  <w:style w:type="paragraph" w:styleId="817">
     <w:name w:val="table of figures"/>
-    <w:basedOn w:val="810"/>
-    <w:next w:val="810"/>
+    <w:basedOn w:val="818"/>
+    <w:next w:val="818"/>
     <w:uiPriority w:val="99"/>
     <w:unhideWhenUsed/>
     <w:pPr>
       <w:spacing w:after="0" w:afterAutospacing="0"/>
     </w:pPr>
   </w:style>
-  <w:style w:type="paragraph" w:styleId="810" w:default="1">
+  <w:style w:type="paragraph" w:styleId="818" w:default="1">
     <w:name w:val="Normal"/>
     <w:qFormat/>
   </w:style>
-  <w:style w:type="table" w:styleId="811" w:default="1">
+  <w:style w:type="table" w:styleId="819" w:default="1">
     <w:name w:val="Normal Table"/>
     <w:uiPriority w:val="99"/>
     <w:semiHidden/>
@@ -17066,24 +16512,24 @@
       </w:tblCellMar>
     </w:tblPr>
   </w:style>
-  <w:style w:type="numbering" w:styleId="812" w:default="1">
+  <w:style w:type="numbering" w:styleId="820" w:default="1">
     <w:name w:val="No List"/>
     <w:uiPriority w:val="99"/>
     <w:semiHidden/>
     <w:unhideWhenUsed/>
   </w:style>
-  <w:style w:type="paragraph" w:styleId="813">
+  <w:style w:type="paragraph" w:styleId="821">
     <w:name w:val="No Spacing"/>
-    <w:basedOn w:val="810"/>
+    <w:basedOn w:val="818"/>
     <w:uiPriority w:val="1"/>
     <w:qFormat/>
     <w:pPr>
       <w:spacing w:after="0" w:line="240" w:lineRule="auto"/>
     </w:pPr>
   </w:style>
-  <w:style w:type="paragraph" w:styleId="814">
+  <w:style w:type="paragraph" w:styleId="822">
     <w:name w:val="List Paragraph"/>
-    <w:basedOn w:val="810"/>
+    <w:basedOn w:val="818"/>
     <w:uiPriority w:val="34"/>
     <w:qFormat/>
     <w:pPr>
@@ -17091,7 +16537,7 @@
       <w:ind w:left="720"/>
     </w:pPr>
   </w:style>
-  <w:style w:type="character" w:styleId="815" w:default="1">
+  <w:style w:type="character" w:styleId="823" w:default="1">
     <w:name w:val="Default Paragraph Font"/>
     <w:uiPriority w:val="1"/>
     <w:semiHidden/>
